--- a/LLDD/word/FE/LLDD-FE-Report.docx
+++ b/LLDD/word/FE/LLDD-FE-Report.docx
@@ -3909,7 +3909,7 @@
                 <w:b w:val="0"/>
                 <w:sz w:val="18"/>
               </w:rPr>
-              <w:t>GET /api/v1/stores/search; GET /api/v1/reports/status-summary; GET /api/v1/reports/status-summary/export</w:t>
+              <w:t>GET /store/search (ระบบ SBP เดิม); GET /api/v1/reports/status-summary; GET /api/v1/reports/status-summary/export</w:t>
             </w:r>
           </w:p>
         </w:tc>
@@ -4689,7 +4689,7 @@
                 <w:b w:val="0"/>
                 <w:sz w:val="18"/>
               </w:rPr>
-              <w:t>GET /api/v1/stores/search</w:t>
+              <w:t>GET /store/search (ระบบ SBP เดิม)</w:t>
             </w:r>
           </w:p>
         </w:tc>
@@ -5054,7 +5054,7 @@
                 <w:b w:val="0"/>
                 <w:sz w:val="18"/>
               </w:rPr>
-              <w:t>GET /api/v1/stores/search?type=impacted</w:t>
+              <w:t>GET /store/search (ระบบ SBP เดิม)</w:t>
             </w:r>
           </w:p>
         </w:tc>
@@ -6211,7 +6211,7 @@
                 <w:b w:val="0"/>
                 <w:sz w:val="18"/>
               </w:rPr>
-              <w:t>GET /api/v1/stores/search?type=impacted</w:t>
+              <w:t>GET /store/search (ระบบ SBP เดิม)</w:t>
             </w:r>
           </w:p>
         </w:tc>
@@ -6703,7 +6703,7 @@
         <w:pageBreakBefore w:val="0"/>
       </w:pPr>
       <w:r>
-        <w:t>GET /api/v1/stores/search</w:t>
+        <w:t>GET /store/search (ระบบ SBP เดิม)</w:t>
       </w:r>
     </w:p>
     <w:p>
@@ -9180,7 +9180,7 @@
               <w:br/>
               <w:t xml:space="preserve">      "createdDate": "2026-06-12",</w:t>
               <w:br/>
-              <w:t xml:space="preserve">      "docNo": "2569/00123"</w:t>
+              <w:t xml:space="preserve">      "docNo": "2026/00123"</w:t>
               <w:br/>
               <w:t xml:space="preserve">    }</w:t>
               <w:br/>

--- a/LLDD/word/FE/LLDD-FE-Report.docx
+++ b/LLDD/word/FE/LLDD-FE-Report.docx
@@ -520,7 +520,7 @@
         <w:keepLines/>
       </w:pPr>
       <w:r>
-        <w:t>Report filters</w:t>
+        <w:t>Report filters (layout 2026-08-06: รหัสร้าน|ชื่อร้าน · ร้านเปิดใหม่|ประเภทร้าน A/B/C/E · เดือน/ปี From-To เต็มแถว · สถานะ|ผลการพิจารณา · ภาค · Period Statement)</w:t>
       </w:r>
     </w:p>
     <w:p>
@@ -529,7 +529,7 @@
         <w:keepLines/>
       </w:pPr>
       <w:r>
-        <w:t>Summary table</w:t>
+        <w:t>Summary table (sortable 19 columns)</w:t>
       </w:r>
     </w:p>
     <w:p>
@@ -578,7 +578,7 @@
       <w:r>
         <w:drawing>
           <wp:inline xmlns:a="http://schemas.openxmlformats.org/drawingml/2006/main" xmlns:pic="http://schemas.openxmlformats.org/drawingml/2006/picture">
-            <wp:extent cx="5669280" cy="3964559"/>
+            <wp:extent cx="5669280" cy="3976370"/>
             <wp:docPr id="1" name="Picture 1"/>
             <wp:cNvGraphicFramePr>
               <a:graphicFrameLocks noChangeAspect="1"/>
@@ -599,7 +599,7 @@
                   <pic:spPr>
                     <a:xfrm>
                       <a:off x="0" y="0"/>
-                      <a:ext cx="5669280" cy="3964559"/>
+                      <a:ext cx="5669280" cy="3976370"/>
                     </a:xfrm>
                     <a:prstGeom prst="rect"/>
                   </pic:spPr>
@@ -631,7 +631,7 @@
       <w:r>
         <w:drawing>
           <wp:inline xmlns:a="http://schemas.openxmlformats.org/drawingml/2006/main" xmlns:pic="http://schemas.openxmlformats.org/drawingml/2006/picture">
-            <wp:extent cx="5669280" cy="3964559"/>
+            <wp:extent cx="5669280" cy="3972433"/>
             <wp:docPr id="2" name="Picture 2"/>
             <wp:cNvGraphicFramePr>
               <a:graphicFrameLocks noChangeAspect="1"/>
@@ -652,7 +652,7 @@
                   <pic:spPr>
                     <a:xfrm>
                       <a:off x="0" y="0"/>
-                      <a:ext cx="5669280" cy="3964559"/>
+                      <a:ext cx="5669280" cy="3972433"/>
                     </a:xfrm>
                     <a:prstGeom prst="rect"/>
                   </pic:spPr>
@@ -4169,7 +4169,7 @@
                 <w:b w:val="0"/>
                 <w:sz w:val="18"/>
               </w:rPr>
-              <w:t>Report filters</w:t>
+              <w:t>Report filters (layout 2026-08-06: รหัสร้าน|ชื่อร้าน · ร้านเปิดใหม่|ประเภทร้าน A/B/C/E · เดือน/ปี From-To เต็มแถว · สถานะ|ผลการพิจารณา · ภาค · Period Statement)</w:t>
             </w:r>
           </w:p>
         </w:tc>
@@ -4258,7 +4258,7 @@
                 <w:b w:val="0"/>
                 <w:sz w:val="18"/>
               </w:rPr>
-              <w:t>Summary table</w:t>
+              <w:t>Summary table (sortable 19 columns)</w:t>
             </w:r>
           </w:p>
         </w:tc>
@@ -13619,7 +13619,7 @@
                 <w:b w:val="0"/>
                 <w:sz w:val="18"/>
               </w:rPr>
-              <w:t>แปลงวันที่ ค.ศ. จาก API เป็น พ.ศ. สำหรับแสดง</w:t>
+              <w:t>แสดงวันที่เป็น ค.ศ. ตามระบบ SBP เดิม (ไม่แปลงเป็น พ.ศ. — ตัดสินใจ 2026-08-06)</w:t>
             </w:r>
           </w:p>
         </w:tc>

--- a/LLDD/word/FE/LLDD-FE-Report.docx
+++ b/LLDD/word/FE/LLDD-FE-Report.docx
@@ -491,7 +491,7 @@
                 <w:b w:val="0"/>
                 <w:sz w:val="18"/>
               </w:rPr>
-              <w:t>สร้างรายงานตรวจสอบประกันรายได้พร้อม Preview และ Export CSV</w:t>
+              <w:t>สร้างรายงานตรวจสอบประกันรายได้ตาม SDD สไลด์ 60 (7 ตัวกรอง / 14 คอลัมน์) พร้อมค้นหาข้อมูลและ Export Excel</w:t>
             </w:r>
           </w:p>
         </w:tc>
@@ -520,7 +520,7 @@
         <w:keepLines/>
       </w:pPr>
       <w:r>
-        <w:t>Report filters (layout 2026-08-06: รหัสร้าน|ชื่อร้าน · ร้านเปิดใหม่|ประเภทร้าน A/B/C/E · เดือน/ปี From-To เต็มแถว · สถานะ|ผลการพิจารณา · ภาค · Period Statement)</w:t>
+        <w:t>Report filters (SDD slide 60 · 2026-08-06: สถานะ*|รหัสร้านถูกกระทบ · รหัสร้านเปิดกระทบ|ประเภทร้าน A/B/C/E · Period Statement From-To (date, ค.ศ.) เต็มแถว · ภาคเต็มแถว · ผลการพิจารณาเต็มแถว)</w:t>
       </w:r>
     </w:p>
     <w:p>
@@ -529,7 +529,7 @@
         <w:keepLines/>
       </w:pPr>
       <w:r>
-        <w:t>Summary table (sortable 19 columns)</w:t>
+        <w:t>Summary table (sortable 14 columns)</w:t>
       </w:r>
     </w:p>
     <w:p>
@@ -538,16 +538,7 @@
         <w:keepLines/>
       </w:pPr>
       <w:r>
-        <w:t>Preview/detail modal</w:t>
-      </w:r>
-    </w:p>
-    <w:p>
-      <w:pPr>
-        <w:pStyle w:val="ListBullet"/>
-        <w:keepLines/>
-      </w:pPr>
-      <w:r>
-        <w:t>Export action</w:t>
+        <w:t>Export Excel action</w:t>
       </w:r>
     </w:p>
     <w:p>
@@ -578,7 +569,7 @@
       <w:r>
         <w:drawing>
           <wp:inline xmlns:a="http://schemas.openxmlformats.org/drawingml/2006/main" xmlns:pic="http://schemas.openxmlformats.org/drawingml/2006/picture">
-            <wp:extent cx="5669280" cy="3976370"/>
+            <wp:extent cx="5669280" cy="3291332"/>
             <wp:docPr id="1" name="Picture 1"/>
             <wp:cNvGraphicFramePr>
               <a:graphicFrameLocks noChangeAspect="1"/>
@@ -599,7 +590,7 @@
                   <pic:spPr>
                     <a:xfrm>
                       <a:off x="0" y="0"/>
-                      <a:ext cx="5669280" cy="3976370"/>
+                      <a:ext cx="5669280" cy="3291332"/>
                     </a:xfrm>
                     <a:prstGeom prst="rect"/>
                   </pic:spPr>
@@ -631,7 +622,7 @@
       <w:r>
         <w:drawing>
           <wp:inline xmlns:a="http://schemas.openxmlformats.org/drawingml/2006/main" xmlns:pic="http://schemas.openxmlformats.org/drawingml/2006/picture">
-            <wp:extent cx="5669280" cy="3972433"/>
+            <wp:extent cx="5669280" cy="3287395"/>
             <wp:docPr id="2" name="Picture 2"/>
             <wp:cNvGraphicFramePr>
               <a:graphicFrameLocks noChangeAspect="1"/>
@@ -652,7 +643,7 @@
                   <pic:spPr>
                     <a:xfrm>
                       <a:off x="0" y="0"/>
-                      <a:ext cx="5669280" cy="3972433"/>
+                      <a:ext cx="5669280" cy="3287395"/>
                     </a:xfrm>
                     <a:prstGeom prst="rect"/>
                   </pic:spPr>
@@ -3956,7 +3947,7 @@
                 <w:b w:val="0"/>
                 <w:sz w:val="18"/>
               </w:rPr>
-              <w:t>เปิดหน้า Report; โหลด reference status/region/store type ถ้ามี API; ผู้ใช้ระบุ filter; Validate status/result และช่วงเดือน</w:t>
+              <w:t>เปิดหน้า Report; โหลด reference status/region/store type ถ้ามี API (ภาคใหม่แสดง checkbox อัตโนมัติ); ผู้ใช้ระบุ filter 7 ตัวตาม SDD สไลด์ 60; Validate status (required) · คู่รหัสร้านถูกกระทบ-เปิดกระทบ · Period Statement บังคับเมื่อสถานะ = เสร็จสิ้นดำเนินการ</w:t>
             </w:r>
           </w:p>
         </w:tc>
@@ -4169,49 +4160,49 @@
                 <w:b w:val="0"/>
                 <w:sz w:val="18"/>
               </w:rPr>
-              <w:t>Report filters (layout 2026-08-06: รหัสร้าน|ชื่อร้าน · ร้านเปิดใหม่|ประเภทร้าน A/B/C/E · เดือน/ปี From-To เต็มแถว · สถานะ|ผลการพิจารณา · ภาค · Period Statement)</w:t>
-            </w:r>
-          </w:p>
-        </w:tc>
-        <w:tc>
-          <w:tcPr>
-            <w:tcW w:type="dxa" w:w="2520"/>
-            <w:vAlign w:val="center"/>
-          </w:tcPr>
-          <w:p>
-            <w:pPr>
-              <w:keepLines/>
-              <w:spacing w:after="0"/>
-            </w:pPr>
-            <w:r/>
-            <w:r>
-              <w:rPr>
-                <w:rFonts w:ascii="Arial" w:hAnsi="Arial" w:eastAsia="Arial"/>
-                <w:b w:val="0"/>
-                <w:sz w:val="18"/>
-              </w:rPr>
-              <w:t>จัดการ filter store/month/type/status/result/region/statement period พร้อม dependency validation</w:t>
-            </w:r>
-          </w:p>
-        </w:tc>
-        <w:tc>
-          <w:tcPr>
-            <w:tcW w:type="dxa" w:w="2520"/>
-            <w:vAlign w:val="center"/>
-          </w:tcPr>
-          <w:p>
-            <w:pPr>
-              <w:keepLines/>
-              <w:spacing w:after="0"/>
-            </w:pPr>
-            <w:r/>
-            <w:r>
-              <w:rPr>
-                <w:rFonts w:ascii="Arial" w:hAnsi="Arial" w:eastAsia="Arial"/>
-                <w:b w:val="0"/>
-                <w:sz w:val="18"/>
-              </w:rPr>
-              <w:t>status/result required และช่วง from-to ทุกคู่ตรวจผ่านก่อน Preview/Export</w:t>
+              <w:t>Report filters (SDD slide 60 · 2026-08-06: สถานะ*|รหัสร้านถูกกระทบ · รหัสร้านเปิดกระทบ|ประเภทร้าน A/B/C/E · Period Statement From-To (date, ค.ศ.) เต็มแถว · ภาคเต็มแถว · ผลการพิจารณาเต็มแถว)</w:t>
+            </w:r>
+          </w:p>
+        </w:tc>
+        <w:tc>
+          <w:tcPr>
+            <w:tcW w:type="dxa" w:w="2520"/>
+            <w:vAlign w:val="center"/>
+          </w:tcPr>
+          <w:p>
+            <w:pPr>
+              <w:keepLines/>
+              <w:spacing w:after="0"/>
+            </w:pPr>
+            <w:r/>
+            <w:r>
+              <w:rPr>
+                <w:rFonts w:ascii="Arial" w:hAnsi="Arial" w:eastAsia="Arial"/>
+                <w:b w:val="0"/>
+                <w:sz w:val="18"/>
+              </w:rPr>
+              <w:t>จัดการ filter 7 ตัวตาม SDD สไลด์ 60 (status, impacted/new store code, store type, period statement, region, result) พร้อม dependency validation</w:t>
+            </w:r>
+          </w:p>
+        </w:tc>
+        <w:tc>
+          <w:tcPr>
+            <w:tcW w:type="dxa" w:w="2520"/>
+            <w:vAlign w:val="center"/>
+          </w:tcPr>
+          <w:p>
+            <w:pPr>
+              <w:keepLines/>
+              <w:spacing w:after="0"/>
+            </w:pPr>
+            <w:r/>
+            <w:r>
+              <w:rPr>
+                <w:rFonts w:ascii="Arial" w:hAnsi="Arial" w:eastAsia="Arial"/>
+                <w:b w:val="0"/>
+                <w:sz w:val="18"/>
+              </w:rPr>
+              <w:t>status required, คู่รหัสร้านต้องมาด้วยกัน, period statement บังคับเมื่อสถานะ = เสร็จสิ้นดำเนินการ และช่วง from-to ตรวจผ่านก่อนค้นหา/Export</w:t>
             </w:r>
           </w:p>
         </w:tc>
@@ -4258,49 +4249,49 @@
                 <w:b w:val="0"/>
                 <w:sz w:val="18"/>
               </w:rPr>
-              <w:t>Summary table (sortable 19 columns)</w:t>
-            </w:r>
-          </w:p>
-        </w:tc>
-        <w:tc>
-          <w:tcPr>
-            <w:tcW w:type="dxa" w:w="2520"/>
-            <w:vAlign w:val="center"/>
-          </w:tcPr>
-          <w:p>
-            <w:pPr>
-              <w:keepLines/>
-              <w:spacing w:after="0"/>
-            </w:pPr>
-            <w:r/>
-            <w:r>
-              <w:rPr>
-                <w:rFonts w:ascii="Arial" w:hAnsi="Arial" w:eastAsia="Arial"/>
-                <w:b w:val="0"/>
-                <w:sz w:val="18"/>
-              </w:rPr>
-              <w:t>map response เป็น summary line, chart และตาราง 19 คอลัมน์ด้วย formatter กลาง</w:t>
-            </w:r>
-          </w:p>
-        </w:tc>
-        <w:tc>
-          <w:tcPr>
-            <w:tcW w:type="dxa" w:w="2520"/>
-            <w:vAlign w:val="center"/>
-          </w:tcPr>
-          <w:p>
-            <w:pPr>
-              <w:keepLines/>
-              <w:spacing w:after="0"/>
-            </w:pPr>
-            <w:r/>
-            <w:r>
-              <w:rPr>
-                <w:rFonts w:ascii="Arial" w:hAnsi="Arial" w:eastAsia="Arial"/>
-                <w:b w:val="0"/>
-                <w:sz w:val="18"/>
-              </w:rPr>
-              <w:t>คอลัมน์/ยอดรวม/วันที่/leading zero ตรง response และข้อมูลยอดขายผิดปกติใช้ salesDataDays</w:t>
+              <w:t>Summary table (sortable 14 columns)</w:t>
+            </w:r>
+          </w:p>
+        </w:tc>
+        <w:tc>
+          <w:tcPr>
+            <w:tcW w:type="dxa" w:w="2520"/>
+            <w:vAlign w:val="center"/>
+          </w:tcPr>
+          <w:p>
+            <w:pPr>
+              <w:keepLines/>
+              <w:spacing w:after="0"/>
+            </w:pPr>
+            <w:r/>
+            <w:r>
+              <w:rPr>
+                <w:rFonts w:ascii="Arial" w:hAnsi="Arial" w:eastAsia="Arial"/>
+                <w:b w:val="0"/>
+                <w:sz w:val="18"/>
+              </w:rPr>
+              <w:t>map response เป็น summary line และตาราง 14 คอลัมน์ (SDD สไลด์ 60) ด้วย formatter กลาง</w:t>
+            </w:r>
+          </w:p>
+        </w:tc>
+        <w:tc>
+          <w:tcPr>
+            <w:tcW w:type="dxa" w:w="2520"/>
+            <w:vAlign w:val="center"/>
+          </w:tcPr>
+          <w:p>
+            <w:pPr>
+              <w:keepLines/>
+              <w:spacing w:after="0"/>
+            </w:pPr>
+            <w:r/>
+            <w:r>
+              <w:rPr>
+                <w:rFonts w:ascii="Arial" w:hAnsi="Arial" w:eastAsia="Arial"/>
+                <w:b w:val="0"/>
+                <w:sz w:val="18"/>
+              </w:rPr>
+              <w:t>คอลัมน์/ยอดรวม/วันที่ (ค.ศ.)/leading zero ตรง response และข้อมูลยอดขายผิดปกติใช้ salesDataDays</w:t>
             </w:r>
           </w:p>
         </w:tc>
@@ -4347,49 +4338,49 @@
                 <w:b w:val="0"/>
                 <w:sz w:val="18"/>
               </w:rPr>
-              <w:t>Preview/detail modal</w:t>
-            </w:r>
-          </w:p>
-        </w:tc>
-        <w:tc>
-          <w:tcPr>
-            <w:tcW w:type="dxa" w:w="2520"/>
-            <w:vAlign w:val="center"/>
-          </w:tcPr>
-          <w:p>
-            <w:pPr>
-              <w:keepLines/>
-              <w:spacing w:after="0"/>
-            </w:pPr>
-            <w:r/>
-            <w:r>
-              <w:rPr>
-                <w:rFonts w:ascii="Arial" w:hAnsi="Arial" w:eastAsia="Arial"/>
-                <w:b w:val="0"/>
-                <w:sz w:val="18"/>
-              </w:rPr>
-              <w:t>แสดง preview/detail โดยใช้ filter snapshot เดียวกับผลลัพธ์ที่กำลังดู</w:t>
-            </w:r>
-          </w:p>
-        </w:tc>
-        <w:tc>
-          <w:tcPr>
-            <w:tcW w:type="dxa" w:w="2520"/>
-            <w:vAlign w:val="center"/>
-          </w:tcPr>
-          <w:p>
-            <w:pPr>
-              <w:keepLines/>
-              <w:spacing w:after="0"/>
-            </w:pPr>
-            <w:r/>
-            <w:r>
-              <w:rPr>
-                <w:rFonts w:ascii="Arial" w:hAnsi="Arial" w:eastAsia="Arial"/>
-                <w:b w:val="0"/>
-                <w:sz w:val="18"/>
-              </w:rPr>
-              <w:t>เปิดเอกสารถูก docNo และปิด modal แล้ว filter/table ไม่ reset</w:t>
+              <w:t>Export Excel action</w:t>
+            </w:r>
+          </w:p>
+        </w:tc>
+        <w:tc>
+          <w:tcPr>
+            <w:tcW w:type="dxa" w:w="2520"/>
+            <w:vAlign w:val="center"/>
+          </w:tcPr>
+          <w:p>
+            <w:pPr>
+              <w:keepLines/>
+              <w:spacing w:after="0"/>
+            </w:pPr>
+            <w:r/>
+            <w:r>
+              <w:rPr>
+                <w:rFonts w:ascii="Arial" w:hAnsi="Arial" w:eastAsia="Arial"/>
+                <w:b w:val="0"/>
+                <w:sz w:val="18"/>
+              </w:rPr>
+              <w:t>ส่ง filter snapshot ล่าสุดไป export endpoint และจัดการ download/error state</w:t>
+            </w:r>
+          </w:p>
+        </w:tc>
+        <w:tc>
+          <w:tcPr>
+            <w:tcW w:type="dxa" w:w="2520"/>
+            <w:vAlign w:val="center"/>
+          </w:tcPr>
+          <w:p>
+            <w:pPr>
+              <w:keepLines/>
+              <w:spacing w:after="0"/>
+            </w:pPr>
+            <w:r/>
+            <w:r>
+              <w:rPr>
+                <w:rFonts w:ascii="Arial" w:hAnsi="Arial" w:eastAsia="Arial"/>
+                <w:b w:val="0"/>
+                <w:sz w:val="18"/>
+              </w:rPr>
+              <w:t>Export Excel ใช้เงื่อนไขเดียวกับการค้นหา และชื่อไฟล์/content type (.xlsx) ตรง response</w:t>
             </w:r>
           </w:p>
         </w:tc>
@@ -4436,95 +4427,6 @@
                 <w:b w:val="0"/>
                 <w:sz w:val="18"/>
               </w:rPr>
-              <w:t>Export action</w:t>
-            </w:r>
-          </w:p>
-        </w:tc>
-        <w:tc>
-          <w:tcPr>
-            <w:tcW w:type="dxa" w:w="2520"/>
-            <w:vAlign w:val="center"/>
-          </w:tcPr>
-          <w:p>
-            <w:pPr>
-              <w:keepLines/>
-              <w:spacing w:after="0"/>
-            </w:pPr>
-            <w:r/>
-            <w:r>
-              <w:rPr>
-                <w:rFonts w:ascii="Arial" w:hAnsi="Arial" w:eastAsia="Arial"/>
-                <w:b w:val="0"/>
-                <w:sz w:val="18"/>
-              </w:rPr>
-              <w:t>ส่ง filter snapshot ล่าสุดไป export endpoint และจัดการ queued/download/error state</w:t>
-            </w:r>
-          </w:p>
-        </w:tc>
-        <w:tc>
-          <w:tcPr>
-            <w:tcW w:type="dxa" w:w="2520"/>
-            <w:vAlign w:val="center"/>
-          </w:tcPr>
-          <w:p>
-            <w:pPr>
-              <w:keepLines/>
-              <w:spacing w:after="0"/>
-            </w:pPr>
-            <w:r/>
-            <w:r>
-              <w:rPr>
-                <w:rFonts w:ascii="Arial" w:hAnsi="Arial" w:eastAsia="Arial"/>
-                <w:b w:val="0"/>
-                <w:sz w:val="18"/>
-              </w:rPr>
-              <w:t>export ใช้เงื่อนไขเดียวกับ preview และชื่อไฟล์/content type ตรง response</w:t>
-            </w:r>
-          </w:p>
-        </w:tc>
-      </w:tr>
-      <w:tr>
-        <w:trPr>
-          <w:cantSplit/>
-        </w:trPr>
-        <w:tc>
-          <w:tcPr>
-            <w:tcW w:type="dxa" w:w="2520"/>
-            <w:vAlign w:val="center"/>
-          </w:tcPr>
-          <w:p>
-            <w:pPr>
-              <w:keepLines/>
-              <w:spacing w:after="0"/>
-            </w:pPr>
-            <w:r/>
-            <w:r>
-              <w:rPr>
-                <w:rFonts w:ascii="Arial" w:hAnsi="Arial" w:eastAsia="Arial"/>
-                <w:b w:val="0"/>
-                <w:sz w:val="18"/>
-              </w:rPr>
-              <w:t>C05</w:t>
-            </w:r>
-          </w:p>
-        </w:tc>
-        <w:tc>
-          <w:tcPr>
-            <w:tcW w:type="dxa" w:w="2520"/>
-            <w:vAlign w:val="center"/>
-          </w:tcPr>
-          <w:p>
-            <w:pPr>
-              <w:keepLines/>
-              <w:spacing w:after="0"/>
-            </w:pPr>
-            <w:r/>
-            <w:r>
-              <w:rPr>
-                <w:rFonts w:ascii="Arial" w:hAnsi="Arial" w:eastAsia="Arial"/>
-                <w:b w:val="0"/>
-                <w:sz w:val="18"/>
-              </w:rPr>
               <w:t>Sample data verification</w:t>
             </w:r>
           </w:p>
@@ -4567,7 +4469,7 @@
                 <w:b w:val="0"/>
                 <w:sz w:val="18"/>
               </w:rPr>
-              <w:t>sample verification ครอบคลุม chart/table/export parity โดยไม่ฝังข้อมูลทดสอบใน production</w:t>
+              <w:t>sample verification ครอบคลุม table/export parity 14 คอลัมน์ โดยไม่ฝังข้อมูลทดสอบใน production</w:t>
             </w:r>
           </w:p>
         </w:tc>
@@ -4778,7 +4680,7 @@
                 <w:b w:val="0"/>
                 <w:sz w:val="18"/>
               </w:rPr>
-              <w:t>Preview รายงานและข้อมูล chart/summary</w:t>
+              <w:t>ค้นหาข้อมูลรายงานตรวจสอบประกันรายได้ (14 คอลัมน์ · SDD สไลด์ 60)</w:t>
             </w:r>
           </w:p>
         </w:tc>
@@ -4799,7 +4701,7 @@
                 <w:b w:val="0"/>
                 <w:sz w:val="18"/>
               </w:rPr>
-              <w:t>Preview Report (ปุ่ม Preview Report); Export CSV to Batch (ปุ่ม Export CSV to Batch ด้านบน/ท้าย filter)</w:t>
+              <w:t>ค้นหาข้อมูล (ปุ่ม ค้นหาข้อมูล); Export Excel (ปุ่ม Export Excel ท้าย filter)</w:t>
             </w:r>
           </w:p>
         </w:tc>
@@ -4846,7 +4748,7 @@
                 <w:b w:val="0"/>
                 <w:sz w:val="18"/>
               </w:rPr>
-              <w:t>Export CSV to Batch ด้วย filter เดียวกับ preview</w:t>
+              <w:t>Export Excel ด้วย filter เดียวกับการค้นหา</w:t>
             </w:r>
           </w:p>
         </w:tc>
@@ -4867,7 +4769,7 @@
                 <w:b w:val="0"/>
                 <w:sz w:val="18"/>
               </w:rPr>
-              <w:t>Export CSV to Batch (ปุ่ม Export CSV to Batch ด้านบน/ท้าย filter)</w:t>
+              <w:t>Export Excel (ปุ่ม Export Excel ท้าย filter)</w:t>
             </w:r>
           </w:p>
         </w:tc>
@@ -5101,28 +5003,28 @@
                 <w:b w:val="0"/>
                 <w:sz w:val="18"/>
               </w:rPr>
-              <w:t>Preview Report</w:t>
-            </w:r>
-          </w:p>
-        </w:tc>
-        <w:tc>
-          <w:tcPr>
-            <w:tcW w:type="dxa" w:w="2520"/>
-            <w:vAlign w:val="center"/>
-          </w:tcPr>
-          <w:p>
-            <w:pPr>
-              <w:keepLines/>
-              <w:spacing w:after="0"/>
-            </w:pPr>
-            <w:r/>
-            <w:r>
-              <w:rPr>
-                <w:rFonts w:ascii="Arial" w:hAnsi="Arial" w:eastAsia="Arial"/>
-                <w:b w:val="0"/>
-                <w:sz w:val="18"/>
-              </w:rPr>
-              <w:t>ปุ่ม Preview Report</w:t>
+              <w:t>ค้นหาข้อมูล</w:t>
+            </w:r>
+          </w:p>
+        </w:tc>
+        <w:tc>
+          <w:tcPr>
+            <w:tcW w:type="dxa" w:w="2520"/>
+            <w:vAlign w:val="center"/>
+          </w:tcPr>
+          <w:p>
+            <w:pPr>
+              <w:keepLines/>
+              <w:spacing w:after="0"/>
+            </w:pPr>
+            <w:r/>
+            <w:r>
+              <w:rPr>
+                <w:rFonts w:ascii="Arial" w:hAnsi="Arial" w:eastAsia="Arial"/>
+                <w:b w:val="0"/>
+                <w:sz w:val="18"/>
+              </w:rPr>
+              <w:t>ปุ่ม ค้นหาข้อมูล</w:t>
             </w:r>
           </w:p>
         </w:tc>
@@ -5164,7 +5066,7 @@
                 <w:b w:val="0"/>
                 <w:sz w:val="18"/>
               </w:rPr>
-              <w:t>validate required แล้ว render summary line/chart/table 19 columns</w:t>
+              <w:t>validate status (required) และคู่รหัสร้าน แล้ว render summary line + table 14 columns</w:t>
             </w:r>
           </w:p>
         </w:tc>
@@ -5279,28 +5181,28 @@
                 <w:b w:val="0"/>
                 <w:sz w:val="18"/>
               </w:rPr>
-              <w:t>Export CSV to Batch</w:t>
-            </w:r>
-          </w:p>
-        </w:tc>
-        <w:tc>
-          <w:tcPr>
-            <w:tcW w:type="dxa" w:w="2520"/>
-            <w:vAlign w:val="center"/>
-          </w:tcPr>
-          <w:p>
-            <w:pPr>
-              <w:keepLines/>
-              <w:spacing w:after="0"/>
-            </w:pPr>
-            <w:r/>
-            <w:r>
-              <w:rPr>
-                <w:rFonts w:ascii="Arial" w:hAnsi="Arial" w:eastAsia="Arial"/>
-                <w:b w:val="0"/>
-                <w:sz w:val="18"/>
-              </w:rPr>
-              <w:t>ปุ่ม Export CSV to Batch ด้านบน/ท้าย filter</w:t>
+              <w:t>Export Excel</w:t>
+            </w:r>
+          </w:p>
+        </w:tc>
+        <w:tc>
+          <w:tcPr>
+            <w:tcW w:type="dxa" w:w="2520"/>
+            <w:vAlign w:val="center"/>
+          </w:tcPr>
+          <w:p>
+            <w:pPr>
+              <w:keepLines/>
+              <w:spacing w:after="0"/>
+            </w:pPr>
+            <w:r/>
+            <w:r>
+              <w:rPr>
+                <w:rFonts w:ascii="Arial" w:hAnsi="Arial" w:eastAsia="Arial"/>
+                <w:b w:val="0"/>
+                <w:sz w:val="18"/>
+              </w:rPr>
+              <w:t>ปุ่ม Export Excel ท้าย filter</w:t>
             </w:r>
           </w:p>
         </w:tc>
@@ -5342,7 +5244,7 @@
                 <w:b w:val="0"/>
                 <w:sz w:val="18"/>
               </w:rPr>
-              <w:t>ส่ง filter ชุดเดียวกับ preview แล้ว download/queue CSV</w:t>
+              <w:t>ส่ง filter ชุดเดียวกับการค้นหา แล้วดาวน์โหลดไฟล์ .xlsx 14 คอลัมน์</w:t>
             </w:r>
           </w:p>
         </w:tc>
@@ -5663,7 +5565,7 @@
                 <w:b w:val="0"/>
                 <w:sz w:val="18"/>
               </w:rPr>
-              <w:t>ไม่เลือก status แล้ว preview ต้อง block</w:t>
+              <w:t>ไม่เลือก status แล้วค้นหาต้อง block</w:t>
             </w:r>
           </w:p>
         </w:tc>
@@ -5684,7 +5586,7 @@
                 <w:b w:val="0"/>
                 <w:sz w:val="18"/>
               </w:rPr>
-              <w:t>status และ resultCategory เป็น required ก่อน preview/export</w:t>
+              <w:t>status เป็น required ตัวเดียวก่อนค้นหา/export (resultCategory เป็นตัวเลือก · SDD สไลด์ 60)</w:t>
             </w:r>
           </w:p>
         </w:tc>
@@ -5731,7 +5633,7 @@
                 <w:b w:val="0"/>
                 <w:sz w:val="18"/>
               </w:rPr>
-              <w:t>ไม่เลือก resultCategory แล้ว export ต้อง block</w:t>
+              <w:t>ระบุร้านถูกกระทบแต่ไม่ระบุร้านเปิดกระทบ ต้อง block</w:t>
             </w:r>
           </w:p>
         </w:tc>
@@ -5752,7 +5654,7 @@
                 <w:b w:val="0"/>
                 <w:sz w:val="18"/>
               </w:rPr>
-              <w:t>month range ทุกคู่ต้อง from &lt;= to</w:t>
+              <w:t>ระบุ impactedStoreCode แล้วต้องระบุ newStoreCode ด้วย</w:t>
             </w:r>
           </w:p>
         </w:tc>
@@ -5799,7 +5701,7 @@
                 <w:b w:val="0"/>
                 <w:sz w:val="18"/>
               </w:rPr>
-              <w:t>impactMonthFrom &gt; impactMonthTo ต้อง error REPORT_DATE_RANGE_INVALID</w:t>
+              <w:t>periodStatementFrom &gt; periodStatementTo ต้อง error REPORT_DATE_RANGE_INVALID</w:t>
             </w:r>
           </w:p>
         </w:tc>
@@ -5820,7 +5722,7 @@
                 <w:b w:val="0"/>
                 <w:sz w:val="18"/>
               </w:rPr>
-              <w:t>ตารางแสดง 19 คอลัมน์ครบและ export ออกครบ 19 คอลัมน์</w:t>
+              <w:t>Period Statement เป็นช่วงวันที่ ค.ศ. และ from &lt;= to</w:t>
             </w:r>
           </w:p>
         </w:tc>
@@ -5867,7 +5769,7 @@
                 <w:b w:val="0"/>
                 <w:sz w:val="18"/>
               </w:rPr>
-              <w:t>ค้นหาด้วยร้านถูกกระทบ</w:t>
+              <w:t>สถานะ = เสร็จสิ้นดำเนินการ แต่ไม่ระบุ Period Statement ต้อง block</w:t>
             </w:r>
           </w:p>
         </w:tc>
@@ -5888,7 +5790,7 @@
                 <w:b w:val="0"/>
                 <w:sz w:val="18"/>
               </w:rPr>
-              <w:t>ยอดเงิน format #,##0.00 และ total summary ตรงกับผลรวม API</w:t>
+              <w:t>ตารางแสดง 14 คอลัมน์ครบและ export ออกครบ 14 คอลัมน์</w:t>
             </w:r>
           </w:p>
         </w:tc>
@@ -5935,7 +5837,7 @@
                 <w:b w:val="0"/>
                 <w:sz w:val="18"/>
               </w:rPr>
-              <w:t>เลือกหลาย region/storeType</w:t>
+              <w:t>ค้นหาด้วยร้านถูกกระทบ</w:t>
             </w:r>
           </w:p>
         </w:tc>
@@ -5956,7 +5858,7 @@
                 <w:b w:val="0"/>
                 <w:sz w:val="18"/>
               </w:rPr>
-              <w:t>แถวข้อมูลยอดขายไม่ครบ 60 วันใช้ class flag-red โดยอิง derived.salesDataDays &lt; 60</w:t>
+              <w:t>ยอดเงิน format #,##0.00 และ total summary ตรงกับผลรวม API</w:t>
             </w:r>
           </w:p>
         </w:tc>
@@ -6003,7 +5905,7 @@
                 <w:b w:val="0"/>
                 <w:sz w:val="18"/>
               </w:rPr>
-              <w:t>render table 19 columns</w:t>
+              <w:t>เลือกหลาย region/storeType</w:t>
             </w:r>
           </w:p>
         </w:tc>
@@ -6024,7 +5926,7 @@
                 <w:b w:val="0"/>
                 <w:sz w:val="18"/>
               </w:rPr>
-              <w:t>export ใช้ filter เดียวกับ preview ล่าสุด</w:t>
+              <w:t>แถวข้อมูลยอดขายไม่ครบ 60 วันใช้ class flag-red โดยอิง derived.salesDataDays &lt; 60</w:t>
             </w:r>
           </w:p>
         </w:tc>
@@ -6258,28 +6160,28 @@
                 <w:b w:val="0"/>
                 <w:sz w:val="18"/>
               </w:rPr>
-              <w:t>Preview Report</w:t>
-            </w:r>
-          </w:p>
-        </w:tc>
-        <w:tc>
-          <w:tcPr>
-            <w:tcW w:type="dxa" w:w="2520"/>
-            <w:vAlign w:val="center"/>
-          </w:tcPr>
-          <w:p>
-            <w:pPr>
-              <w:keepLines/>
-              <w:spacing w:after="0"/>
-            </w:pPr>
-            <w:r/>
-            <w:r>
-              <w:rPr>
-                <w:rFonts w:ascii="Arial" w:hAnsi="Arial" w:eastAsia="Arial"/>
-                <w:b w:val="0"/>
-                <w:sz w:val="18"/>
-              </w:rPr>
-              <w:t>ปุ่ม Preview Report</w:t>
+              <w:t>ค้นหาข้อมูล</w:t>
+            </w:r>
+          </w:p>
+        </w:tc>
+        <w:tc>
+          <w:tcPr>
+            <w:tcW w:type="dxa" w:w="2520"/>
+            <w:vAlign w:val="center"/>
+          </w:tcPr>
+          <w:p>
+            <w:pPr>
+              <w:keepLines/>
+              <w:spacing w:after="0"/>
+            </w:pPr>
+            <w:r/>
+            <w:r>
+              <w:rPr>
+                <w:rFonts w:ascii="Arial" w:hAnsi="Arial" w:eastAsia="Arial"/>
+                <w:b w:val="0"/>
+                <w:sz w:val="18"/>
+              </w:rPr>
+              <w:t>ปุ่ม ค้นหาข้อมูล</w:t>
             </w:r>
           </w:p>
         </w:tc>
@@ -6321,7 +6223,7 @@
                 <w:b w:val="0"/>
                 <w:sz w:val="18"/>
               </w:rPr>
-              <w:t>validate required แล้ว render summary line/chart/table 19 columns</w:t>
+              <w:t>validate status (required) และคู่รหัสร้าน แล้ว render summary line + table 14 columns</w:t>
             </w:r>
           </w:p>
         </w:tc>
@@ -6436,28 +6338,28 @@
                 <w:b w:val="0"/>
                 <w:sz w:val="18"/>
               </w:rPr>
-              <w:t>Export CSV to Batch</w:t>
-            </w:r>
-          </w:p>
-        </w:tc>
-        <w:tc>
-          <w:tcPr>
-            <w:tcW w:type="dxa" w:w="2520"/>
-            <w:vAlign w:val="center"/>
-          </w:tcPr>
-          <w:p>
-            <w:pPr>
-              <w:keepLines/>
-              <w:spacing w:after="0"/>
-            </w:pPr>
-            <w:r/>
-            <w:r>
-              <w:rPr>
-                <w:rFonts w:ascii="Arial" w:hAnsi="Arial" w:eastAsia="Arial"/>
-                <w:b w:val="0"/>
-                <w:sz w:val="18"/>
-              </w:rPr>
-              <w:t>ปุ่ม Export CSV to Batch ด้านบน/ท้าย filter</w:t>
+              <w:t>Export Excel</w:t>
+            </w:r>
+          </w:p>
+        </w:tc>
+        <w:tc>
+          <w:tcPr>
+            <w:tcW w:type="dxa" w:w="2520"/>
+            <w:vAlign w:val="center"/>
+          </w:tcPr>
+          <w:p>
+            <w:pPr>
+              <w:keepLines/>
+              <w:spacing w:after="0"/>
+            </w:pPr>
+            <w:r/>
+            <w:r>
+              <w:rPr>
+                <w:rFonts w:ascii="Arial" w:hAnsi="Arial" w:eastAsia="Arial"/>
+                <w:b w:val="0"/>
+                <w:sz w:val="18"/>
+              </w:rPr>
+              <w:t>ปุ่ม Export Excel ท้าย filter</w:t>
             </w:r>
           </w:p>
         </w:tc>
@@ -6499,7 +6401,7 @@
                 <w:b w:val="0"/>
                 <w:sz w:val="18"/>
               </w:rPr>
-              <w:t>ส่ง filter ชุดเดียวกับ preview แล้ว download/queue CSV</w:t>
+              <w:t>ส่ง filter ชุดเดียวกับการค้นหา แล้วดาวน์โหลดไฟล์ .xlsx 14 คอลัมน์</w:t>
             </w:r>
           </w:p>
         </w:tc>
@@ -7743,7 +7645,7 @@
         <w:keepNext w:val="0"/>
       </w:pPr>
       <w:r>
-        <w:t>Preview รายงานและข้อมูล chart/summary</w:t>
+        <w:t>ค้นหาข้อมูลรายงานตรวจสอบประกันรายได้ (14 คอลัมน์ · SDD สไลด์ 60)</w:t>
       </w:r>
     </w:p>
     <w:tbl>
@@ -7805,13 +7707,15 @@
               </w:rPr>
               <w:t>{</w:t>
               <w:br/>
+              <w:t xml:space="preserve">  "status": "06",</w:t>
+              <w:br/>
               <w:t xml:space="preserve">  "impactedStoreCode": "00788",</w:t>
               <w:br/>
               <w:t xml:space="preserve">  "newStoreCode": "00990",</w:t>
               <w:br/>
-              <w:t xml:space="preserve">  "impactMonthFrom": "2026-05",</w:t>
+              <w:t xml:space="preserve">  "periodStatementFrom": "2026-06-01",</w:t>
               <w:br/>
-              <w:t xml:space="preserve">  "impactMonthTo": "2026-05",</w:t>
+              <w:t xml:space="preserve">  "periodStatementTo": "2026-06-30",</w:t>
               <w:br/>
               <w:t xml:space="preserve">  "storeTypes": [</w:t>
               <w:br/>
@@ -7821,21 +7725,15 @@
               <w:br/>
               <w:t xml:space="preserve">  ],</w:t>
               <w:br/>
-              <w:t xml:space="preserve">  "status": "06",</w:t>
-              <w:br/>
-              <w:t xml:space="preserve">  "resultCategory": "APPROVE",</w:t>
-              <w:br/>
               <w:t xml:space="preserve">  "regions": [</w:t>
               <w:br/>
-              <w:t xml:space="preserve">    "RS",</w:t>
+              <w:t xml:space="preserve">    "RSU",</w:t>
               <w:br/>
               <w:t xml:space="preserve">    "BN"</w:t>
               <w:br/>
               <w:t xml:space="preserve">  ],</w:t>
               <w:br/>
-              <w:t xml:space="preserve">  "statementPeriodFrom": "2026-05",</w:t>
-              <w:br/>
-              <w:t xml:space="preserve">  "statementPeriodTo": "2026-05",</w:t>
+              <w:t xml:space="preserve">  "result": "APPROVE",</w:t>
               <w:br/>
               <w:t xml:space="preserve">  "page": 1,</w:t>
               <w:br/>
@@ -7986,7 +7884,7 @@
                 <w:b w:val="0"/>
                 <w:sz w:val="18"/>
               </w:rPr>
-              <w:t>impactedStoreCode</w:t>
+              <w:t>status</w:t>
             </w:r>
           </w:p>
         </w:tc>
@@ -8028,28 +7926,28 @@
                 <w:b w:val="0"/>
                 <w:sz w:val="18"/>
               </w:rPr>
-              <w:t>No</w:t>
-            </w:r>
-          </w:p>
-        </w:tc>
-        <w:tc>
-          <w:tcPr>
-            <w:tcW w:type="dxa" w:w="2520"/>
-            <w:vAlign w:val="center"/>
-          </w:tcPr>
-          <w:p>
-            <w:pPr>
-              <w:keepLines/>
-              <w:spacing w:after="0"/>
-            </w:pPr>
-            <w:r/>
-            <w:r>
-              <w:rPr>
-                <w:rFonts w:ascii="Arial" w:hAnsi="Arial" w:eastAsia="Arial"/>
-                <w:b w:val="0"/>
-                <w:sz w:val="18"/>
-              </w:rPr>
-              <w:t>exactly 5 digits; preserve leading zero</w:t>
+              <w:t>Yes</w:t>
+            </w:r>
+          </w:p>
+        </w:tc>
+        <w:tc>
+          <w:tcPr>
+            <w:tcW w:type="dxa" w:w="2520"/>
+            <w:vAlign w:val="center"/>
+          </w:tcPr>
+          <w:p>
+            <w:pPr>
+              <w:keepLines/>
+              <w:spacing w:after="0"/>
+            </w:pPr>
+            <w:r/>
+            <w:r>
+              <w:rPr>
+                <w:rFonts w:ascii="Arial" w:hAnsi="Arial" w:eastAsia="Arial"/>
+                <w:b w:val="0"/>
+                <w:sz w:val="18"/>
+              </w:rPr>
+              <w:t>UTF-8; use value domain described by endpoint purpose</w:t>
             </w:r>
           </w:p>
         </w:tc>
@@ -8075,7 +7973,7 @@
                 <w:b w:val="0"/>
                 <w:sz w:val="18"/>
               </w:rPr>
-              <w:t>newStoreCode</w:t>
+              <w:t>impactedStoreCode</w:t>
             </w:r>
           </w:p>
         </w:tc>
@@ -8164,7 +8062,7 @@
                 <w:b w:val="0"/>
                 <w:sz w:val="18"/>
               </w:rPr>
-              <w:t>impactMonthFrom</w:t>
+              <w:t>newStoreCode</w:t>
             </w:r>
           </w:p>
         </w:tc>
@@ -8227,7 +8125,7 @@
                 <w:b w:val="0"/>
                 <w:sz w:val="18"/>
               </w:rPr>
-              <w:t>UTF-8; use value domain described by endpoint purpose</w:t>
+              <w:t>exactly 5 digits; preserve leading zero</w:t>
             </w:r>
           </w:p>
         </w:tc>
@@ -8253,7 +8151,7 @@
                 <w:b w:val="0"/>
                 <w:sz w:val="18"/>
               </w:rPr>
-              <w:t>impactMonthTo</w:t>
+              <w:t>periodStatementFrom</w:t>
             </w:r>
           </w:p>
         </w:tc>
@@ -8342,28 +8240,28 @@
                 <w:b w:val="0"/>
                 <w:sz w:val="18"/>
               </w:rPr>
-              <w:t>storeTypes</w:t>
-            </w:r>
-          </w:p>
-        </w:tc>
-        <w:tc>
-          <w:tcPr>
-            <w:tcW w:type="dxa" w:w="2520"/>
-            <w:vAlign w:val="center"/>
-          </w:tcPr>
-          <w:p>
-            <w:pPr>
-              <w:keepLines/>
-              <w:spacing w:after="0"/>
-            </w:pPr>
-            <w:r/>
-            <w:r>
-              <w:rPr>
-                <w:rFonts w:ascii="Arial" w:hAnsi="Arial" w:eastAsia="Arial"/>
-                <w:b w:val="0"/>
-                <w:sz w:val="18"/>
-              </w:rPr>
-              <w:t>array&lt;string&gt;</w:t>
+              <w:t>periodStatementTo</w:t>
+            </w:r>
+          </w:p>
+        </w:tc>
+        <w:tc>
+          <w:tcPr>
+            <w:tcW w:type="dxa" w:w="2520"/>
+            <w:vAlign w:val="center"/>
+          </w:tcPr>
+          <w:p>
+            <w:pPr>
+              <w:keepLines/>
+              <w:spacing w:after="0"/>
+            </w:pPr>
+            <w:r/>
+            <w:r>
+              <w:rPr>
+                <w:rFonts w:ascii="Arial" w:hAnsi="Arial" w:eastAsia="Arial"/>
+                <w:b w:val="0"/>
+                <w:sz w:val="18"/>
+              </w:rPr>
+              <w:t>string</w:t>
             </w:r>
           </w:p>
         </w:tc>
@@ -8405,7 +8303,7 @@
                 <w:b w:val="0"/>
                 <w:sz w:val="18"/>
               </w:rPr>
-              <w:t>JSON array; element type shown in Type column</w:t>
+              <w:t>UTF-8; use value domain described by endpoint purpose</w:t>
             </w:r>
           </w:p>
         </w:tc>
@@ -8431,70 +8329,70 @@
                 <w:b w:val="0"/>
                 <w:sz w:val="18"/>
               </w:rPr>
-              <w:t>status</w:t>
-            </w:r>
-          </w:p>
-        </w:tc>
-        <w:tc>
-          <w:tcPr>
-            <w:tcW w:type="dxa" w:w="2520"/>
-            <w:vAlign w:val="center"/>
-          </w:tcPr>
-          <w:p>
-            <w:pPr>
-              <w:keepLines/>
-              <w:spacing w:after="0"/>
-            </w:pPr>
-            <w:r/>
-            <w:r>
-              <w:rPr>
-                <w:rFonts w:ascii="Arial" w:hAnsi="Arial" w:eastAsia="Arial"/>
-                <w:b w:val="0"/>
-                <w:sz w:val="18"/>
-              </w:rPr>
-              <w:t>string</w:t>
-            </w:r>
-          </w:p>
-        </w:tc>
-        <w:tc>
-          <w:tcPr>
-            <w:tcW w:type="dxa" w:w="2520"/>
-            <w:vAlign w:val="center"/>
-          </w:tcPr>
-          <w:p>
-            <w:pPr>
-              <w:keepLines/>
-              <w:spacing w:after="0"/>
-            </w:pPr>
-            <w:r/>
-            <w:r>
-              <w:rPr>
-                <w:rFonts w:ascii="Arial" w:hAnsi="Arial" w:eastAsia="Arial"/>
-                <w:b w:val="0"/>
-                <w:sz w:val="18"/>
-              </w:rPr>
-              <w:t>Yes</w:t>
-            </w:r>
-          </w:p>
-        </w:tc>
-        <w:tc>
-          <w:tcPr>
-            <w:tcW w:type="dxa" w:w="2520"/>
-            <w:vAlign w:val="center"/>
-          </w:tcPr>
-          <w:p>
-            <w:pPr>
-              <w:keepLines/>
-              <w:spacing w:after="0"/>
-            </w:pPr>
-            <w:r/>
-            <w:r>
-              <w:rPr>
-                <w:rFonts w:ascii="Arial" w:hAnsi="Arial" w:eastAsia="Arial"/>
-                <w:b w:val="0"/>
-                <w:sz w:val="18"/>
-              </w:rPr>
-              <w:t>UTF-8; use value domain described by endpoint purpose</w:t>
+              <w:t>storeTypes</w:t>
+            </w:r>
+          </w:p>
+        </w:tc>
+        <w:tc>
+          <w:tcPr>
+            <w:tcW w:type="dxa" w:w="2520"/>
+            <w:vAlign w:val="center"/>
+          </w:tcPr>
+          <w:p>
+            <w:pPr>
+              <w:keepLines/>
+              <w:spacing w:after="0"/>
+            </w:pPr>
+            <w:r/>
+            <w:r>
+              <w:rPr>
+                <w:rFonts w:ascii="Arial" w:hAnsi="Arial" w:eastAsia="Arial"/>
+                <w:b w:val="0"/>
+                <w:sz w:val="18"/>
+              </w:rPr>
+              <w:t>array&lt;string&gt;</w:t>
+            </w:r>
+          </w:p>
+        </w:tc>
+        <w:tc>
+          <w:tcPr>
+            <w:tcW w:type="dxa" w:w="2520"/>
+            <w:vAlign w:val="center"/>
+          </w:tcPr>
+          <w:p>
+            <w:pPr>
+              <w:keepLines/>
+              <w:spacing w:after="0"/>
+            </w:pPr>
+            <w:r/>
+            <w:r>
+              <w:rPr>
+                <w:rFonts w:ascii="Arial" w:hAnsi="Arial" w:eastAsia="Arial"/>
+                <w:b w:val="0"/>
+                <w:sz w:val="18"/>
+              </w:rPr>
+              <w:t>No</w:t>
+            </w:r>
+          </w:p>
+        </w:tc>
+        <w:tc>
+          <w:tcPr>
+            <w:tcW w:type="dxa" w:w="2520"/>
+            <w:vAlign w:val="center"/>
+          </w:tcPr>
+          <w:p>
+            <w:pPr>
+              <w:keepLines/>
+              <w:spacing w:after="0"/>
+            </w:pPr>
+            <w:r/>
+            <w:r>
+              <w:rPr>
+                <w:rFonts w:ascii="Arial" w:hAnsi="Arial" w:eastAsia="Arial"/>
+                <w:b w:val="0"/>
+                <w:sz w:val="18"/>
+              </w:rPr>
+              <w:t>JSON array; element type shown in Type column</w:t>
             </w:r>
           </w:p>
         </w:tc>
@@ -8520,70 +8418,70 @@
                 <w:b w:val="0"/>
                 <w:sz w:val="18"/>
               </w:rPr>
-              <w:t>resultCategory</w:t>
-            </w:r>
-          </w:p>
-        </w:tc>
-        <w:tc>
-          <w:tcPr>
-            <w:tcW w:type="dxa" w:w="2520"/>
-            <w:vAlign w:val="center"/>
-          </w:tcPr>
-          <w:p>
-            <w:pPr>
-              <w:keepLines/>
-              <w:spacing w:after="0"/>
-            </w:pPr>
-            <w:r/>
-            <w:r>
-              <w:rPr>
-                <w:rFonts w:ascii="Arial" w:hAnsi="Arial" w:eastAsia="Arial"/>
-                <w:b w:val="0"/>
-                <w:sz w:val="18"/>
-              </w:rPr>
-              <w:t>string</w:t>
-            </w:r>
-          </w:p>
-        </w:tc>
-        <w:tc>
-          <w:tcPr>
-            <w:tcW w:type="dxa" w:w="2520"/>
-            <w:vAlign w:val="center"/>
-          </w:tcPr>
-          <w:p>
-            <w:pPr>
-              <w:keepLines/>
-              <w:spacing w:after="0"/>
-            </w:pPr>
-            <w:r/>
-            <w:r>
-              <w:rPr>
-                <w:rFonts w:ascii="Arial" w:hAnsi="Arial" w:eastAsia="Arial"/>
-                <w:b w:val="0"/>
-                <w:sz w:val="18"/>
-              </w:rPr>
-              <w:t>Yes</w:t>
-            </w:r>
-          </w:p>
-        </w:tc>
-        <w:tc>
-          <w:tcPr>
-            <w:tcW w:type="dxa" w:w="2520"/>
-            <w:vAlign w:val="center"/>
-          </w:tcPr>
-          <w:p>
-            <w:pPr>
-              <w:keepLines/>
-              <w:spacing w:after="0"/>
-            </w:pPr>
-            <w:r/>
-            <w:r>
-              <w:rPr>
-                <w:rFonts w:ascii="Arial" w:hAnsi="Arial" w:eastAsia="Arial"/>
-                <w:b w:val="0"/>
-                <w:sz w:val="18"/>
-              </w:rPr>
-              <w:t>UTF-8; use value domain described by endpoint purpose</w:t>
+              <w:t>regions</w:t>
+            </w:r>
+          </w:p>
+        </w:tc>
+        <w:tc>
+          <w:tcPr>
+            <w:tcW w:type="dxa" w:w="2520"/>
+            <w:vAlign w:val="center"/>
+          </w:tcPr>
+          <w:p>
+            <w:pPr>
+              <w:keepLines/>
+              <w:spacing w:after="0"/>
+            </w:pPr>
+            <w:r/>
+            <w:r>
+              <w:rPr>
+                <w:rFonts w:ascii="Arial" w:hAnsi="Arial" w:eastAsia="Arial"/>
+                <w:b w:val="0"/>
+                <w:sz w:val="18"/>
+              </w:rPr>
+              <w:t>array&lt;string&gt;</w:t>
+            </w:r>
+          </w:p>
+        </w:tc>
+        <w:tc>
+          <w:tcPr>
+            <w:tcW w:type="dxa" w:w="2520"/>
+            <w:vAlign w:val="center"/>
+          </w:tcPr>
+          <w:p>
+            <w:pPr>
+              <w:keepLines/>
+              <w:spacing w:after="0"/>
+            </w:pPr>
+            <w:r/>
+            <w:r>
+              <w:rPr>
+                <w:rFonts w:ascii="Arial" w:hAnsi="Arial" w:eastAsia="Arial"/>
+                <w:b w:val="0"/>
+                <w:sz w:val="18"/>
+              </w:rPr>
+              <w:t>No</w:t>
+            </w:r>
+          </w:p>
+        </w:tc>
+        <w:tc>
+          <w:tcPr>
+            <w:tcW w:type="dxa" w:w="2520"/>
+            <w:vAlign w:val="center"/>
+          </w:tcPr>
+          <w:p>
+            <w:pPr>
+              <w:keepLines/>
+              <w:spacing w:after="0"/>
+            </w:pPr>
+            <w:r/>
+            <w:r>
+              <w:rPr>
+                <w:rFonts w:ascii="Arial" w:hAnsi="Arial" w:eastAsia="Arial"/>
+                <w:b w:val="0"/>
+                <w:sz w:val="18"/>
+              </w:rPr>
+              <w:t>JSON array; element type shown in Type column</w:t>
             </w:r>
           </w:p>
         </w:tc>
@@ -8609,185 +8507,7 @@
                 <w:b w:val="0"/>
                 <w:sz w:val="18"/>
               </w:rPr>
-              <w:t>regions</w:t>
-            </w:r>
-          </w:p>
-        </w:tc>
-        <w:tc>
-          <w:tcPr>
-            <w:tcW w:type="dxa" w:w="2520"/>
-            <w:vAlign w:val="center"/>
-          </w:tcPr>
-          <w:p>
-            <w:pPr>
-              <w:keepLines/>
-              <w:spacing w:after="0"/>
-            </w:pPr>
-            <w:r/>
-            <w:r>
-              <w:rPr>
-                <w:rFonts w:ascii="Arial" w:hAnsi="Arial" w:eastAsia="Arial"/>
-                <w:b w:val="0"/>
-                <w:sz w:val="18"/>
-              </w:rPr>
-              <w:t>array&lt;string&gt;</w:t>
-            </w:r>
-          </w:p>
-        </w:tc>
-        <w:tc>
-          <w:tcPr>
-            <w:tcW w:type="dxa" w:w="2520"/>
-            <w:vAlign w:val="center"/>
-          </w:tcPr>
-          <w:p>
-            <w:pPr>
-              <w:keepLines/>
-              <w:spacing w:after="0"/>
-            </w:pPr>
-            <w:r/>
-            <w:r>
-              <w:rPr>
-                <w:rFonts w:ascii="Arial" w:hAnsi="Arial" w:eastAsia="Arial"/>
-                <w:b w:val="0"/>
-                <w:sz w:val="18"/>
-              </w:rPr>
-              <w:t>No</w:t>
-            </w:r>
-          </w:p>
-        </w:tc>
-        <w:tc>
-          <w:tcPr>
-            <w:tcW w:type="dxa" w:w="2520"/>
-            <w:vAlign w:val="center"/>
-          </w:tcPr>
-          <w:p>
-            <w:pPr>
-              <w:keepLines/>
-              <w:spacing w:after="0"/>
-            </w:pPr>
-            <w:r/>
-            <w:r>
-              <w:rPr>
-                <w:rFonts w:ascii="Arial" w:hAnsi="Arial" w:eastAsia="Arial"/>
-                <w:b w:val="0"/>
-                <w:sz w:val="18"/>
-              </w:rPr>
-              <w:t>JSON array; element type shown in Type column</w:t>
-            </w:r>
-          </w:p>
-        </w:tc>
-      </w:tr>
-      <w:tr>
-        <w:trPr>
-          <w:cantSplit/>
-        </w:trPr>
-        <w:tc>
-          <w:tcPr>
-            <w:tcW w:type="dxa" w:w="2520"/>
-            <w:vAlign w:val="center"/>
-          </w:tcPr>
-          <w:p>
-            <w:pPr>
-              <w:keepLines/>
-              <w:spacing w:after="0"/>
-            </w:pPr>
-            <w:r/>
-            <w:r>
-              <w:rPr>
-                <w:rFonts w:ascii="Arial" w:hAnsi="Arial" w:eastAsia="Arial"/>
-                <w:b w:val="0"/>
-                <w:sz w:val="18"/>
-              </w:rPr>
-              <w:t>statementPeriodFrom</w:t>
-            </w:r>
-          </w:p>
-        </w:tc>
-        <w:tc>
-          <w:tcPr>
-            <w:tcW w:type="dxa" w:w="2520"/>
-            <w:vAlign w:val="center"/>
-          </w:tcPr>
-          <w:p>
-            <w:pPr>
-              <w:keepLines/>
-              <w:spacing w:after="0"/>
-            </w:pPr>
-            <w:r/>
-            <w:r>
-              <w:rPr>
-                <w:rFonts w:ascii="Arial" w:hAnsi="Arial" w:eastAsia="Arial"/>
-                <w:b w:val="0"/>
-                <w:sz w:val="18"/>
-              </w:rPr>
-              <w:t>string</w:t>
-            </w:r>
-          </w:p>
-        </w:tc>
-        <w:tc>
-          <w:tcPr>
-            <w:tcW w:type="dxa" w:w="2520"/>
-            <w:vAlign w:val="center"/>
-          </w:tcPr>
-          <w:p>
-            <w:pPr>
-              <w:keepLines/>
-              <w:spacing w:after="0"/>
-            </w:pPr>
-            <w:r/>
-            <w:r>
-              <w:rPr>
-                <w:rFonts w:ascii="Arial" w:hAnsi="Arial" w:eastAsia="Arial"/>
-                <w:b w:val="0"/>
-                <w:sz w:val="18"/>
-              </w:rPr>
-              <w:t>No</w:t>
-            </w:r>
-          </w:p>
-        </w:tc>
-        <w:tc>
-          <w:tcPr>
-            <w:tcW w:type="dxa" w:w="2520"/>
-            <w:vAlign w:val="center"/>
-          </w:tcPr>
-          <w:p>
-            <w:pPr>
-              <w:keepLines/>
-              <w:spacing w:after="0"/>
-            </w:pPr>
-            <w:r/>
-            <w:r>
-              <w:rPr>
-                <w:rFonts w:ascii="Arial" w:hAnsi="Arial" w:eastAsia="Arial"/>
-                <w:b w:val="0"/>
-                <w:sz w:val="18"/>
-              </w:rPr>
-              <w:t>UTF-8; use value domain described by endpoint purpose</w:t>
-            </w:r>
-          </w:p>
-        </w:tc>
-      </w:tr>
-      <w:tr>
-        <w:trPr>
-          <w:cantSplit/>
-        </w:trPr>
-        <w:tc>
-          <w:tcPr>
-            <w:tcW w:type="dxa" w:w="2520"/>
-            <w:vAlign w:val="center"/>
-          </w:tcPr>
-          <w:p>
-            <w:pPr>
-              <w:keepLines/>
-              <w:spacing w:after="0"/>
-            </w:pPr>
-            <w:r/>
-            <w:r>
-              <w:rPr>
-                <w:rFonts w:ascii="Arial" w:hAnsi="Arial" w:eastAsia="Arial"/>
-                <w:b w:val="0"/>
-                <w:sz w:val="18"/>
-              </w:rPr>
-              <w:t>statementPeriodTo</w:t>
+              <w:t>result</w:t>
             </w:r>
           </w:p>
         </w:tc>
@@ -9106,37 +8826,9 @@
               <w:br/>
               <w:t xml:space="preserve">    "totalCompensationAmount": 439100.0,</w:t>
               <w:br/>
-              <w:t xml:space="preserve">    "overThresholdItems": 1,</w:t>
+              <w:t xml:space="preserve">    "overThresholdItems": 3,</w:t>
               <w:br/>
               <w:t xml:space="preserve">    "abnormalSalesItems": 2</w:t>
-              <w:br/>
-              <w:t xml:space="preserve">  },</w:t>
-              <w:br/>
-              <w:t xml:space="preserve">  "charts": {</w:t>
-              <w:br/>
-              <w:t xml:space="preserve">    "status": [</w:t>
-              <w:br/>
-              <w:t xml:space="preserve">      {</w:t>
-              <w:br/>
-              <w:t xml:space="preserve">        "label": "รอฝ่าย SBP DSA ดำเนินการ",</w:t>
-              <w:br/>
-              <w:t xml:space="preserve">        "value": 2</w:t>
-              <w:br/>
-              <w:t xml:space="preserve">      }</w:t>
-              <w:br/>
-              <w:t xml:space="preserve">    ],</w:t>
-              <w:br/>
-              <w:t xml:space="preserve">    "regionAmount": [</w:t>
-              <w:br/>
-              <w:t xml:space="preserve">      {</w:t>
-              <w:br/>
-              <w:t xml:space="preserve">        "region": "RS",</w:t>
-              <w:br/>
-              <w:t xml:space="preserve">        "amount": 73850.0</w:t>
-              <w:br/>
-              <w:t xml:space="preserve">      }</w:t>
-              <w:br/>
-              <w:t xml:space="preserve">    ]</w:t>
               <w:br/>
               <w:t xml:space="preserve">  },</w:t>
               <w:br/>
@@ -9148,33 +8840,23 @@
               <w:br/>
               <w:t xml:space="preserve">      "impactedStoreName": "รัตนอุทิศ ซ.13",</w:t>
               <w:br/>
-              <w:t xml:space="preserve">      "region": "RS",</w:t>
+              <w:t xml:space="preserve">      "impactedRegion": "RSU",</w:t>
               <w:br/>
-              <w:t xml:space="preserve">      "storeType": "FR Type B",</w:t>
+              <w:t xml:space="preserve">      "impactedStoreType": "B",</w:t>
               <w:br/>
               <w:t xml:space="preserve">      "impactMonth": "2026-05",</w:t>
               <w:br/>
-              <w:t xml:space="preserve">      "transferToSpDate": "2026-03-01",</w:t>
-              <w:br/>
-              <w:t xml:space="preserve">      "statementPeriod": "2026-05",</w:t>
+              <w:t xml:space="preserve">      "periodStatement": "2026-06-07",</w:t>
               <w:br/>
               <w:t xml:space="preserve">      "newStoreCode": "00990",</w:t>
               <w:br/>
               <w:t xml:space="preserve">      "newStoreName": "เซเว่นฯ รัตนาธิเบศร์ 12",</w:t>
               <w:br/>
-              <w:t xml:space="preserve">      "newStoreRegion": "RS",</w:t>
+              <w:t xml:space="preserve">      "newRegion": "RSU",</w:t>
               <w:br/>
-              <w:t xml:space="preserve">      "newStoreType": "FR Type A",</w:t>
+              <w:t xml:space="preserve">      "newStoreType": "A",</w:t>
               <w:br/>
               <w:t xml:space="preserve">      "compensationAmount": 48200.0,</w:t>
-              <w:br/>
-              <w:t xml:space="preserve">      "statusName": "รอฝ่าย SBP DSA ดำเนินการ",</w:t>
-              <w:br/>
-              <w:t xml:space="preserve">      "operatorName": "สมชาย ใจดี",</w:t>
-              <w:br/>
-              <w:t xml:space="preserve">      "resultText": "-",</w:t>
-              <w:br/>
-              <w:t xml:space="preserve">      "waitingDays": 2,</w:t>
               <w:br/>
               <w:t xml:space="preserve">      "roundNo": 1,</w:t>
               <w:br/>
@@ -10043,28 +9725,28 @@
                 <w:b w:val="0"/>
                 <w:sz w:val="18"/>
               </w:rPr>
-              <w:t>charts</w:t>
-            </w:r>
-          </w:p>
-        </w:tc>
-        <w:tc>
-          <w:tcPr>
-            <w:tcW w:type="dxa" w:w="2520"/>
-            <w:vAlign w:val="center"/>
-          </w:tcPr>
-          <w:p>
-            <w:pPr>
-              <w:keepLines/>
-              <w:spacing w:after="0"/>
-            </w:pPr>
-            <w:r/>
-            <w:r>
-              <w:rPr>
-                <w:rFonts w:ascii="Arial" w:hAnsi="Arial" w:eastAsia="Arial"/>
-                <w:b w:val="0"/>
-                <w:sz w:val="18"/>
-              </w:rPr>
-              <w:t>object</w:t>
+              <w:t>items</w:t>
+            </w:r>
+          </w:p>
+        </w:tc>
+        <w:tc>
+          <w:tcPr>
+            <w:tcW w:type="dxa" w:w="2520"/>
+            <w:vAlign w:val="center"/>
+          </w:tcPr>
+          <w:p>
+            <w:pPr>
+              <w:keepLines/>
+              <w:spacing w:after="0"/>
+            </w:pPr>
+            <w:r/>
+            <w:r>
+              <w:rPr>
+                <w:rFonts w:ascii="Arial" w:hAnsi="Arial" w:eastAsia="Arial"/>
+                <w:b w:val="0"/>
+                <w:sz w:val="18"/>
+              </w:rPr>
+              <w:t>array&lt;object&gt;</w:t>
             </w:r>
           </w:p>
         </w:tc>
@@ -10106,7 +9788,7 @@
                 <w:b w:val="0"/>
                 <w:sz w:val="18"/>
               </w:rPr>
-              <w:t>JSON object; nested fields listed below</w:t>
+              <w:t>JSON array; element type shown in Type column</w:t>
             </w:r>
           </w:p>
         </w:tc>
@@ -10132,28 +9814,28 @@
                 <w:b w:val="0"/>
                 <w:sz w:val="18"/>
               </w:rPr>
-              <w:t>charts.status</w:t>
-            </w:r>
-          </w:p>
-        </w:tc>
-        <w:tc>
-          <w:tcPr>
-            <w:tcW w:type="dxa" w:w="2520"/>
-            <w:vAlign w:val="center"/>
-          </w:tcPr>
-          <w:p>
-            <w:pPr>
-              <w:keepLines/>
-              <w:spacing w:after="0"/>
-            </w:pPr>
-            <w:r/>
-            <w:r>
-              <w:rPr>
-                <w:rFonts w:ascii="Arial" w:hAnsi="Arial" w:eastAsia="Arial"/>
-                <w:b w:val="0"/>
-                <w:sz w:val="18"/>
-              </w:rPr>
-              <w:t>array&lt;object&gt;</w:t>
+              <w:t>items[].impactedStoreCode</w:t>
+            </w:r>
+          </w:p>
+        </w:tc>
+        <w:tc>
+          <w:tcPr>
+            <w:tcW w:type="dxa" w:w="2520"/>
+            <w:vAlign w:val="center"/>
+          </w:tcPr>
+          <w:p>
+            <w:pPr>
+              <w:keepLines/>
+              <w:spacing w:after="0"/>
+            </w:pPr>
+            <w:r/>
+            <w:r>
+              <w:rPr>
+                <w:rFonts w:ascii="Arial" w:hAnsi="Arial" w:eastAsia="Arial"/>
+                <w:b w:val="0"/>
+                <w:sz w:val="18"/>
+              </w:rPr>
+              <w:t>string</w:t>
             </w:r>
           </w:p>
         </w:tc>
@@ -10195,7 +9877,7 @@
                 <w:b w:val="0"/>
                 <w:sz w:val="18"/>
               </w:rPr>
-              <w:t>JSON array; element type shown in Type column</w:t>
+              <w:t>exactly 5 digits; preserve leading zero</w:t>
             </w:r>
           </w:p>
         </w:tc>
@@ -10221,7 +9903,7 @@
                 <w:b w:val="0"/>
                 <w:sz w:val="18"/>
               </w:rPr>
-              <w:t>charts.status[].label</w:t>
+              <w:t>items[].impactedStoreName</w:t>
             </w:r>
           </w:p>
         </w:tc>
@@ -10310,28 +9992,28 @@
                 <w:b w:val="0"/>
                 <w:sz w:val="18"/>
               </w:rPr>
-              <w:t>charts.status[].value</w:t>
-            </w:r>
-          </w:p>
-        </w:tc>
-        <w:tc>
-          <w:tcPr>
-            <w:tcW w:type="dxa" w:w="2520"/>
-            <w:vAlign w:val="center"/>
-          </w:tcPr>
-          <w:p>
-            <w:pPr>
-              <w:keepLines/>
-              <w:spacing w:after="0"/>
-            </w:pPr>
-            <w:r/>
-            <w:r>
-              <w:rPr>
-                <w:rFonts w:ascii="Arial" w:hAnsi="Arial" w:eastAsia="Arial"/>
-                <w:b w:val="0"/>
-                <w:sz w:val="18"/>
-              </w:rPr>
-              <w:t>integer</w:t>
+              <w:t>items[].impactedRegion</w:t>
+            </w:r>
+          </w:p>
+        </w:tc>
+        <w:tc>
+          <w:tcPr>
+            <w:tcW w:type="dxa" w:w="2520"/>
+            <w:vAlign w:val="center"/>
+          </w:tcPr>
+          <w:p>
+            <w:pPr>
+              <w:keepLines/>
+              <w:spacing w:after="0"/>
+            </w:pPr>
+            <w:r/>
+            <w:r>
+              <w:rPr>
+                <w:rFonts w:ascii="Arial" w:hAnsi="Arial" w:eastAsia="Arial"/>
+                <w:b w:val="0"/>
+                <w:sz w:val="18"/>
+              </w:rPr>
+              <w:t>string</w:t>
             </w:r>
           </w:p>
         </w:tc>
@@ -10399,28 +10081,28 @@
                 <w:b w:val="0"/>
                 <w:sz w:val="18"/>
               </w:rPr>
-              <w:t>charts.regionAmount</w:t>
-            </w:r>
-          </w:p>
-        </w:tc>
-        <w:tc>
-          <w:tcPr>
-            <w:tcW w:type="dxa" w:w="2520"/>
-            <w:vAlign w:val="center"/>
-          </w:tcPr>
-          <w:p>
-            <w:pPr>
-              <w:keepLines/>
-              <w:spacing w:after="0"/>
-            </w:pPr>
-            <w:r/>
-            <w:r>
-              <w:rPr>
-                <w:rFonts w:ascii="Arial" w:hAnsi="Arial" w:eastAsia="Arial"/>
-                <w:b w:val="0"/>
-                <w:sz w:val="18"/>
-              </w:rPr>
-              <w:t>array&lt;object&gt;</w:t>
+              <w:t>items[].impactedStoreType</w:t>
+            </w:r>
+          </w:p>
+        </w:tc>
+        <w:tc>
+          <w:tcPr>
+            <w:tcW w:type="dxa" w:w="2520"/>
+            <w:vAlign w:val="center"/>
+          </w:tcPr>
+          <w:p>
+            <w:pPr>
+              <w:keepLines/>
+              <w:spacing w:after="0"/>
+            </w:pPr>
+            <w:r/>
+            <w:r>
+              <w:rPr>
+                <w:rFonts w:ascii="Arial" w:hAnsi="Arial" w:eastAsia="Arial"/>
+                <w:b w:val="0"/>
+                <w:sz w:val="18"/>
+              </w:rPr>
+              <w:t>string</w:t>
             </w:r>
           </w:p>
         </w:tc>
@@ -10462,7 +10144,7 @@
                 <w:b w:val="0"/>
                 <w:sz w:val="18"/>
               </w:rPr>
-              <w:t>number &gt;= 0 with 2 decimals</w:t>
+              <w:t>UTF-8; use value domain described by endpoint purpose</w:t>
             </w:r>
           </w:p>
         </w:tc>
@@ -10488,7 +10170,7 @@
                 <w:b w:val="0"/>
                 <w:sz w:val="18"/>
               </w:rPr>
-              <w:t>charts.regionAmount[].region</w:t>
+              <w:t>items[].impactMonth</w:t>
             </w:r>
           </w:p>
         </w:tc>
@@ -10551,7 +10233,7 @@
                 <w:b w:val="0"/>
                 <w:sz w:val="18"/>
               </w:rPr>
-              <w:t>UTF-8; use value domain described by endpoint purpose</w:t>
+              <w:t>ISO-8601 ค.ศ.; nullable only when type includes null</w:t>
             </w:r>
           </w:p>
         </w:tc>
@@ -10577,28 +10259,28 @@
                 <w:b w:val="0"/>
                 <w:sz w:val="18"/>
               </w:rPr>
-              <w:t>charts.regionAmount[].amount</w:t>
-            </w:r>
-          </w:p>
-        </w:tc>
-        <w:tc>
-          <w:tcPr>
-            <w:tcW w:type="dxa" w:w="2520"/>
-            <w:vAlign w:val="center"/>
-          </w:tcPr>
-          <w:p>
-            <w:pPr>
-              <w:keepLines/>
-              <w:spacing w:after="0"/>
-            </w:pPr>
-            <w:r/>
-            <w:r>
-              <w:rPr>
-                <w:rFonts w:ascii="Arial" w:hAnsi="Arial" w:eastAsia="Arial"/>
-                <w:b w:val="0"/>
-                <w:sz w:val="18"/>
-              </w:rPr>
-              <w:t>number</w:t>
+              <w:t>items[].periodStatement</w:t>
+            </w:r>
+          </w:p>
+        </w:tc>
+        <w:tc>
+          <w:tcPr>
+            <w:tcW w:type="dxa" w:w="2520"/>
+            <w:vAlign w:val="center"/>
+          </w:tcPr>
+          <w:p>
+            <w:pPr>
+              <w:keepLines/>
+              <w:spacing w:after="0"/>
+            </w:pPr>
+            <w:r/>
+            <w:r>
+              <w:rPr>
+                <w:rFonts w:ascii="Arial" w:hAnsi="Arial" w:eastAsia="Arial"/>
+                <w:b w:val="0"/>
+                <w:sz w:val="18"/>
+              </w:rPr>
+              <w:t>string</w:t>
             </w:r>
           </w:p>
         </w:tc>
@@ -10640,7 +10322,7 @@
                 <w:b w:val="0"/>
                 <w:sz w:val="18"/>
               </w:rPr>
-              <w:t>number &gt;= 0 with 2 decimals</w:t>
+              <w:t>UTF-8; use value domain described by endpoint purpose</w:t>
             </w:r>
           </w:p>
         </w:tc>
@@ -10666,28 +10348,28 @@
                 <w:b w:val="0"/>
                 <w:sz w:val="18"/>
               </w:rPr>
-              <w:t>items</w:t>
-            </w:r>
-          </w:p>
-        </w:tc>
-        <w:tc>
-          <w:tcPr>
-            <w:tcW w:type="dxa" w:w="2520"/>
-            <w:vAlign w:val="center"/>
-          </w:tcPr>
-          <w:p>
-            <w:pPr>
-              <w:keepLines/>
-              <w:spacing w:after="0"/>
-            </w:pPr>
-            <w:r/>
-            <w:r>
-              <w:rPr>
-                <w:rFonts w:ascii="Arial" w:hAnsi="Arial" w:eastAsia="Arial"/>
-                <w:b w:val="0"/>
-                <w:sz w:val="18"/>
-              </w:rPr>
-              <w:t>array&lt;object&gt;</w:t>
+              <w:t>items[].newStoreCode</w:t>
+            </w:r>
+          </w:p>
+        </w:tc>
+        <w:tc>
+          <w:tcPr>
+            <w:tcW w:type="dxa" w:w="2520"/>
+            <w:vAlign w:val="center"/>
+          </w:tcPr>
+          <w:p>
+            <w:pPr>
+              <w:keepLines/>
+              <w:spacing w:after="0"/>
+            </w:pPr>
+            <w:r/>
+            <w:r>
+              <w:rPr>
+                <w:rFonts w:ascii="Arial" w:hAnsi="Arial" w:eastAsia="Arial"/>
+                <w:b w:val="0"/>
+                <w:sz w:val="18"/>
+              </w:rPr>
+              <w:t>string</w:t>
             </w:r>
           </w:p>
         </w:tc>
@@ -10729,7 +10411,7 @@
                 <w:b w:val="0"/>
                 <w:sz w:val="18"/>
               </w:rPr>
-              <w:t>JSON array; element type shown in Type column</w:t>
+              <w:t>exactly 5 digits; preserve leading zero</w:t>
             </w:r>
           </w:p>
         </w:tc>
@@ -10755,7 +10437,7 @@
                 <w:b w:val="0"/>
                 <w:sz w:val="18"/>
               </w:rPr>
-              <w:t>items[].impactedStoreCode</w:t>
+              <w:t>items[].newStoreName</w:t>
             </w:r>
           </w:p>
         </w:tc>
@@ -10818,7 +10500,7 @@
                 <w:b w:val="0"/>
                 <w:sz w:val="18"/>
               </w:rPr>
-              <w:t>exactly 5 digits; preserve leading zero</w:t>
+              <w:t>UTF-8; use value domain described by endpoint purpose</w:t>
             </w:r>
           </w:p>
         </w:tc>
@@ -10844,7 +10526,7 @@
                 <w:b w:val="0"/>
                 <w:sz w:val="18"/>
               </w:rPr>
-              <w:t>items[].impactedStoreName</w:t>
+              <w:t>items[].newRegion</w:t>
             </w:r>
           </w:p>
         </w:tc>
@@ -10933,7 +10615,7 @@
                 <w:b w:val="0"/>
                 <w:sz w:val="18"/>
               </w:rPr>
-              <w:t>items[].region</w:t>
+              <w:t>items[].newStoreType</w:t>
             </w:r>
           </w:p>
         </w:tc>
@@ -11022,28 +10704,28 @@
                 <w:b w:val="0"/>
                 <w:sz w:val="18"/>
               </w:rPr>
-              <w:t>items[].storeType</w:t>
-            </w:r>
-          </w:p>
-        </w:tc>
-        <w:tc>
-          <w:tcPr>
-            <w:tcW w:type="dxa" w:w="2520"/>
-            <w:vAlign w:val="center"/>
-          </w:tcPr>
-          <w:p>
-            <w:pPr>
-              <w:keepLines/>
-              <w:spacing w:after="0"/>
-            </w:pPr>
-            <w:r/>
-            <w:r>
-              <w:rPr>
-                <w:rFonts w:ascii="Arial" w:hAnsi="Arial" w:eastAsia="Arial"/>
-                <w:b w:val="0"/>
-                <w:sz w:val="18"/>
-              </w:rPr>
-              <w:t>string</w:t>
+              <w:t>items[].compensationAmount</w:t>
+            </w:r>
+          </w:p>
+        </w:tc>
+        <w:tc>
+          <w:tcPr>
+            <w:tcW w:type="dxa" w:w="2520"/>
+            <w:vAlign w:val="center"/>
+          </w:tcPr>
+          <w:p>
+            <w:pPr>
+              <w:keepLines/>
+              <w:spacing w:after="0"/>
+            </w:pPr>
+            <w:r/>
+            <w:r>
+              <w:rPr>
+                <w:rFonts w:ascii="Arial" w:hAnsi="Arial" w:eastAsia="Arial"/>
+                <w:b w:val="0"/>
+                <w:sz w:val="18"/>
+              </w:rPr>
+              <w:t>number</w:t>
             </w:r>
           </w:p>
         </w:tc>
@@ -11085,1075 +10767,7 @@
                 <w:b w:val="0"/>
                 <w:sz w:val="18"/>
               </w:rPr>
-              <w:t>UTF-8; use value domain described by endpoint purpose</w:t>
-            </w:r>
-          </w:p>
-        </w:tc>
-      </w:tr>
-      <w:tr>
-        <w:trPr>
-          <w:cantSplit/>
-        </w:trPr>
-        <w:tc>
-          <w:tcPr>
-            <w:tcW w:type="dxa" w:w="2520"/>
-            <w:vAlign w:val="center"/>
-          </w:tcPr>
-          <w:p>
-            <w:pPr>
-              <w:keepLines/>
-              <w:spacing w:after="0"/>
-            </w:pPr>
-            <w:r/>
-            <w:r>
-              <w:rPr>
-                <w:rFonts w:ascii="Arial" w:hAnsi="Arial" w:eastAsia="Arial"/>
-                <w:b w:val="0"/>
-                <w:sz w:val="18"/>
-              </w:rPr>
-              <w:t>items[].impactMonth</w:t>
-            </w:r>
-          </w:p>
-        </w:tc>
-        <w:tc>
-          <w:tcPr>
-            <w:tcW w:type="dxa" w:w="2520"/>
-            <w:vAlign w:val="center"/>
-          </w:tcPr>
-          <w:p>
-            <w:pPr>
-              <w:keepLines/>
-              <w:spacing w:after="0"/>
-            </w:pPr>
-            <w:r/>
-            <w:r>
-              <w:rPr>
-                <w:rFonts w:ascii="Arial" w:hAnsi="Arial" w:eastAsia="Arial"/>
-                <w:b w:val="0"/>
-                <w:sz w:val="18"/>
-              </w:rPr>
-              <w:t>string</w:t>
-            </w:r>
-          </w:p>
-        </w:tc>
-        <w:tc>
-          <w:tcPr>
-            <w:tcW w:type="dxa" w:w="2520"/>
-            <w:vAlign w:val="center"/>
-          </w:tcPr>
-          <w:p>
-            <w:pPr>
-              <w:keepLines/>
-              <w:spacing w:after="0"/>
-            </w:pPr>
-            <w:r/>
-            <w:r>
-              <w:rPr>
-                <w:rFonts w:ascii="Arial" w:hAnsi="Arial" w:eastAsia="Arial"/>
-                <w:b w:val="0"/>
-                <w:sz w:val="18"/>
-              </w:rPr>
-              <w:t>Yes</w:t>
-            </w:r>
-          </w:p>
-        </w:tc>
-        <w:tc>
-          <w:tcPr>
-            <w:tcW w:type="dxa" w:w="2520"/>
-            <w:vAlign w:val="center"/>
-          </w:tcPr>
-          <w:p>
-            <w:pPr>
-              <w:keepLines/>
-              <w:spacing w:after="0"/>
-            </w:pPr>
-            <w:r/>
-            <w:r>
-              <w:rPr>
-                <w:rFonts w:ascii="Arial" w:hAnsi="Arial" w:eastAsia="Arial"/>
-                <w:b w:val="0"/>
-                <w:sz w:val="18"/>
-              </w:rPr>
-              <w:t>ISO-8601 ค.ศ.; nullable only when type includes null</w:t>
-            </w:r>
-          </w:p>
-        </w:tc>
-      </w:tr>
-      <w:tr>
-        <w:trPr>
-          <w:cantSplit/>
-        </w:trPr>
-        <w:tc>
-          <w:tcPr>
-            <w:tcW w:type="dxa" w:w="2520"/>
-            <w:vAlign w:val="center"/>
-          </w:tcPr>
-          <w:p>
-            <w:pPr>
-              <w:keepLines/>
-              <w:spacing w:after="0"/>
-            </w:pPr>
-            <w:r/>
-            <w:r>
-              <w:rPr>
-                <w:rFonts w:ascii="Arial" w:hAnsi="Arial" w:eastAsia="Arial"/>
-                <w:b w:val="0"/>
-                <w:sz w:val="18"/>
-              </w:rPr>
-              <w:t>items[].transferToSpDate</w:t>
-            </w:r>
-          </w:p>
-        </w:tc>
-        <w:tc>
-          <w:tcPr>
-            <w:tcW w:type="dxa" w:w="2520"/>
-            <w:vAlign w:val="center"/>
-          </w:tcPr>
-          <w:p>
-            <w:pPr>
-              <w:keepLines/>
-              <w:spacing w:after="0"/>
-            </w:pPr>
-            <w:r/>
-            <w:r>
-              <w:rPr>
-                <w:rFonts w:ascii="Arial" w:hAnsi="Arial" w:eastAsia="Arial"/>
-                <w:b w:val="0"/>
-                <w:sz w:val="18"/>
-              </w:rPr>
-              <w:t>string</w:t>
-            </w:r>
-          </w:p>
-        </w:tc>
-        <w:tc>
-          <w:tcPr>
-            <w:tcW w:type="dxa" w:w="2520"/>
-            <w:vAlign w:val="center"/>
-          </w:tcPr>
-          <w:p>
-            <w:pPr>
-              <w:keepLines/>
-              <w:spacing w:after="0"/>
-            </w:pPr>
-            <w:r/>
-            <w:r>
-              <w:rPr>
-                <w:rFonts w:ascii="Arial" w:hAnsi="Arial" w:eastAsia="Arial"/>
-                <w:b w:val="0"/>
-                <w:sz w:val="18"/>
-              </w:rPr>
-              <w:t>Yes</w:t>
-            </w:r>
-          </w:p>
-        </w:tc>
-        <w:tc>
-          <w:tcPr>
-            <w:tcW w:type="dxa" w:w="2520"/>
-            <w:vAlign w:val="center"/>
-          </w:tcPr>
-          <w:p>
-            <w:pPr>
-              <w:keepLines/>
-              <w:spacing w:after="0"/>
-            </w:pPr>
-            <w:r/>
-            <w:r>
-              <w:rPr>
-                <w:rFonts w:ascii="Arial" w:hAnsi="Arial" w:eastAsia="Arial"/>
-                <w:b w:val="0"/>
-                <w:sz w:val="18"/>
-              </w:rPr>
-              <w:t>ISO-8601 ค.ศ.; nullable only when type includes null</w:t>
-            </w:r>
-          </w:p>
-        </w:tc>
-      </w:tr>
-      <w:tr>
-        <w:trPr>
-          <w:cantSplit/>
-        </w:trPr>
-        <w:tc>
-          <w:tcPr>
-            <w:tcW w:type="dxa" w:w="2520"/>
-            <w:vAlign w:val="center"/>
-          </w:tcPr>
-          <w:p>
-            <w:pPr>
-              <w:keepLines/>
-              <w:spacing w:after="0"/>
-            </w:pPr>
-            <w:r/>
-            <w:r>
-              <w:rPr>
-                <w:rFonts w:ascii="Arial" w:hAnsi="Arial" w:eastAsia="Arial"/>
-                <w:b w:val="0"/>
-                <w:sz w:val="18"/>
-              </w:rPr>
-              <w:t>items[].statementPeriod</w:t>
-            </w:r>
-          </w:p>
-        </w:tc>
-        <w:tc>
-          <w:tcPr>
-            <w:tcW w:type="dxa" w:w="2520"/>
-            <w:vAlign w:val="center"/>
-          </w:tcPr>
-          <w:p>
-            <w:pPr>
-              <w:keepLines/>
-              <w:spacing w:after="0"/>
-            </w:pPr>
-            <w:r/>
-            <w:r>
-              <w:rPr>
-                <w:rFonts w:ascii="Arial" w:hAnsi="Arial" w:eastAsia="Arial"/>
-                <w:b w:val="0"/>
-                <w:sz w:val="18"/>
-              </w:rPr>
-              <w:t>string</w:t>
-            </w:r>
-          </w:p>
-        </w:tc>
-        <w:tc>
-          <w:tcPr>
-            <w:tcW w:type="dxa" w:w="2520"/>
-            <w:vAlign w:val="center"/>
-          </w:tcPr>
-          <w:p>
-            <w:pPr>
-              <w:keepLines/>
-              <w:spacing w:after="0"/>
-            </w:pPr>
-            <w:r/>
-            <w:r>
-              <w:rPr>
-                <w:rFonts w:ascii="Arial" w:hAnsi="Arial" w:eastAsia="Arial"/>
-                <w:b w:val="0"/>
-                <w:sz w:val="18"/>
-              </w:rPr>
-              <w:t>Yes</w:t>
-            </w:r>
-          </w:p>
-        </w:tc>
-        <w:tc>
-          <w:tcPr>
-            <w:tcW w:type="dxa" w:w="2520"/>
-            <w:vAlign w:val="center"/>
-          </w:tcPr>
-          <w:p>
-            <w:pPr>
-              <w:keepLines/>
-              <w:spacing w:after="0"/>
-            </w:pPr>
-            <w:r/>
-            <w:r>
-              <w:rPr>
-                <w:rFonts w:ascii="Arial" w:hAnsi="Arial" w:eastAsia="Arial"/>
-                <w:b w:val="0"/>
-                <w:sz w:val="18"/>
-              </w:rPr>
-              <w:t>UTF-8; use value domain described by endpoint purpose</w:t>
-            </w:r>
-          </w:p>
-        </w:tc>
-      </w:tr>
-      <w:tr>
-        <w:trPr>
-          <w:cantSplit/>
-        </w:trPr>
-        <w:tc>
-          <w:tcPr>
-            <w:tcW w:type="dxa" w:w="2520"/>
-            <w:vAlign w:val="center"/>
-          </w:tcPr>
-          <w:p>
-            <w:pPr>
-              <w:keepLines/>
-              <w:spacing w:after="0"/>
-            </w:pPr>
-            <w:r/>
-            <w:r>
-              <w:rPr>
-                <w:rFonts w:ascii="Arial" w:hAnsi="Arial" w:eastAsia="Arial"/>
-                <w:b w:val="0"/>
-                <w:sz w:val="18"/>
-              </w:rPr>
-              <w:t>items[].newStoreCode</w:t>
-            </w:r>
-          </w:p>
-        </w:tc>
-        <w:tc>
-          <w:tcPr>
-            <w:tcW w:type="dxa" w:w="2520"/>
-            <w:vAlign w:val="center"/>
-          </w:tcPr>
-          <w:p>
-            <w:pPr>
-              <w:keepLines/>
-              <w:spacing w:after="0"/>
-            </w:pPr>
-            <w:r/>
-            <w:r>
-              <w:rPr>
-                <w:rFonts w:ascii="Arial" w:hAnsi="Arial" w:eastAsia="Arial"/>
-                <w:b w:val="0"/>
-                <w:sz w:val="18"/>
-              </w:rPr>
-              <w:t>string</w:t>
-            </w:r>
-          </w:p>
-        </w:tc>
-        <w:tc>
-          <w:tcPr>
-            <w:tcW w:type="dxa" w:w="2520"/>
-            <w:vAlign w:val="center"/>
-          </w:tcPr>
-          <w:p>
-            <w:pPr>
-              <w:keepLines/>
-              <w:spacing w:after="0"/>
-            </w:pPr>
-            <w:r/>
-            <w:r>
-              <w:rPr>
-                <w:rFonts w:ascii="Arial" w:hAnsi="Arial" w:eastAsia="Arial"/>
-                <w:b w:val="0"/>
-                <w:sz w:val="18"/>
-              </w:rPr>
-              <w:t>Yes</w:t>
-            </w:r>
-          </w:p>
-        </w:tc>
-        <w:tc>
-          <w:tcPr>
-            <w:tcW w:type="dxa" w:w="2520"/>
-            <w:vAlign w:val="center"/>
-          </w:tcPr>
-          <w:p>
-            <w:pPr>
-              <w:keepLines/>
-              <w:spacing w:after="0"/>
-            </w:pPr>
-            <w:r/>
-            <w:r>
-              <w:rPr>
-                <w:rFonts w:ascii="Arial" w:hAnsi="Arial" w:eastAsia="Arial"/>
-                <w:b w:val="0"/>
-                <w:sz w:val="18"/>
-              </w:rPr>
-              <w:t>exactly 5 digits; preserve leading zero</w:t>
-            </w:r>
-          </w:p>
-        </w:tc>
-      </w:tr>
-      <w:tr>
-        <w:trPr>
-          <w:cantSplit/>
-        </w:trPr>
-        <w:tc>
-          <w:tcPr>
-            <w:tcW w:type="dxa" w:w="2520"/>
-            <w:vAlign w:val="center"/>
-          </w:tcPr>
-          <w:p>
-            <w:pPr>
-              <w:keepLines/>
-              <w:spacing w:after="0"/>
-            </w:pPr>
-            <w:r/>
-            <w:r>
-              <w:rPr>
-                <w:rFonts w:ascii="Arial" w:hAnsi="Arial" w:eastAsia="Arial"/>
-                <w:b w:val="0"/>
-                <w:sz w:val="18"/>
-              </w:rPr>
-              <w:t>items[].newStoreName</w:t>
-            </w:r>
-          </w:p>
-        </w:tc>
-        <w:tc>
-          <w:tcPr>
-            <w:tcW w:type="dxa" w:w="2520"/>
-            <w:vAlign w:val="center"/>
-          </w:tcPr>
-          <w:p>
-            <w:pPr>
-              <w:keepLines/>
-              <w:spacing w:after="0"/>
-            </w:pPr>
-            <w:r/>
-            <w:r>
-              <w:rPr>
-                <w:rFonts w:ascii="Arial" w:hAnsi="Arial" w:eastAsia="Arial"/>
-                <w:b w:val="0"/>
-                <w:sz w:val="18"/>
-              </w:rPr>
-              <w:t>string</w:t>
-            </w:r>
-          </w:p>
-        </w:tc>
-        <w:tc>
-          <w:tcPr>
-            <w:tcW w:type="dxa" w:w="2520"/>
-            <w:vAlign w:val="center"/>
-          </w:tcPr>
-          <w:p>
-            <w:pPr>
-              <w:keepLines/>
-              <w:spacing w:after="0"/>
-            </w:pPr>
-            <w:r/>
-            <w:r>
-              <w:rPr>
-                <w:rFonts w:ascii="Arial" w:hAnsi="Arial" w:eastAsia="Arial"/>
-                <w:b w:val="0"/>
-                <w:sz w:val="18"/>
-              </w:rPr>
-              <w:t>Yes</w:t>
-            </w:r>
-          </w:p>
-        </w:tc>
-        <w:tc>
-          <w:tcPr>
-            <w:tcW w:type="dxa" w:w="2520"/>
-            <w:vAlign w:val="center"/>
-          </w:tcPr>
-          <w:p>
-            <w:pPr>
-              <w:keepLines/>
-              <w:spacing w:after="0"/>
-            </w:pPr>
-            <w:r/>
-            <w:r>
-              <w:rPr>
-                <w:rFonts w:ascii="Arial" w:hAnsi="Arial" w:eastAsia="Arial"/>
-                <w:b w:val="0"/>
-                <w:sz w:val="18"/>
-              </w:rPr>
-              <w:t>UTF-8; use value domain described by endpoint purpose</w:t>
-            </w:r>
-          </w:p>
-        </w:tc>
-      </w:tr>
-      <w:tr>
-        <w:trPr>
-          <w:cantSplit/>
-        </w:trPr>
-        <w:tc>
-          <w:tcPr>
-            <w:tcW w:type="dxa" w:w="2520"/>
-            <w:vAlign w:val="center"/>
-          </w:tcPr>
-          <w:p>
-            <w:pPr>
-              <w:keepLines/>
-              <w:spacing w:after="0"/>
-            </w:pPr>
-            <w:r/>
-            <w:r>
-              <w:rPr>
-                <w:rFonts w:ascii="Arial" w:hAnsi="Arial" w:eastAsia="Arial"/>
-                <w:b w:val="0"/>
-                <w:sz w:val="18"/>
-              </w:rPr>
-              <w:t>items[].newStoreRegion</w:t>
-            </w:r>
-          </w:p>
-        </w:tc>
-        <w:tc>
-          <w:tcPr>
-            <w:tcW w:type="dxa" w:w="2520"/>
-            <w:vAlign w:val="center"/>
-          </w:tcPr>
-          <w:p>
-            <w:pPr>
-              <w:keepLines/>
-              <w:spacing w:after="0"/>
-            </w:pPr>
-            <w:r/>
-            <w:r>
-              <w:rPr>
-                <w:rFonts w:ascii="Arial" w:hAnsi="Arial" w:eastAsia="Arial"/>
-                <w:b w:val="0"/>
-                <w:sz w:val="18"/>
-              </w:rPr>
-              <w:t>string</w:t>
-            </w:r>
-          </w:p>
-        </w:tc>
-        <w:tc>
-          <w:tcPr>
-            <w:tcW w:type="dxa" w:w="2520"/>
-            <w:vAlign w:val="center"/>
-          </w:tcPr>
-          <w:p>
-            <w:pPr>
-              <w:keepLines/>
-              <w:spacing w:after="0"/>
-            </w:pPr>
-            <w:r/>
-            <w:r>
-              <w:rPr>
-                <w:rFonts w:ascii="Arial" w:hAnsi="Arial" w:eastAsia="Arial"/>
-                <w:b w:val="0"/>
-                <w:sz w:val="18"/>
-              </w:rPr>
-              <w:t>Yes</w:t>
-            </w:r>
-          </w:p>
-        </w:tc>
-        <w:tc>
-          <w:tcPr>
-            <w:tcW w:type="dxa" w:w="2520"/>
-            <w:vAlign w:val="center"/>
-          </w:tcPr>
-          <w:p>
-            <w:pPr>
-              <w:keepLines/>
-              <w:spacing w:after="0"/>
-            </w:pPr>
-            <w:r/>
-            <w:r>
-              <w:rPr>
-                <w:rFonts w:ascii="Arial" w:hAnsi="Arial" w:eastAsia="Arial"/>
-                <w:b w:val="0"/>
-                <w:sz w:val="18"/>
-              </w:rPr>
-              <w:t>UTF-8; use value domain described by endpoint purpose</w:t>
-            </w:r>
-          </w:p>
-        </w:tc>
-      </w:tr>
-      <w:tr>
-        <w:trPr>
-          <w:cantSplit/>
-        </w:trPr>
-        <w:tc>
-          <w:tcPr>
-            <w:tcW w:type="dxa" w:w="2520"/>
-            <w:vAlign w:val="center"/>
-          </w:tcPr>
-          <w:p>
-            <w:pPr>
-              <w:keepLines/>
-              <w:spacing w:after="0"/>
-            </w:pPr>
-            <w:r/>
-            <w:r>
-              <w:rPr>
-                <w:rFonts w:ascii="Arial" w:hAnsi="Arial" w:eastAsia="Arial"/>
-                <w:b w:val="0"/>
-                <w:sz w:val="18"/>
-              </w:rPr>
-              <w:t>items[].newStoreType</w:t>
-            </w:r>
-          </w:p>
-        </w:tc>
-        <w:tc>
-          <w:tcPr>
-            <w:tcW w:type="dxa" w:w="2520"/>
-            <w:vAlign w:val="center"/>
-          </w:tcPr>
-          <w:p>
-            <w:pPr>
-              <w:keepLines/>
-              <w:spacing w:after="0"/>
-            </w:pPr>
-            <w:r/>
-            <w:r>
-              <w:rPr>
-                <w:rFonts w:ascii="Arial" w:hAnsi="Arial" w:eastAsia="Arial"/>
-                <w:b w:val="0"/>
-                <w:sz w:val="18"/>
-              </w:rPr>
-              <w:t>string</w:t>
-            </w:r>
-          </w:p>
-        </w:tc>
-        <w:tc>
-          <w:tcPr>
-            <w:tcW w:type="dxa" w:w="2520"/>
-            <w:vAlign w:val="center"/>
-          </w:tcPr>
-          <w:p>
-            <w:pPr>
-              <w:keepLines/>
-              <w:spacing w:after="0"/>
-            </w:pPr>
-            <w:r/>
-            <w:r>
-              <w:rPr>
-                <w:rFonts w:ascii="Arial" w:hAnsi="Arial" w:eastAsia="Arial"/>
-                <w:b w:val="0"/>
-                <w:sz w:val="18"/>
-              </w:rPr>
-              <w:t>Yes</w:t>
-            </w:r>
-          </w:p>
-        </w:tc>
-        <w:tc>
-          <w:tcPr>
-            <w:tcW w:type="dxa" w:w="2520"/>
-            <w:vAlign w:val="center"/>
-          </w:tcPr>
-          <w:p>
-            <w:pPr>
-              <w:keepLines/>
-              <w:spacing w:after="0"/>
-            </w:pPr>
-            <w:r/>
-            <w:r>
-              <w:rPr>
-                <w:rFonts w:ascii="Arial" w:hAnsi="Arial" w:eastAsia="Arial"/>
-                <w:b w:val="0"/>
-                <w:sz w:val="18"/>
-              </w:rPr>
-              <w:t>UTF-8; use value domain described by endpoint purpose</w:t>
-            </w:r>
-          </w:p>
-        </w:tc>
-      </w:tr>
-      <w:tr>
-        <w:trPr>
-          <w:cantSplit/>
-        </w:trPr>
-        <w:tc>
-          <w:tcPr>
-            <w:tcW w:type="dxa" w:w="2520"/>
-            <w:vAlign w:val="center"/>
-          </w:tcPr>
-          <w:p>
-            <w:pPr>
-              <w:keepLines/>
-              <w:spacing w:after="0"/>
-            </w:pPr>
-            <w:r/>
-            <w:r>
-              <w:rPr>
-                <w:rFonts w:ascii="Arial" w:hAnsi="Arial" w:eastAsia="Arial"/>
-                <w:b w:val="0"/>
-                <w:sz w:val="18"/>
-              </w:rPr>
-              <w:t>items[].compensationAmount</w:t>
-            </w:r>
-          </w:p>
-        </w:tc>
-        <w:tc>
-          <w:tcPr>
-            <w:tcW w:type="dxa" w:w="2520"/>
-            <w:vAlign w:val="center"/>
-          </w:tcPr>
-          <w:p>
-            <w:pPr>
-              <w:keepLines/>
-              <w:spacing w:after="0"/>
-            </w:pPr>
-            <w:r/>
-            <w:r>
-              <w:rPr>
-                <w:rFonts w:ascii="Arial" w:hAnsi="Arial" w:eastAsia="Arial"/>
-                <w:b w:val="0"/>
-                <w:sz w:val="18"/>
-              </w:rPr>
-              <w:t>number</w:t>
-            </w:r>
-          </w:p>
-        </w:tc>
-        <w:tc>
-          <w:tcPr>
-            <w:tcW w:type="dxa" w:w="2520"/>
-            <w:vAlign w:val="center"/>
-          </w:tcPr>
-          <w:p>
-            <w:pPr>
-              <w:keepLines/>
-              <w:spacing w:after="0"/>
-            </w:pPr>
-            <w:r/>
-            <w:r>
-              <w:rPr>
-                <w:rFonts w:ascii="Arial" w:hAnsi="Arial" w:eastAsia="Arial"/>
-                <w:b w:val="0"/>
-                <w:sz w:val="18"/>
-              </w:rPr>
-              <w:t>Yes</w:t>
-            </w:r>
-          </w:p>
-        </w:tc>
-        <w:tc>
-          <w:tcPr>
-            <w:tcW w:type="dxa" w:w="2520"/>
-            <w:vAlign w:val="center"/>
-          </w:tcPr>
-          <w:p>
-            <w:pPr>
-              <w:keepLines/>
-              <w:spacing w:after="0"/>
-            </w:pPr>
-            <w:r/>
-            <w:r>
-              <w:rPr>
-                <w:rFonts w:ascii="Arial" w:hAnsi="Arial" w:eastAsia="Arial"/>
-                <w:b w:val="0"/>
-                <w:sz w:val="18"/>
-              </w:rPr>
               <w:t>number &gt;= 0 with 2 decimals</w:t>
-            </w:r>
-          </w:p>
-        </w:tc>
-      </w:tr>
-      <w:tr>
-        <w:trPr>
-          <w:cantSplit/>
-        </w:trPr>
-        <w:tc>
-          <w:tcPr>
-            <w:tcW w:type="dxa" w:w="2520"/>
-            <w:vAlign w:val="center"/>
-          </w:tcPr>
-          <w:p>
-            <w:pPr>
-              <w:keepLines/>
-              <w:spacing w:after="0"/>
-            </w:pPr>
-            <w:r/>
-            <w:r>
-              <w:rPr>
-                <w:rFonts w:ascii="Arial" w:hAnsi="Arial" w:eastAsia="Arial"/>
-                <w:b w:val="0"/>
-                <w:sz w:val="18"/>
-              </w:rPr>
-              <w:t>items[].statusName</w:t>
-            </w:r>
-          </w:p>
-        </w:tc>
-        <w:tc>
-          <w:tcPr>
-            <w:tcW w:type="dxa" w:w="2520"/>
-            <w:vAlign w:val="center"/>
-          </w:tcPr>
-          <w:p>
-            <w:pPr>
-              <w:keepLines/>
-              <w:spacing w:after="0"/>
-            </w:pPr>
-            <w:r/>
-            <w:r>
-              <w:rPr>
-                <w:rFonts w:ascii="Arial" w:hAnsi="Arial" w:eastAsia="Arial"/>
-                <w:b w:val="0"/>
-                <w:sz w:val="18"/>
-              </w:rPr>
-              <w:t>string</w:t>
-            </w:r>
-          </w:p>
-        </w:tc>
-        <w:tc>
-          <w:tcPr>
-            <w:tcW w:type="dxa" w:w="2520"/>
-            <w:vAlign w:val="center"/>
-          </w:tcPr>
-          <w:p>
-            <w:pPr>
-              <w:keepLines/>
-              <w:spacing w:after="0"/>
-            </w:pPr>
-            <w:r/>
-            <w:r>
-              <w:rPr>
-                <w:rFonts w:ascii="Arial" w:hAnsi="Arial" w:eastAsia="Arial"/>
-                <w:b w:val="0"/>
-                <w:sz w:val="18"/>
-              </w:rPr>
-              <w:t>Yes</w:t>
-            </w:r>
-          </w:p>
-        </w:tc>
-        <w:tc>
-          <w:tcPr>
-            <w:tcW w:type="dxa" w:w="2520"/>
-            <w:vAlign w:val="center"/>
-          </w:tcPr>
-          <w:p>
-            <w:pPr>
-              <w:keepLines/>
-              <w:spacing w:after="0"/>
-            </w:pPr>
-            <w:r/>
-            <w:r>
-              <w:rPr>
-                <w:rFonts w:ascii="Arial" w:hAnsi="Arial" w:eastAsia="Arial"/>
-                <w:b w:val="0"/>
-                <w:sz w:val="18"/>
-              </w:rPr>
-              <w:t>UTF-8; use value domain described by endpoint purpose</w:t>
-            </w:r>
-          </w:p>
-        </w:tc>
-      </w:tr>
-      <w:tr>
-        <w:trPr>
-          <w:cantSplit/>
-        </w:trPr>
-        <w:tc>
-          <w:tcPr>
-            <w:tcW w:type="dxa" w:w="2520"/>
-            <w:vAlign w:val="center"/>
-          </w:tcPr>
-          <w:p>
-            <w:pPr>
-              <w:keepLines/>
-              <w:spacing w:after="0"/>
-            </w:pPr>
-            <w:r/>
-            <w:r>
-              <w:rPr>
-                <w:rFonts w:ascii="Arial" w:hAnsi="Arial" w:eastAsia="Arial"/>
-                <w:b w:val="0"/>
-                <w:sz w:val="18"/>
-              </w:rPr>
-              <w:t>items[].operatorName</w:t>
-            </w:r>
-          </w:p>
-        </w:tc>
-        <w:tc>
-          <w:tcPr>
-            <w:tcW w:type="dxa" w:w="2520"/>
-            <w:vAlign w:val="center"/>
-          </w:tcPr>
-          <w:p>
-            <w:pPr>
-              <w:keepLines/>
-              <w:spacing w:after="0"/>
-            </w:pPr>
-            <w:r/>
-            <w:r>
-              <w:rPr>
-                <w:rFonts w:ascii="Arial" w:hAnsi="Arial" w:eastAsia="Arial"/>
-                <w:b w:val="0"/>
-                <w:sz w:val="18"/>
-              </w:rPr>
-              <w:t>string</w:t>
-            </w:r>
-          </w:p>
-        </w:tc>
-        <w:tc>
-          <w:tcPr>
-            <w:tcW w:type="dxa" w:w="2520"/>
-            <w:vAlign w:val="center"/>
-          </w:tcPr>
-          <w:p>
-            <w:pPr>
-              <w:keepLines/>
-              <w:spacing w:after="0"/>
-            </w:pPr>
-            <w:r/>
-            <w:r>
-              <w:rPr>
-                <w:rFonts w:ascii="Arial" w:hAnsi="Arial" w:eastAsia="Arial"/>
-                <w:b w:val="0"/>
-                <w:sz w:val="18"/>
-              </w:rPr>
-              <w:t>Yes</w:t>
-            </w:r>
-          </w:p>
-        </w:tc>
-        <w:tc>
-          <w:tcPr>
-            <w:tcW w:type="dxa" w:w="2520"/>
-            <w:vAlign w:val="center"/>
-          </w:tcPr>
-          <w:p>
-            <w:pPr>
-              <w:keepLines/>
-              <w:spacing w:after="0"/>
-            </w:pPr>
-            <w:r/>
-            <w:r>
-              <w:rPr>
-                <w:rFonts w:ascii="Arial" w:hAnsi="Arial" w:eastAsia="Arial"/>
-                <w:b w:val="0"/>
-                <w:sz w:val="18"/>
-              </w:rPr>
-              <w:t>UTF-8; use value domain described by endpoint purpose</w:t>
-            </w:r>
-          </w:p>
-        </w:tc>
-      </w:tr>
-      <w:tr>
-        <w:trPr>
-          <w:cantSplit/>
-        </w:trPr>
-        <w:tc>
-          <w:tcPr>
-            <w:tcW w:type="dxa" w:w="2520"/>
-            <w:vAlign w:val="center"/>
-          </w:tcPr>
-          <w:p>
-            <w:pPr>
-              <w:keepLines/>
-              <w:spacing w:after="0"/>
-            </w:pPr>
-            <w:r/>
-            <w:r>
-              <w:rPr>
-                <w:rFonts w:ascii="Arial" w:hAnsi="Arial" w:eastAsia="Arial"/>
-                <w:b w:val="0"/>
-                <w:sz w:val="18"/>
-              </w:rPr>
-              <w:t>items[].resultText</w:t>
-            </w:r>
-          </w:p>
-        </w:tc>
-        <w:tc>
-          <w:tcPr>
-            <w:tcW w:type="dxa" w:w="2520"/>
-            <w:vAlign w:val="center"/>
-          </w:tcPr>
-          <w:p>
-            <w:pPr>
-              <w:keepLines/>
-              <w:spacing w:after="0"/>
-            </w:pPr>
-            <w:r/>
-            <w:r>
-              <w:rPr>
-                <w:rFonts w:ascii="Arial" w:hAnsi="Arial" w:eastAsia="Arial"/>
-                <w:b w:val="0"/>
-                <w:sz w:val="18"/>
-              </w:rPr>
-              <w:t>string</w:t>
-            </w:r>
-          </w:p>
-        </w:tc>
-        <w:tc>
-          <w:tcPr>
-            <w:tcW w:type="dxa" w:w="2520"/>
-            <w:vAlign w:val="center"/>
-          </w:tcPr>
-          <w:p>
-            <w:pPr>
-              <w:keepLines/>
-              <w:spacing w:after="0"/>
-            </w:pPr>
-            <w:r/>
-            <w:r>
-              <w:rPr>
-                <w:rFonts w:ascii="Arial" w:hAnsi="Arial" w:eastAsia="Arial"/>
-                <w:b w:val="0"/>
-                <w:sz w:val="18"/>
-              </w:rPr>
-              <w:t>Yes</w:t>
-            </w:r>
-          </w:p>
-        </w:tc>
-        <w:tc>
-          <w:tcPr>
-            <w:tcW w:type="dxa" w:w="2520"/>
-            <w:vAlign w:val="center"/>
-          </w:tcPr>
-          <w:p>
-            <w:pPr>
-              <w:keepLines/>
-              <w:spacing w:after="0"/>
-            </w:pPr>
-            <w:r/>
-            <w:r>
-              <w:rPr>
-                <w:rFonts w:ascii="Arial" w:hAnsi="Arial" w:eastAsia="Arial"/>
-                <w:b w:val="0"/>
-                <w:sz w:val="18"/>
-              </w:rPr>
-              <w:t>UTF-8; use value domain described by endpoint purpose</w:t>
-            </w:r>
-          </w:p>
-        </w:tc>
-      </w:tr>
-      <w:tr>
-        <w:trPr>
-          <w:cantSplit/>
-        </w:trPr>
-        <w:tc>
-          <w:tcPr>
-            <w:tcW w:type="dxa" w:w="2520"/>
-            <w:vAlign w:val="center"/>
-          </w:tcPr>
-          <w:p>
-            <w:pPr>
-              <w:keepLines/>
-              <w:spacing w:after="0"/>
-            </w:pPr>
-            <w:r/>
-            <w:r>
-              <w:rPr>
-                <w:rFonts w:ascii="Arial" w:hAnsi="Arial" w:eastAsia="Arial"/>
-                <w:b w:val="0"/>
-                <w:sz w:val="18"/>
-              </w:rPr>
-              <w:t>items[].waitingDays</w:t>
-            </w:r>
-          </w:p>
-        </w:tc>
-        <w:tc>
-          <w:tcPr>
-            <w:tcW w:type="dxa" w:w="2520"/>
-            <w:vAlign w:val="center"/>
-          </w:tcPr>
-          <w:p>
-            <w:pPr>
-              <w:keepLines/>
-              <w:spacing w:after="0"/>
-            </w:pPr>
-            <w:r/>
-            <w:r>
-              <w:rPr>
-                <w:rFonts w:ascii="Arial" w:hAnsi="Arial" w:eastAsia="Arial"/>
-                <w:b w:val="0"/>
-                <w:sz w:val="18"/>
-              </w:rPr>
-              <w:t>integer</w:t>
-            </w:r>
-          </w:p>
-        </w:tc>
-        <w:tc>
-          <w:tcPr>
-            <w:tcW w:type="dxa" w:w="2520"/>
-            <w:vAlign w:val="center"/>
-          </w:tcPr>
-          <w:p>
-            <w:pPr>
-              <w:keepLines/>
-              <w:spacing w:after="0"/>
-            </w:pPr>
-            <w:r/>
-            <w:r>
-              <w:rPr>
-                <w:rFonts w:ascii="Arial" w:hAnsi="Arial" w:eastAsia="Arial"/>
-                <w:b w:val="0"/>
-                <w:sz w:val="18"/>
-              </w:rPr>
-              <w:t>Yes</w:t>
-            </w:r>
-          </w:p>
-        </w:tc>
-        <w:tc>
-          <w:tcPr>
-            <w:tcW w:type="dxa" w:w="2520"/>
-            <w:vAlign w:val="center"/>
-          </w:tcPr>
-          <w:p>
-            <w:pPr>
-              <w:keepLines/>
-              <w:spacing w:after="0"/>
-            </w:pPr>
-            <w:r/>
-            <w:r>
-              <w:rPr>
-                <w:rFonts w:ascii="Arial" w:hAnsi="Arial" w:eastAsia="Arial"/>
-                <w:b w:val="0"/>
-                <w:sz w:val="18"/>
-              </w:rPr>
-              <w:t>UTF-8; use value domain described by endpoint purpose</w:t>
             </w:r>
           </w:p>
         </w:tc>
@@ -12443,7 +11057,7 @@
         <w:keepNext w:val="0"/>
       </w:pPr>
       <w:r>
-        <w:t>Export CSV to Batch ด้วย filter เดียวกับ preview</w:t>
+        <w:t>Export Excel ด้วย filter เดียวกับการค้นหา</w:t>
       </w:r>
     </w:p>
     <w:tbl>
@@ -12505,9 +11119,9 @@
               </w:rPr>
               <w:t>{</w:t>
               <w:br/>
-              <w:t xml:space="preserve">  "sameAsPreview": true,</w:t>
+              <w:t xml:space="preserve">  "sameAsSearch": true,</w:t>
               <w:br/>
-              <w:t xml:space="preserve">  "format": "csv"</w:t>
+              <w:t xml:space="preserve">  "format": "xlsx"</w:t>
               <w:br/>
               <w:t>}</w:t>
             </w:r>
@@ -12654,7 +11268,7 @@
                 <w:b w:val="0"/>
                 <w:sz w:val="18"/>
               </w:rPr>
-              <w:t>sameAsPreview</w:t>
+              <w:t>sameAsSearch</w:t>
             </w:r>
           </w:p>
         </w:tc>
@@ -12872,11 +11486,9 @@
               </w:rPr>
               <w:t>{</w:t>
               <w:br/>
-              <w:t xml:space="preserve">  "contentType": "text/csv; charset=utf-8",</w:t>
+              <w:t xml:space="preserve">  "contentType": "application/vnd.openxmlformats-officedocument.spreadsheetml.sheet",</w:t>
               <w:br/>
-              <w:t xml:space="preserve">  "fileName": "status-summary-2569.csv",</w:t>
-              <w:br/>
-              <w:t xml:space="preserve">  "queuedToBatch": true</w:t>
+              <w:t xml:space="preserve">  "fileName": "insurance-verification-2026.xlsx"</w:t>
               <w:br/>
               <w:t>}</w:t>
             </w:r>
@@ -13180,95 +11792,6 @@
           </w:p>
         </w:tc>
       </w:tr>
-      <w:tr>
-        <w:trPr>
-          <w:cantSplit/>
-        </w:trPr>
-        <w:tc>
-          <w:tcPr>
-            <w:tcW w:type="dxa" w:w="2520"/>
-            <w:vAlign w:val="center"/>
-          </w:tcPr>
-          <w:p>
-            <w:pPr>
-              <w:keepLines/>
-              <w:spacing w:after="0"/>
-            </w:pPr>
-            <w:r/>
-            <w:r>
-              <w:rPr>
-                <w:rFonts w:ascii="Arial" w:hAnsi="Arial" w:eastAsia="Arial"/>
-                <w:b w:val="0"/>
-                <w:sz w:val="18"/>
-              </w:rPr>
-              <w:t>queuedToBatch</w:t>
-            </w:r>
-          </w:p>
-        </w:tc>
-        <w:tc>
-          <w:tcPr>
-            <w:tcW w:type="dxa" w:w="2520"/>
-            <w:vAlign w:val="center"/>
-          </w:tcPr>
-          <w:p>
-            <w:pPr>
-              <w:keepLines/>
-              <w:spacing w:after="0"/>
-            </w:pPr>
-            <w:r/>
-            <w:r>
-              <w:rPr>
-                <w:rFonts w:ascii="Arial" w:hAnsi="Arial" w:eastAsia="Arial"/>
-                <w:b w:val="0"/>
-                <w:sz w:val="18"/>
-              </w:rPr>
-              <w:t>boolean</w:t>
-            </w:r>
-          </w:p>
-        </w:tc>
-        <w:tc>
-          <w:tcPr>
-            <w:tcW w:type="dxa" w:w="2520"/>
-            <w:vAlign w:val="center"/>
-          </w:tcPr>
-          <w:p>
-            <w:pPr>
-              <w:keepLines/>
-              <w:spacing w:after="0"/>
-            </w:pPr>
-            <w:r/>
-            <w:r>
-              <w:rPr>
-                <w:rFonts w:ascii="Arial" w:hAnsi="Arial" w:eastAsia="Arial"/>
-                <w:b w:val="0"/>
-                <w:sz w:val="18"/>
-              </w:rPr>
-              <w:t>Yes</w:t>
-            </w:r>
-          </w:p>
-        </w:tc>
-        <w:tc>
-          <w:tcPr>
-            <w:tcW w:type="dxa" w:w="2520"/>
-            <w:vAlign w:val="center"/>
-          </w:tcPr>
-          <w:p>
-            <w:pPr>
-              <w:keepLines/>
-              <w:spacing w:after="0"/>
-            </w:pPr>
-            <w:r/>
-            <w:r>
-              <w:rPr>
-                <w:rFonts w:ascii="Arial" w:hAnsi="Arial" w:eastAsia="Arial"/>
-                <w:b w:val="0"/>
-                <w:sz w:val="18"/>
-              </w:rPr>
-              <w:t>UTF-8; use value domain described by endpoint purpose</w:t>
-            </w:r>
-          </w:p>
-        </w:tc>
-      </w:tr>
     </w:tbl>
     <w:p/>
     <w:p>
@@ -13431,7 +11954,7 @@
                 <w:b w:val="0"/>
                 <w:sz w:val="18"/>
               </w:rPr>
-              <w:t>โหลด reference status/region/store type ถ้ามี API</w:t>
+              <w:t>โหลด reference status/region/store type ถ้ามี API (ภาคใหม่แสดง checkbox อัตโนมัติ)</w:t>
             </w:r>
           </w:p>
         </w:tc>
@@ -13478,7 +12001,7 @@
                 <w:b w:val="0"/>
                 <w:sz w:val="18"/>
               </w:rPr>
-              <w:t>ผู้ใช้ระบุ filter</w:t>
+              <w:t>ผู้ใช้ระบุ filter 7 ตัวตาม SDD สไลด์ 60</w:t>
             </w:r>
           </w:p>
         </w:tc>
@@ -13525,7 +12048,7 @@
                 <w:b w:val="0"/>
                 <w:sz w:val="18"/>
               </w:rPr>
-              <w:t>Validate status/result และช่วงเดือน</w:t>
+              <w:t>Validate status (required) · คู่รหัสร้านถูกกระทบ-เปิดกระทบ · Period Statement บังคับเมื่อสถานะ = เสร็จสิ้นดำเนินการ</w:t>
             </w:r>
           </w:p>
         </w:tc>
@@ -13572,7 +12095,7 @@
                 <w:b w:val="0"/>
                 <w:sz w:val="18"/>
               </w:rPr>
-              <w:t>กด Preview แล้ว call report API</w:t>
+              <w:t>กด ค้นหาข้อมูล แล้ว call report API</w:t>
             </w:r>
           </w:p>
         </w:tc>
@@ -13666,7 +12189,7 @@
                 <w:b w:val="0"/>
                 <w:sz w:val="18"/>
               </w:rPr>
-              <w:t>render summary line, chart และ table 19 คอลัมน์</w:t>
+              <w:t>render summary line และ table 14 คอลัมน์</w:t>
             </w:r>
           </w:p>
         </w:tc>
@@ -13713,7 +12236,7 @@
                 <w:b w:val="0"/>
                 <w:sz w:val="18"/>
               </w:rPr>
-              <w:t>กด Export แล้วส่ง filter เดียวกันไป export API</w:t>
+              <w:t>กด Export Excel แล้วส่ง filter เดียวกันไป export API</w:t>
             </w:r>
           </w:p>
         </w:tc>
@@ -13737,7 +12260,7 @@
         <w:keepLines/>
       </w:pPr>
       <w:r>
-        <w:t>status และ resultCategory เป็น required ก่อน preview/export</w:t>
+        <w:t>status เป็น required ตัวเดียวก่อนค้นหา/export (resultCategory เป็นตัวเลือก · SDD สไลด์ 60)</w:t>
       </w:r>
     </w:p>
     <w:p>
@@ -13746,7 +12269,7 @@
         <w:keepLines/>
       </w:pPr>
       <w:r>
-        <w:t>month range ทุกคู่ต้อง from &lt;= to</w:t>
+        <w:t>ระบุ impactedStoreCode แล้วต้องระบุ newStoreCode ด้วย</w:t>
       </w:r>
     </w:p>
     <w:p>
@@ -13755,7 +12278,16 @@
         <w:keepLines/>
       </w:pPr>
       <w:r>
-        <w:t>ตารางแสดง 19 คอลัมน์ครบและ export ออกครบ 19 คอลัมน์</w:t>
+        <w:t>Period Statement เป็นช่วงวันที่ ค.ศ. และ from &lt;= to</w:t>
+      </w:r>
+    </w:p>
+    <w:p>
+      <w:pPr>
+        <w:pStyle w:val="ListBullet"/>
+        <w:keepLines/>
+      </w:pPr>
+      <w:r>
+        <w:t>ตารางแสดง 14 คอลัมน์ครบและ export ออกครบ 14 คอลัมน์</w:t>
       </w:r>
     </w:p>
     <w:p>
@@ -13782,7 +12314,7 @@
         <w:keepLines/>
       </w:pPr>
       <w:r>
-        <w:t>export ใช้ filter เดียวกับ preview ล่าสุด</w:t>
+        <w:t>export ใช้ filter เดียวกับการค้นหาล่าสุด</w:t>
       </w:r>
     </w:p>
     <w:p>
@@ -13898,7 +12430,7 @@
                 <w:b w:val="0"/>
                 <w:sz w:val="18"/>
               </w:rPr>
-              <w:t>ไม่เลือก status แล้ว preview ต้อง block</w:t>
+              <w:t>ไม่เลือก status แล้วค้นหาต้อง block</w:t>
             </w:r>
           </w:p>
         </w:tc>
@@ -13945,7 +12477,7 @@
                 <w:b w:val="0"/>
                 <w:sz w:val="18"/>
               </w:rPr>
-              <w:t>ไม่เลือก resultCategory แล้ว export ต้อง block</w:t>
+              <w:t>ระบุร้านถูกกระทบแต่ไม่ระบุร้านเปิดกระทบ ต้อง block</w:t>
             </w:r>
           </w:p>
         </w:tc>
@@ -13992,7 +12524,7 @@
                 <w:b w:val="0"/>
                 <w:sz w:val="18"/>
               </w:rPr>
-              <w:t>impactMonthFrom &gt; impactMonthTo ต้อง error REPORT_DATE_RANGE_INVALID</w:t>
+              <w:t>periodStatementFrom &gt; periodStatementTo ต้อง error REPORT_DATE_RANGE_INVALID</w:t>
             </w:r>
           </w:p>
         </w:tc>
@@ -14039,7 +12571,7 @@
                 <w:b w:val="0"/>
                 <w:sz w:val="18"/>
               </w:rPr>
-              <w:t>ค้นหาด้วยร้านถูกกระทบ</w:t>
+              <w:t>สถานะ = เสร็จสิ้นดำเนินการ แต่ไม่ระบุ Period Statement ต้อง block</w:t>
             </w:r>
           </w:p>
         </w:tc>
@@ -14086,7 +12618,7 @@
                 <w:b w:val="0"/>
                 <w:sz w:val="18"/>
               </w:rPr>
-              <w:t>เลือกหลาย region/storeType</w:t>
+              <w:t>ค้นหาด้วยร้านถูกกระทบ</w:t>
             </w:r>
           </w:p>
         </w:tc>
@@ -14133,7 +12665,7 @@
                 <w:b w:val="0"/>
                 <w:sz w:val="18"/>
               </w:rPr>
-              <w:t>render table 19 columns</w:t>
+              <w:t>เลือกหลาย region/storeType</w:t>
             </w:r>
           </w:p>
         </w:tc>
@@ -14180,7 +12712,7 @@
                 <w:b w:val="0"/>
                 <w:sz w:val="18"/>
               </w:rPr>
-              <w:t>export csv utf-8</w:t>
+              <w:t>render table 14 columns</w:t>
             </w:r>
           </w:p>
         </w:tc>
@@ -14207,6 +12739,53 @@
                 <w:sz w:val="18"/>
               </w:rPr>
               <w:t>8</w:t>
+            </w:r>
+          </w:p>
+        </w:tc>
+        <w:tc>
+          <w:tcPr>
+            <w:tcW w:type="dxa" w:w="5040"/>
+            <w:vAlign w:val="center"/>
+          </w:tcPr>
+          <w:p>
+            <w:pPr>
+              <w:keepLines/>
+              <w:spacing w:after="0"/>
+            </w:pPr>
+            <w:r/>
+            <w:r>
+              <w:rPr>
+                <w:rFonts w:ascii="Arial" w:hAnsi="Arial" w:eastAsia="Arial"/>
+                <w:b w:val="0"/>
+                <w:sz w:val="18"/>
+              </w:rPr>
+              <w:t>export xlsx</w:t>
+            </w:r>
+          </w:p>
+        </w:tc>
+      </w:tr>
+      <w:tr>
+        <w:trPr>
+          <w:cantSplit/>
+        </w:trPr>
+        <w:tc>
+          <w:tcPr>
+            <w:tcW w:type="dxa" w:w="5040"/>
+            <w:vAlign w:val="center"/>
+          </w:tcPr>
+          <w:p>
+            <w:pPr>
+              <w:keepLines/>
+              <w:spacing w:after="0"/>
+            </w:pPr>
+            <w:r/>
+            <w:r>
+              <w:rPr>
+                <w:rFonts w:ascii="Arial" w:hAnsi="Arial" w:eastAsia="Arial"/>
+                <w:b w:val="0"/>
+                <w:sz w:val="18"/>
+              </w:rPr>
+              <w:t>9</w:t>
             </w:r>
           </w:p>
         </w:tc>

--- a/LLDD/word/FE/LLDD-FE-Report.docx
+++ b/LLDD/word/FE/LLDD-FE-Report.docx
@@ -437,7 +437,7 @@
                 <w:rFonts w:ascii="Arial" w:hAnsi="Arial" w:eastAsia="Arial"/>
                 <w:sz w:val="18"/>
               </w:rPr>
-              <w:t>24 ชั่วโมง</w:t>
+              <w:t>20 ชั่วโมง</w:t>
             </w:r>
           </w:p>
         </w:tc>
@@ -492,7 +492,7 @@
                 <w:rFonts w:ascii="Arial" w:hAnsi="Arial" w:eastAsia="Arial"/>
                 <w:sz w:val="18"/>
               </w:rPr>
-              <w:t>Chidchanok &lt;lin&gt; Saengamnat</w:t>
+              <w:t>Kittisak &lt;New&gt; Kaeowika</w:t>
             </w:r>
           </w:p>
         </w:tc>
@@ -576,7 +576,7 @@
         <w:keepLines/>
       </w:pPr>
       <w:r>
-        <w:t>Report filters (SDD slide 60 · 2026-08-06: สถานะ*|รหัสร้านถูกกระทบ · รหัสร้านเปิดกระทบ|ประเภทร้าน A/B/C/E · Period Statement From-To (date, ค.ศ.) เต็มแถว · ภาคเต็มแถว · ผลการพิจารณาเต็มแถว)</w:t>
+        <w:t>Report filters (SDD slide 60 · 2026-08-06: สถานะ*|รหัสร้านถูกกระทบ · รหัสร้านเปิดกระทบ|ประเภทร้าน (รหัสจาก common_code · รหัสที่ 4 รอยืนยัน) · Period Statement From-To (date, ค.ศ.) เต็มแถว · ภาคเต็มแถว · ผลการพิจารณาเต็มแถว)</w:t>
       </w:r>
     </w:p>
     <w:p>
@@ -1319,7 +1319,7 @@
                 <w:rFonts w:ascii="Arial" w:hAnsi="Arial" w:eastAsia="Arial"/>
                 <w:sz w:val="18"/>
               </w:rPr>
-              <w:t>ส่งเป็น ค.ศ. เช่น 2026-05; FE แสดงเดือน/ปี พ.ศ. ในตาราง</w:t>
+              <w:t>ส่งและแสดงเป็น ค.ศ. เช่น 2026-05</w:t>
             </w:r>
           </w:p>
         </w:tc>
@@ -1479,7 +1479,7 @@
                 <w:rFonts w:ascii="Arial" w:hAnsi="Arial" w:eastAsia="Arial"/>
                 <w:sz w:val="18"/>
               </w:rPr>
-              <w:t>array enum A|B|C|D</w:t>
+              <w:t>array ของ BranchTypeFGIName</w:t>
             </w:r>
           </w:p>
         </w:tc>
@@ -1527,9 +1527,218 @@
             <w:r>
               <w:rPr>
                 <w:rFonts w:ascii="Arial" w:hAnsi="Arial" w:eastAsia="Arial"/>
-                <w:sz w:val="18"/>
-              </w:rPr>
-              <w:t>checkbox เลือกได้มากกว่า 1; ส่งเป็น comma/query array</w:t>
+                <w:b/>
+                <w:sz w:val="18"/>
+              </w:rPr>
+              <w:t>ยืนยันจาก master จริงแล้ว (`ข้อมูล Master K2.xlsx` · ชีต `BranchTypeProfile` จาก `CPA_FRN_FGI`)</w:t>
+            </w:r>
+            <w:r>
+              <w:rPr>
+                <w:rFonts w:ascii="Arial" w:hAnsi="Arial" w:eastAsia="Arial"/>
+                <w:sz w:val="18"/>
+              </w:rPr>
+              <w:t xml:space="preserve">: ค่าที่ใช้คือคอลัมน์ </w:t>
+            </w:r>
+            <w:r>
+              <w:rPr>
+                <w:rFonts w:ascii="Courier New" w:hAnsi="Courier New" w:eastAsia="Arial"/>
+                <w:sz w:val="18"/>
+              </w:rPr>
+              <w:t>BranchTypeFGIName</w:t>
+            </w:r>
+            <w:r>
+              <w:rPr>
+                <w:rFonts w:ascii="Arial" w:hAnsi="Arial" w:eastAsia="Arial"/>
+                <w:sz w:val="18"/>
+              </w:rPr>
+              <w:t xml:space="preserve"> มี </w:t>
+            </w:r>
+            <w:r>
+              <w:rPr>
+                <w:rFonts w:ascii="Arial" w:hAnsi="Arial" w:eastAsia="Arial"/>
+                <w:b/>
+                <w:sz w:val="18"/>
+              </w:rPr>
+              <w:t>7 ค่าไม่ซ้ำ</w:t>
+            </w:r>
+            <w:r>
+              <w:rPr>
+                <w:rFonts w:ascii="Arial" w:hAnsi="Arial" w:eastAsia="Arial"/>
+                <w:sz w:val="18"/>
+              </w:rPr>
+              <w:t xml:space="preserve"> — </w:t>
+            </w:r>
+            <w:r>
+              <w:rPr>
+                <w:rFonts w:ascii="Courier New" w:hAnsi="Courier New" w:eastAsia="Arial"/>
+                <w:sz w:val="18"/>
+              </w:rPr>
+              <w:t>A</w:t>
+            </w:r>
+            <w:r>
+              <w:rPr>
+                <w:rFonts w:ascii="Arial" w:hAnsi="Arial" w:eastAsia="Arial"/>
+                <w:sz w:val="18"/>
+              </w:rPr>
+              <w:t xml:space="preserve"> (A-Mo) · </w:t>
+            </w:r>
+            <w:r>
+              <w:rPr>
+                <w:rFonts w:ascii="Courier New" w:hAnsi="Courier New" w:eastAsia="Arial"/>
+                <w:sz w:val="18"/>
+              </w:rPr>
+              <w:t>B</w:t>
+            </w:r>
+            <w:r>
+              <w:rPr>
+                <w:rFonts w:ascii="Arial" w:hAnsi="Arial" w:eastAsia="Arial"/>
+                <w:sz w:val="18"/>
+              </w:rPr>
+              <w:t xml:space="preserve"> (B(1)) · </w:t>
+            </w:r>
+            <w:r>
+              <w:rPr>
+                <w:rFonts w:ascii="Courier New" w:hAnsi="Courier New" w:eastAsia="Arial"/>
+                <w:sz w:val="18"/>
+              </w:rPr>
+              <w:t>C</w:t>
+            </w:r>
+            <w:r>
+              <w:rPr>
+                <w:rFonts w:ascii="Arial" w:hAnsi="Arial" w:eastAsia="Arial"/>
+                <w:sz w:val="18"/>
+              </w:rPr>
+              <w:t xml:space="preserve"> (C และ C(Retire CPALL)) · </w:t>
+            </w:r>
+            <w:r>
+              <w:rPr>
+                <w:rFonts w:ascii="Courier New" w:hAnsi="Courier New" w:eastAsia="Arial"/>
+                <w:sz w:val="18"/>
+              </w:rPr>
+              <w:t>D</w:t>
+            </w:r>
+            <w:r>
+              <w:rPr>
+                <w:rFonts w:ascii="Arial" w:hAnsi="Arial" w:eastAsia="Arial"/>
+                <w:sz w:val="18"/>
+              </w:rPr>
+              <w:t xml:space="preserve"> (BGC) · </w:t>
+            </w:r>
+            <w:r>
+              <w:rPr>
+                <w:rFonts w:ascii="Courier New" w:hAnsi="Courier New" w:eastAsia="Arial"/>
+                <w:sz w:val="18"/>
+              </w:rPr>
+              <w:t>E</w:t>
+            </w:r>
+            <w:r>
+              <w:rPr>
+                <w:rFonts w:ascii="Arial" w:hAnsi="Arial" w:eastAsia="Arial"/>
+                <w:sz w:val="18"/>
+              </w:rPr>
+              <w:t xml:space="preserve"> (B(2)) · </w:t>
+            </w:r>
+            <w:r>
+              <w:rPr>
+                <w:rFonts w:ascii="Courier New" w:hAnsi="Courier New" w:eastAsia="Arial"/>
+                <w:sz w:val="18"/>
+              </w:rPr>
+              <w:t>PTT</w:t>
+            </w:r>
+            <w:r>
+              <w:rPr>
+                <w:rFonts w:ascii="Arial" w:hAnsi="Arial" w:eastAsia="Arial"/>
+                <w:sz w:val="18"/>
+              </w:rPr>
+              <w:t xml:space="preserve"> · </w:t>
+            </w:r>
+            <w:r>
+              <w:rPr>
+                <w:rFonts w:ascii="Courier New" w:hAnsi="Courier New" w:eastAsia="Arial"/>
+                <w:sz w:val="18"/>
+              </w:rPr>
+              <w:t>บริษัท</w:t>
+            </w:r>
+            <w:r>
+              <w:rPr>
+                <w:rFonts w:ascii="Arial" w:hAnsi="Arial" w:eastAsia="Arial"/>
+                <w:sz w:val="18"/>
+              </w:rPr>
+              <w:t xml:space="preserve"> (Corporate) · ⚠️ </w:t>
+            </w:r>
+            <w:r>
+              <w:rPr>
+                <w:rFonts w:ascii="Arial" w:hAnsi="Arial" w:eastAsia="Arial"/>
+                <w:b/>
+                <w:sz w:val="18"/>
+              </w:rPr>
+              <w:t>D กับ E เป็นคนละประเภทและมีจริงทั้งคู่</w:t>
+            </w:r>
+            <w:r>
+              <w:rPr>
+                <w:rFonts w:ascii="Arial" w:hAnsi="Arial" w:eastAsia="Arial"/>
+                <w:sz w:val="18"/>
+              </w:rPr>
+              <w:t xml:space="preserve"> — เอกสารรุ่นก่อนที่แสดงเพียง 4 ตัวเลือก (A/B/C/E หรือ A/B/C/D) </w:t>
+            </w:r>
+            <w:r>
+              <w:rPr>
+                <w:rFonts w:ascii="Arial" w:hAnsi="Arial" w:eastAsia="Arial"/>
+                <w:b/>
+                <w:sz w:val="18"/>
+              </w:rPr>
+              <w:t>ผิด</w:t>
+            </w:r>
+            <w:r>
+              <w:rPr>
+                <w:rFonts w:ascii="Arial" w:hAnsi="Arial" w:eastAsia="Arial"/>
+                <w:sz w:val="18"/>
+              </w:rPr>
+              <w:t xml:space="preserve"> ทั้ง SDD สไลด์ 60 (แสดงบางส่วน) และ ข้อกำหนดทางธุรกิจ (เขียน “พนักงาน” ซึ่ง</w:t>
+            </w:r>
+            <w:r>
+              <w:rPr>
+                <w:rFonts w:ascii="Arial" w:hAnsi="Arial" w:eastAsia="Arial"/>
+                <w:b/>
+                <w:sz w:val="18"/>
+              </w:rPr>
+              <w:t>ไม่มีใน master</w:t>
+            </w:r>
+            <w:r>
+              <w:rPr>
+                <w:rFonts w:ascii="Arial" w:hAnsi="Arial" w:eastAsia="Arial"/>
+                <w:sz w:val="18"/>
+              </w:rPr>
+              <w:t>) · ยังคง</w:t>
+            </w:r>
+            <w:r>
+              <w:rPr>
+                <w:rFonts w:ascii="Arial" w:hAnsi="Arial" w:eastAsia="Arial"/>
+                <w:b/>
+                <w:sz w:val="18"/>
+              </w:rPr>
+              <w:t>ห้าม hardcode</w:t>
+            </w:r>
+            <w:r>
+              <w:rPr>
+                <w:rFonts w:ascii="Arial" w:hAnsi="Arial" w:eastAsia="Arial"/>
+                <w:sz w:val="18"/>
+              </w:rPr>
+              <w:t xml:space="preserve"> — โหลดจาก </w:t>
+            </w:r>
+            <w:r>
+              <w:rPr>
+                <w:rFonts w:ascii="Courier New" w:hAnsi="Courier New" w:eastAsia="Arial"/>
+                <w:sz w:val="18"/>
+              </w:rPr>
+              <w:t>GET /common/common-code</w:t>
+            </w:r>
+            <w:r>
+              <w:rPr>
+                <w:rFonts w:ascii="Arial" w:hAnsi="Arial" w:eastAsia="Arial"/>
+                <w:sz w:val="18"/>
+              </w:rPr>
+              <w:t xml:space="preserve"> ของระบบ SBP เดิม แล้วใช้ 7 ค่านี้เป็น expected set ตอนทดสอบ</w:t>
             </w:r>
           </w:p>
         </w:tc>
@@ -1634,7 +1843,7 @@
                 <w:rFonts w:ascii="Arial" w:hAnsi="Arial" w:eastAsia="Arial"/>
                 <w:sz w:val="18"/>
               </w:rPr>
-              <w:t>บังคับเลือก 1 สถานะก่อน Preview/Export; options ตรงกับ document_statuses</w:t>
+              <w:t>บังคับเลือก 1 สถานะก่อน Preview/Export; options มาจาก sps_store.workflow_status ของ @srm/glb-workflow (ตาราง document_statuses ของ SBPGI ถูกตัดแล้ว)</w:t>
             </w:r>
           </w:p>
         </w:tc>
@@ -1689,7 +1898,7 @@
                 <w:rFonts w:ascii="Arial" w:hAnsi="Arial" w:eastAsia="Arial"/>
                 <w:sz w:val="18"/>
               </w:rPr>
-              <w:t>APPROVE|REJECT</w:t>
+              <w:t>APPROVE|REJECT|CANCELLED|PENDING</w:t>
             </w:r>
           </w:p>
         </w:tc>
@@ -1714,7 +1923,7 @@
                 <w:rFonts w:ascii="Arial" w:hAnsi="Arial" w:eastAsia="Arial"/>
                 <w:sz w:val="18"/>
               </w:rPr>
-              <w:t>required radio</w:t>
+              <w:t>optional radio (status เท่านั้นที่บังคับ)</w:t>
             </w:r>
           </w:p>
         </w:tc>
@@ -1737,9 +1946,74 @@
             <w:r>
               <w:rPr>
                 <w:rFonts w:ascii="Arial" w:hAnsi="Arial" w:eastAsia="Arial"/>
-                <w:sz w:val="18"/>
-              </w:rPr>
-              <w:t>APPROVE=ประกันรายได้, REJECT=ไม่ประกันรายได้</w:t>
+                <w:b/>
+                <w:sz w:val="18"/>
+              </w:rPr>
+              <w:t>4 ค่า</w:t>
+            </w:r>
+            <w:r>
+              <w:rPr>
+                <w:rFonts w:ascii="Arial" w:hAnsi="Arial" w:eastAsia="Arial"/>
+                <w:sz w:val="18"/>
+              </w:rPr>
+              <w:t xml:space="preserve"> — APPROVE=ประกันรายได้ · REJECT=ไม่ประกันรายได้ · </w:t>
+            </w:r>
+            <w:r>
+              <w:rPr>
+                <w:rFonts w:ascii="Arial" w:hAnsi="Arial" w:eastAsia="Arial"/>
+                <w:b/>
+                <w:sz w:val="18"/>
+              </w:rPr>
+              <w:t>CANCELLED=ยกเลิกโดยระบบ (เพิ่ม 2026-08-10)</w:t>
+            </w:r>
+            <w:r>
+              <w:rPr>
+                <w:rFonts w:ascii="Arial" w:hAnsi="Arial" w:eastAsia="Arial"/>
+                <w:sz w:val="18"/>
+              </w:rPr>
+              <w:t xml:space="preserve"> · PENDING/ไม่มีค่า=ยังไม่มีผล · CANCELLED มาจาก master จริง </w:t>
+            </w:r>
+            <w:r>
+              <w:rPr>
+                <w:rFonts w:ascii="Courier New" w:hAnsi="Courier New" w:eastAsia="Arial"/>
+                <w:sz w:val="18"/>
+              </w:rPr>
+              <w:t>DecisionProfile</w:t>
+            </w:r>
+            <w:r>
+              <w:rPr>
+                <w:rFonts w:ascii="Arial" w:hAnsi="Arial" w:eastAsia="Arial"/>
+                <w:sz w:val="18"/>
+              </w:rPr>
+              <w:t xml:space="preserve"> decision 14 </w:t>
+            </w:r>
+            <w:r>
+              <w:rPr>
+                <w:rFonts w:ascii="Courier New" w:hAnsi="Courier New" w:eastAsia="Arial"/>
+                <w:sz w:val="18"/>
+              </w:rPr>
+              <w:t>CancelBySystem</w:t>
+            </w:r>
+            <w:r>
+              <w:rPr>
+                <w:rFonts w:ascii="Arial" w:hAnsi="Arial" w:eastAsia="Arial"/>
+                <w:sz w:val="18"/>
+              </w:rPr>
+              <w:t xml:space="preserve"> (</w:t>
+            </w:r>
+            <w:r>
+              <w:rPr>
+                <w:rFonts w:ascii="Courier New" w:hAnsi="Courier New" w:eastAsia="Arial"/>
+                <w:sz w:val="18"/>
+              </w:rPr>
+              <w:t>DecisionResultName</w:t>
+            </w:r>
+            <w:r>
+              <w:rPr>
+                <w:rFonts w:ascii="Arial" w:hAnsi="Arial" w:eastAsia="Arial"/>
+                <w:sz w:val="18"/>
+              </w:rPr>
+              <w:t xml:space="preserve"> = ยกเลิกโดยระบบ) ซึ่ง SDD สไลด์ 60 ไม่ได้แสดงไว้</w:t>
             </w:r>
           </w:p>
         </w:tc>
@@ -1794,7 +2068,7 @@
                 <w:rFonts w:ascii="Arial" w:hAnsi="Arial" w:eastAsia="Arial"/>
                 <w:sz w:val="18"/>
               </w:rPr>
-              <w:t>array enum</w:t>
+              <w:t>array ของ ZoneName</w:t>
             </w:r>
           </w:p>
         </w:tc>
@@ -1842,9 +2116,105 @@
             <w:r>
               <w:rPr>
                 <w:rFonts w:ascii="Arial" w:hAnsi="Arial" w:eastAsia="Arial"/>
-                <w:sz w:val="18"/>
-              </w:rPr>
-              <w:t>รองรับ BE, BS, NEU, REU, RSU, BG, BW, RC, RN, BN, NEL, REL, RSL และภาคใหม่จาก API</w:t>
+                <w:b/>
+                <w:sz w:val="18"/>
+              </w:rPr>
+              <w:t>ยืนยันจาก master จริงแล้ว (`ข้อมูล Master K2.xlsx` · ชีต `ZoneProfile`)</w:t>
+            </w:r>
+            <w:r>
+              <w:rPr>
+                <w:rFonts w:ascii="Arial" w:hAnsi="Arial" w:eastAsia="Arial"/>
+                <w:sz w:val="18"/>
+              </w:rPr>
+              <w:t xml:space="preserve">: </w:t>
+            </w:r>
+            <w:r>
+              <w:rPr>
+                <w:rFonts w:ascii="Arial" w:hAnsi="Arial" w:eastAsia="Arial"/>
+                <w:b/>
+                <w:sz w:val="18"/>
+              </w:rPr>
+              <w:t>13 ภาค</w:t>
+            </w:r>
+            <w:r>
+              <w:rPr>
+                <w:rFonts w:ascii="Arial" w:hAnsi="Arial" w:eastAsia="Arial"/>
+                <w:sz w:val="18"/>
+              </w:rPr>
+              <w:t xml:space="preserve"> — BN(10) · BW(20) · BE(30) · BG(40) · BS(70) · REU(81) · NEU(82) · RSU(83) · RSL(84) · RN(85) · RC(86) · REL(90) · NEL(92) (ตัวเลขในวงเล็บคือ </w:t>
+            </w:r>
+            <w:r>
+              <w:rPr>
+                <w:rFonts w:ascii="Courier New" w:hAnsi="Courier New" w:eastAsia="Arial"/>
+                <w:sz w:val="18"/>
+              </w:rPr>
+              <w:t>ZoneCode</w:t>
+            </w:r>
+            <w:r>
+              <w:rPr>
+                <w:rFonts w:ascii="Arial" w:hAnsi="Arial" w:eastAsia="Arial"/>
+                <w:sz w:val="18"/>
+              </w:rPr>
+              <w:t xml:space="preserve">) — ตรงกับรายการที่ prototype ใช้ </w:t>
+            </w:r>
+            <w:r>
+              <w:rPr>
+                <w:rFonts w:ascii="Arial" w:hAnsi="Arial" w:eastAsia="Arial"/>
+                <w:b/>
+                <w:sz w:val="18"/>
+              </w:rPr>
+              <w:t>ครบทั้ง 13 ค่า</w:t>
+            </w:r>
+            <w:r>
+              <w:rPr>
+                <w:rFonts w:ascii="Arial" w:hAnsi="Arial" w:eastAsia="Arial"/>
+                <w:sz w:val="18"/>
+              </w:rPr>
+              <w:t xml:space="preserve"> · รายการ 8 ค่าใน ข้อกำหนดทางธุรกิจ (BE/BN/BS/BW/RC/RE/RN/RS) เป็นของเก่า </w:t>
+            </w:r>
+            <w:r>
+              <w:rPr>
+                <w:rFonts w:ascii="Arial" w:hAnsi="Arial" w:eastAsia="Arial"/>
+                <w:b/>
+                <w:sz w:val="18"/>
+              </w:rPr>
+              <w:t>ไม่ต้องใช้</w:t>
+            </w:r>
+            <w:r>
+              <w:rPr>
+                <w:rFonts w:ascii="Arial" w:hAnsi="Arial" w:eastAsia="Arial"/>
+                <w:sz w:val="18"/>
+              </w:rPr>
+              <w:t xml:space="preserve"> · ยังคง</w:t>
+            </w:r>
+            <w:r>
+              <w:rPr>
+                <w:rFonts w:ascii="Arial" w:hAnsi="Arial" w:eastAsia="Arial"/>
+                <w:b/>
+                <w:sz w:val="18"/>
+              </w:rPr>
+              <w:t>ห้าม hardcode</w:t>
+            </w:r>
+            <w:r>
+              <w:rPr>
+                <w:rFonts w:ascii="Arial" w:hAnsi="Arial" w:eastAsia="Arial"/>
+                <w:sz w:val="18"/>
+              </w:rPr>
+              <w:t xml:space="preserve"> — โหลดจาก </w:t>
+            </w:r>
+            <w:r>
+              <w:rPr>
+                <w:rFonts w:ascii="Courier New" w:hAnsi="Courier New" w:eastAsia="Arial"/>
+                <w:sz w:val="18"/>
+              </w:rPr>
+              <w:t>GET /store/all-regions</w:t>
+            </w:r>
+            <w:r>
+              <w:rPr>
+                <w:rFonts w:ascii="Arial" w:hAnsi="Arial" w:eastAsia="Arial"/>
+                <w:sz w:val="18"/>
+              </w:rPr>
+              <w:t xml:space="preserve"> ของระบบ SBP เดิม</w:t>
             </w:r>
           </w:p>
         </w:tc>
@@ -2739,7 +3109,7 @@
                 <w:rFonts w:ascii="Arial" w:hAnsi="Arial" w:eastAsia="Arial"/>
                 <w:sz w:val="18"/>
               </w:rPr>
-              <w:t>MM/YYYY พ.ศ.</w:t>
+              <w:t>MM/YYYY ค.ศ.</w:t>
             </w:r>
           </w:p>
         </w:tc>
@@ -2789,7 +3159,7 @@
                 <w:rFonts w:ascii="Arial" w:hAnsi="Arial" w:eastAsia="Arial"/>
                 <w:sz w:val="18"/>
               </w:rPr>
-              <w:t>คอลัมน์ 5 เดือนปีที่ถูกกระทบ</w:t>
+              <w:t>คอลัมน์ 5 เดือน/ปีที่ถูกกระทบ</w:t>
             </w:r>
           </w:p>
         </w:tc>
@@ -2819,7 +3189,7 @@
                 <w:rFonts w:ascii="Arial" w:hAnsi="Arial" w:eastAsia="Arial"/>
                 <w:sz w:val="18"/>
               </w:rPr>
-              <w:t>resultTable.transferToSpDate</w:t>
+              <w:t>resultTable.statementPeriod</w:t>
             </w:r>
           </w:p>
         </w:tc>
@@ -2844,7 +3214,7 @@
                 <w:rFonts w:ascii="Arial" w:hAnsi="Arial" w:eastAsia="Arial"/>
                 <w:sz w:val="18"/>
               </w:rPr>
-              <w:t>DD/MM/YYYY พ.ศ.</w:t>
+              <w:t>MM/YYYY ค.ศ.</w:t>
             </w:r>
           </w:p>
         </w:tc>
@@ -2894,7 +3264,7 @@
                 <w:rFonts w:ascii="Arial" w:hAnsi="Arial" w:eastAsia="Arial"/>
                 <w:sz w:val="18"/>
               </w:rPr>
-              <w:t>คอลัมน์ 6 วันที่โอนเป็นร้าน SP</w:t>
+              <w:t>คอลัมน์ 6 Period Statement</w:t>
             </w:r>
           </w:p>
         </w:tc>
@@ -2924,7 +3294,7 @@
                 <w:rFonts w:ascii="Arial" w:hAnsi="Arial" w:eastAsia="Arial"/>
                 <w:sz w:val="18"/>
               </w:rPr>
-              <w:t>resultTable.statementPeriod</w:t>
+              <w:t>resultTable.newStoreCode</w:t>
             </w:r>
           </w:p>
         </w:tc>
@@ -2949,7 +3319,7 @@
                 <w:rFonts w:ascii="Arial" w:hAnsi="Arial" w:eastAsia="Arial"/>
                 <w:sz w:val="18"/>
               </w:rPr>
-              <w:t>MM/YYYY พ.ศ.</w:t>
+              <w:t>string 5 digits or '-'</w:t>
             </w:r>
           </w:p>
         </w:tc>
@@ -2974,7 +3344,7 @@
                 <w:rFonts w:ascii="Arial" w:hAnsi="Arial" w:eastAsia="Arial"/>
                 <w:sz w:val="18"/>
               </w:rPr>
-              <w:t>nullable</w:t>
+              <w:t>display only</w:t>
             </w:r>
           </w:p>
         </w:tc>
@@ -2999,7 +3369,7 @@
                 <w:rFonts w:ascii="Arial" w:hAnsi="Arial" w:eastAsia="Arial"/>
                 <w:sz w:val="18"/>
               </w:rPr>
-              <w:t>คอลัมน์ 7 Period Statement</w:t>
+              <w:t>คอลัมน์ 7 รหัสร้านเปิดกระทบ</w:t>
             </w:r>
           </w:p>
         </w:tc>
@@ -3029,7 +3399,7 @@
                 <w:rFonts w:ascii="Arial" w:hAnsi="Arial" w:eastAsia="Arial"/>
                 <w:sz w:val="18"/>
               </w:rPr>
-              <w:t>resultTable.newStoreCode</w:t>
+              <w:t>resultTable.newStoreName</w:t>
             </w:r>
           </w:p>
         </w:tc>
@@ -3054,7 +3424,7 @@
                 <w:rFonts w:ascii="Arial" w:hAnsi="Arial" w:eastAsia="Arial"/>
                 <w:sz w:val="18"/>
               </w:rPr>
-              <w:t>string 5 digits or '-'</w:t>
+              <w:t>string or '-'</w:t>
             </w:r>
           </w:p>
         </w:tc>
@@ -3104,7 +3474,7 @@
                 <w:rFonts w:ascii="Arial" w:hAnsi="Arial" w:eastAsia="Arial"/>
                 <w:sz w:val="18"/>
               </w:rPr>
-              <w:t>คอลัมน์ 8 รหัสร้านเปิดใหม่</w:t>
+              <w:t>คอลัมน์ 8 ชื่อร้านเปิดกระทบ</w:t>
             </w:r>
           </w:p>
         </w:tc>
@@ -3134,7 +3504,7 @@
                 <w:rFonts w:ascii="Arial" w:hAnsi="Arial" w:eastAsia="Arial"/>
                 <w:sz w:val="18"/>
               </w:rPr>
-              <w:t>resultTable.newStoreName</w:t>
+              <w:t>resultTable.newStoreRegion</w:t>
             </w:r>
           </w:p>
         </w:tc>
@@ -3209,7 +3579,7 @@
                 <w:rFonts w:ascii="Arial" w:hAnsi="Arial" w:eastAsia="Arial"/>
                 <w:sz w:val="18"/>
               </w:rPr>
-              <w:t>คอลัมน์ 9 ชื่อร้านเปิดใหม่</w:t>
+              <w:t>คอลัมน์ 9 ภาค (ร้านเปิดกระทบ)</w:t>
             </w:r>
           </w:p>
         </w:tc>
@@ -3239,7 +3609,7 @@
                 <w:rFonts w:ascii="Arial" w:hAnsi="Arial" w:eastAsia="Arial"/>
                 <w:sz w:val="18"/>
               </w:rPr>
-              <w:t>resultTable.newStoreRegion</w:t>
+              <w:t>resultTable.newStoreType</w:t>
             </w:r>
           </w:p>
         </w:tc>
@@ -3314,7 +3684,7 @@
                 <w:rFonts w:ascii="Arial" w:hAnsi="Arial" w:eastAsia="Arial"/>
                 <w:sz w:val="18"/>
               </w:rPr>
-              <w:t>คอลัมน์ 10 ภาค (ร้านใหม่)</w:t>
+              <w:t>คอลัมน์ 10 ประเภทร้าน (ร้านเปิดกระทบ)</w:t>
             </w:r>
           </w:p>
         </w:tc>
@@ -3344,7 +3714,7 @@
                 <w:rFonts w:ascii="Arial" w:hAnsi="Arial" w:eastAsia="Arial"/>
                 <w:sz w:val="18"/>
               </w:rPr>
-              <w:t>resultTable.newStoreType</w:t>
+              <w:t>resultTable.compensationAmount</w:t>
             </w:r>
           </w:p>
         </w:tc>
@@ -3369,7 +3739,7 @@
                 <w:rFonts w:ascii="Arial" w:hAnsi="Arial" w:eastAsia="Arial"/>
                 <w:sz w:val="18"/>
               </w:rPr>
-              <w:t>string or '-'</w:t>
+              <w:t>number #,##0.00</w:t>
             </w:r>
           </w:p>
         </w:tc>
@@ -3394,7 +3764,7 @@
                 <w:rFonts w:ascii="Arial" w:hAnsi="Arial" w:eastAsia="Arial"/>
                 <w:sz w:val="18"/>
               </w:rPr>
-              <w:t>display only</w:t>
+              <w:t>&gt;=0</w:t>
             </w:r>
           </w:p>
         </w:tc>
@@ -3419,7 +3789,7 @@
                 <w:rFonts w:ascii="Arial" w:hAnsi="Arial" w:eastAsia="Arial"/>
                 <w:sz w:val="18"/>
               </w:rPr>
-              <w:t>คอลัมน์ 11 ประเภทร้าน (ร้านใหม่)</w:t>
+              <w:t>คอลัมน์ 11 ยอดเงินชดเชย; align right</w:t>
             </w:r>
           </w:p>
         </w:tc>
@@ -3449,7 +3819,7 @@
                 <w:rFonts w:ascii="Arial" w:hAnsi="Arial" w:eastAsia="Arial"/>
                 <w:sz w:val="18"/>
               </w:rPr>
-              <w:t>resultTable.compensationAmount</w:t>
+              <w:t>derived.salesDataDays</w:t>
             </w:r>
           </w:p>
         </w:tc>
@@ -3474,7 +3844,7 @@
                 <w:rFonts w:ascii="Arial" w:hAnsi="Arial" w:eastAsia="Arial"/>
                 <w:sz w:val="18"/>
               </w:rPr>
-              <w:t>number #,##0.00</w:t>
+              <w:t>integer</w:t>
             </w:r>
           </w:p>
         </w:tc>
@@ -3499,7 +3869,7 @@
                 <w:rFonts w:ascii="Arial" w:hAnsi="Arial" w:eastAsia="Arial"/>
                 <w:sz w:val="18"/>
               </w:rPr>
-              <w:t>&gt;=0</w:t>
+              <w:t>&lt;60 = abnormal</w:t>
             </w:r>
           </w:p>
         </w:tc>
@@ -3524,7 +3894,7 @@
                 <w:rFonts w:ascii="Arial" w:hAnsi="Arial" w:eastAsia="Arial"/>
                 <w:sz w:val="18"/>
               </w:rPr>
-              <w:t>คอลัมน์ 12 ยอดเงินชดเชย; align right</w:t>
+              <w:t>ข้อมูลประกอบสำหรับ class flag-red; ไม่ใช่ waitingDays</w:t>
             </w:r>
           </w:p>
         </w:tc>
@@ -3554,7 +3924,7 @@
                 <w:rFonts w:ascii="Arial" w:hAnsi="Arial" w:eastAsia="Arial"/>
                 <w:sz w:val="18"/>
               </w:rPr>
-              <w:t>resultTable.statusName</w:t>
+              <w:t>resultTable.roundNo</w:t>
             </w:r>
           </w:p>
         </w:tc>
@@ -3579,7 +3949,7 @@
                 <w:rFonts w:ascii="Arial" w:hAnsi="Arial" w:eastAsia="Arial"/>
                 <w:sz w:val="18"/>
               </w:rPr>
-              <w:t>string/status badge</w:t>
+              <w:t>integer</w:t>
             </w:r>
           </w:p>
         </w:tc>
@@ -3604,7 +3974,7 @@
                 <w:rFonts w:ascii="Arial" w:hAnsi="Arial" w:eastAsia="Arial"/>
                 <w:sz w:val="18"/>
               </w:rPr>
-              <w:t>required</w:t>
+              <w:t>&gt;=1</w:t>
             </w:r>
           </w:p>
         </w:tc>
@@ -3629,7 +3999,7 @@
                 <w:rFonts w:ascii="Arial" w:hAnsi="Arial" w:eastAsia="Arial"/>
                 <w:sz w:val="18"/>
               </w:rPr>
-              <w:t>คอลัมน์ 13 สถานะ; สี badge ตาม status</w:t>
+              <w:t>คอลัมน์ 12 ครั้งที่</w:t>
             </w:r>
           </w:p>
         </w:tc>
@@ -3659,7 +4029,7 @@
                 <w:rFonts w:ascii="Arial" w:hAnsi="Arial" w:eastAsia="Arial"/>
                 <w:sz w:val="18"/>
               </w:rPr>
-              <w:t>resultTable.operatorName</w:t>
+              <w:t>resultTable.createdDate</w:t>
             </w:r>
           </w:p>
         </w:tc>
@@ -3684,7 +4054,7 @@
                 <w:rFonts w:ascii="Arial" w:hAnsi="Arial" w:eastAsia="Arial"/>
                 <w:sz w:val="18"/>
               </w:rPr>
-              <w:t>string</w:t>
+              <w:t>DD/MM/YYYY ค.ศ.</w:t>
             </w:r>
           </w:p>
         </w:tc>
@@ -3709,7 +4079,7 @@
                 <w:rFonts w:ascii="Arial" w:hAnsi="Arial" w:eastAsia="Arial"/>
                 <w:sz w:val="18"/>
               </w:rPr>
-              <w:t>nullable</w:t>
+              <w:t>required</w:t>
             </w:r>
           </w:p>
         </w:tc>
@@ -3734,7 +4104,7 @@
                 <w:rFonts w:ascii="Arial" w:hAnsi="Arial" w:eastAsia="Arial"/>
                 <w:sz w:val="18"/>
               </w:rPr>
-              <w:t>คอลัมน์ 14 ชื่อ-นามสกุลผู้ดำเนินการ</w:t>
+              <w:t>คอลัมน์ 13 วันที่สร้าง</w:t>
             </w:r>
           </w:p>
         </w:tc>
@@ -3764,7 +4134,7 @@
                 <w:rFonts w:ascii="Arial" w:hAnsi="Arial" w:eastAsia="Arial"/>
                 <w:sz w:val="18"/>
               </w:rPr>
-              <w:t>resultTable.resultText</w:t>
+              <w:t>resultTable.docNo</w:t>
             </w:r>
           </w:p>
         </w:tc>
@@ -3789,7 +4159,7 @@
                 <w:rFonts w:ascii="Arial" w:hAnsi="Arial" w:eastAsia="Arial"/>
                 <w:sz w:val="18"/>
               </w:rPr>
-              <w:t>string</w:t>
+              <w:t>YYYY/xxxxx</w:t>
             </w:r>
           </w:p>
         </w:tc>
@@ -3814,7 +4184,7 @@
                 <w:rFonts w:ascii="Arial" w:hAnsi="Arial" w:eastAsia="Arial"/>
                 <w:sz w:val="18"/>
               </w:rPr>
-              <w:t>nullable</w:t>
+              <w:t>required</w:t>
             </w:r>
           </w:p>
         </w:tc>
@@ -3839,532 +4209,7 @@
                 <w:rFonts w:ascii="Arial" w:hAnsi="Arial" w:eastAsia="Arial"/>
                 <w:sz w:val="18"/>
               </w:rPr>
-              <w:t>คอลัมน์ 15 ผลการพิจารณา</w:t>
-            </w:r>
-          </w:p>
-        </w:tc>
-      </w:tr>
-      <w:tr>
-        <w:trPr>
-          <w:cantSplit/>
-        </w:trPr>
-        <w:tc>
-          <w:tcPr>
-            <w:tcW w:type="dxa" w:w="2520"/>
-            <w:vAlign w:val="center"/>
-          </w:tcPr>
-          <w:p>
-            <w:pPr>
-              <w:keepLines/>
-              <w:spacing w:after="0"/>
-            </w:pPr>
-            <w:r>
-              <w:rPr>
-                <w:rFonts w:ascii="Arial" w:hAnsi="Arial" w:eastAsia="Arial"/>
-                <w:sz w:val="18"/>
-              </w:rPr>
-            </w:r>
-            <w:r>
-              <w:rPr>
-                <w:rFonts w:ascii="Arial" w:hAnsi="Arial" w:eastAsia="Arial"/>
-                <w:sz w:val="18"/>
-              </w:rPr>
-              <w:t>resultTable.waitingDays</w:t>
-            </w:r>
-          </w:p>
-        </w:tc>
-        <w:tc>
-          <w:tcPr>
-            <w:tcW w:type="dxa" w:w="2520"/>
-            <w:vAlign w:val="center"/>
-          </w:tcPr>
-          <w:p>
-            <w:pPr>
-              <w:keepLines/>
-              <w:spacing w:after="0"/>
-            </w:pPr>
-            <w:r>
-              <w:rPr>
-                <w:rFonts w:ascii="Arial" w:hAnsi="Arial" w:eastAsia="Arial"/>
-                <w:sz w:val="18"/>
-              </w:rPr>
-            </w:r>
-            <w:r>
-              <w:rPr>
-                <w:rFonts w:ascii="Arial" w:hAnsi="Arial" w:eastAsia="Arial"/>
-                <w:sz w:val="18"/>
-              </w:rPr>
-              <w:t>integer</w:t>
-            </w:r>
-          </w:p>
-        </w:tc>
-        <w:tc>
-          <w:tcPr>
-            <w:tcW w:type="dxa" w:w="2520"/>
-            <w:vAlign w:val="center"/>
-          </w:tcPr>
-          <w:p>
-            <w:pPr>
-              <w:keepLines/>
-              <w:spacing w:after="0"/>
-            </w:pPr>
-            <w:r>
-              <w:rPr>
-                <w:rFonts w:ascii="Arial" w:hAnsi="Arial" w:eastAsia="Arial"/>
-                <w:sz w:val="18"/>
-              </w:rPr>
-            </w:r>
-            <w:r>
-              <w:rPr>
-                <w:rFonts w:ascii="Arial" w:hAnsi="Arial" w:eastAsia="Arial"/>
-                <w:sz w:val="18"/>
-              </w:rPr>
-              <w:t>&gt;=0</w:t>
-            </w:r>
-          </w:p>
-        </w:tc>
-        <w:tc>
-          <w:tcPr>
-            <w:tcW w:type="dxa" w:w="2520"/>
-            <w:vAlign w:val="center"/>
-          </w:tcPr>
-          <w:p>
-            <w:pPr>
-              <w:keepLines/>
-              <w:spacing w:after="0"/>
-            </w:pPr>
-            <w:r>
-              <w:rPr>
-                <w:rFonts w:ascii="Arial" w:hAnsi="Arial" w:eastAsia="Arial"/>
-                <w:sz w:val="18"/>
-              </w:rPr>
-            </w:r>
-            <w:r>
-              <w:rPr>
-                <w:rFonts w:ascii="Arial" w:hAnsi="Arial" w:eastAsia="Arial"/>
-                <w:sz w:val="18"/>
-              </w:rPr>
-              <w:t>คอลัมน์ 16 รอดำเนินการ (วัน)</w:t>
-            </w:r>
-          </w:p>
-        </w:tc>
-      </w:tr>
-      <w:tr>
-        <w:trPr>
-          <w:cantSplit/>
-        </w:trPr>
-        <w:tc>
-          <w:tcPr>
-            <w:tcW w:type="dxa" w:w="2520"/>
-            <w:vAlign w:val="center"/>
-          </w:tcPr>
-          <w:p>
-            <w:pPr>
-              <w:keepLines/>
-              <w:spacing w:after="0"/>
-            </w:pPr>
-            <w:r>
-              <w:rPr>
-                <w:rFonts w:ascii="Arial" w:hAnsi="Arial" w:eastAsia="Arial"/>
-                <w:sz w:val="18"/>
-              </w:rPr>
-            </w:r>
-            <w:r>
-              <w:rPr>
-                <w:rFonts w:ascii="Arial" w:hAnsi="Arial" w:eastAsia="Arial"/>
-                <w:sz w:val="18"/>
-              </w:rPr>
-              <w:t>derived.salesDataDays</w:t>
-            </w:r>
-          </w:p>
-        </w:tc>
-        <w:tc>
-          <w:tcPr>
-            <w:tcW w:type="dxa" w:w="2520"/>
-            <w:vAlign w:val="center"/>
-          </w:tcPr>
-          <w:p>
-            <w:pPr>
-              <w:keepLines/>
-              <w:spacing w:after="0"/>
-            </w:pPr>
-            <w:r>
-              <w:rPr>
-                <w:rFonts w:ascii="Arial" w:hAnsi="Arial" w:eastAsia="Arial"/>
-                <w:sz w:val="18"/>
-              </w:rPr>
-            </w:r>
-            <w:r>
-              <w:rPr>
-                <w:rFonts w:ascii="Arial" w:hAnsi="Arial" w:eastAsia="Arial"/>
-                <w:sz w:val="18"/>
-              </w:rPr>
-              <w:t>integer</w:t>
-            </w:r>
-          </w:p>
-        </w:tc>
-        <w:tc>
-          <w:tcPr>
-            <w:tcW w:type="dxa" w:w="2520"/>
-            <w:vAlign w:val="center"/>
-          </w:tcPr>
-          <w:p>
-            <w:pPr>
-              <w:keepLines/>
-              <w:spacing w:after="0"/>
-            </w:pPr>
-            <w:r>
-              <w:rPr>
-                <w:rFonts w:ascii="Arial" w:hAnsi="Arial" w:eastAsia="Arial"/>
-                <w:sz w:val="18"/>
-              </w:rPr>
-            </w:r>
-            <w:r>
-              <w:rPr>
-                <w:rFonts w:ascii="Arial" w:hAnsi="Arial" w:eastAsia="Arial"/>
-                <w:sz w:val="18"/>
-              </w:rPr>
-              <w:t>&lt;60 = abnormal</w:t>
-            </w:r>
-          </w:p>
-        </w:tc>
-        <w:tc>
-          <w:tcPr>
-            <w:tcW w:type="dxa" w:w="2520"/>
-            <w:vAlign w:val="center"/>
-          </w:tcPr>
-          <w:p>
-            <w:pPr>
-              <w:keepLines/>
-              <w:spacing w:after="0"/>
-            </w:pPr>
-            <w:r>
-              <w:rPr>
-                <w:rFonts w:ascii="Arial" w:hAnsi="Arial" w:eastAsia="Arial"/>
-                <w:sz w:val="18"/>
-              </w:rPr>
-            </w:r>
-            <w:r>
-              <w:rPr>
-                <w:rFonts w:ascii="Arial" w:hAnsi="Arial" w:eastAsia="Arial"/>
-                <w:sz w:val="18"/>
-              </w:rPr>
-              <w:t>ข้อมูลประกอบสำหรับ class flag-red; ไม่ใช่ waitingDays</w:t>
-            </w:r>
-          </w:p>
-        </w:tc>
-      </w:tr>
-      <w:tr>
-        <w:trPr>
-          <w:cantSplit/>
-        </w:trPr>
-        <w:tc>
-          <w:tcPr>
-            <w:tcW w:type="dxa" w:w="2520"/>
-            <w:vAlign w:val="center"/>
-          </w:tcPr>
-          <w:p>
-            <w:pPr>
-              <w:keepLines/>
-              <w:spacing w:after="0"/>
-            </w:pPr>
-            <w:r>
-              <w:rPr>
-                <w:rFonts w:ascii="Arial" w:hAnsi="Arial" w:eastAsia="Arial"/>
-                <w:sz w:val="18"/>
-              </w:rPr>
-            </w:r>
-            <w:r>
-              <w:rPr>
-                <w:rFonts w:ascii="Arial" w:hAnsi="Arial" w:eastAsia="Arial"/>
-                <w:sz w:val="18"/>
-              </w:rPr>
-              <w:t>resultTable.roundNo</w:t>
-            </w:r>
-          </w:p>
-        </w:tc>
-        <w:tc>
-          <w:tcPr>
-            <w:tcW w:type="dxa" w:w="2520"/>
-            <w:vAlign w:val="center"/>
-          </w:tcPr>
-          <w:p>
-            <w:pPr>
-              <w:keepLines/>
-              <w:spacing w:after="0"/>
-            </w:pPr>
-            <w:r>
-              <w:rPr>
-                <w:rFonts w:ascii="Arial" w:hAnsi="Arial" w:eastAsia="Arial"/>
-                <w:sz w:val="18"/>
-              </w:rPr>
-            </w:r>
-            <w:r>
-              <w:rPr>
-                <w:rFonts w:ascii="Arial" w:hAnsi="Arial" w:eastAsia="Arial"/>
-                <w:sz w:val="18"/>
-              </w:rPr>
-              <w:t>integer</w:t>
-            </w:r>
-          </w:p>
-        </w:tc>
-        <w:tc>
-          <w:tcPr>
-            <w:tcW w:type="dxa" w:w="2520"/>
-            <w:vAlign w:val="center"/>
-          </w:tcPr>
-          <w:p>
-            <w:pPr>
-              <w:keepLines/>
-              <w:spacing w:after="0"/>
-            </w:pPr>
-            <w:r>
-              <w:rPr>
-                <w:rFonts w:ascii="Arial" w:hAnsi="Arial" w:eastAsia="Arial"/>
-                <w:sz w:val="18"/>
-              </w:rPr>
-            </w:r>
-            <w:r>
-              <w:rPr>
-                <w:rFonts w:ascii="Arial" w:hAnsi="Arial" w:eastAsia="Arial"/>
-                <w:sz w:val="18"/>
-              </w:rPr>
-              <w:t>&gt;=1</w:t>
-            </w:r>
-          </w:p>
-        </w:tc>
-        <w:tc>
-          <w:tcPr>
-            <w:tcW w:type="dxa" w:w="2520"/>
-            <w:vAlign w:val="center"/>
-          </w:tcPr>
-          <w:p>
-            <w:pPr>
-              <w:keepLines/>
-              <w:spacing w:after="0"/>
-            </w:pPr>
-            <w:r>
-              <w:rPr>
-                <w:rFonts w:ascii="Arial" w:hAnsi="Arial" w:eastAsia="Arial"/>
-                <w:sz w:val="18"/>
-              </w:rPr>
-            </w:r>
-            <w:r>
-              <w:rPr>
-                <w:rFonts w:ascii="Arial" w:hAnsi="Arial" w:eastAsia="Arial"/>
-                <w:sz w:val="18"/>
-              </w:rPr>
-              <w:t>คอลัมน์ 17 ครั้งที่</w:t>
-            </w:r>
-          </w:p>
-        </w:tc>
-      </w:tr>
-      <w:tr>
-        <w:trPr>
-          <w:cantSplit/>
-        </w:trPr>
-        <w:tc>
-          <w:tcPr>
-            <w:tcW w:type="dxa" w:w="2520"/>
-            <w:vAlign w:val="center"/>
-          </w:tcPr>
-          <w:p>
-            <w:pPr>
-              <w:keepLines/>
-              <w:spacing w:after="0"/>
-            </w:pPr>
-            <w:r>
-              <w:rPr>
-                <w:rFonts w:ascii="Arial" w:hAnsi="Arial" w:eastAsia="Arial"/>
-                <w:sz w:val="18"/>
-              </w:rPr>
-            </w:r>
-            <w:r>
-              <w:rPr>
-                <w:rFonts w:ascii="Arial" w:hAnsi="Arial" w:eastAsia="Arial"/>
-                <w:sz w:val="18"/>
-              </w:rPr>
-              <w:t>resultTable.createdDate</w:t>
-            </w:r>
-          </w:p>
-        </w:tc>
-        <w:tc>
-          <w:tcPr>
-            <w:tcW w:type="dxa" w:w="2520"/>
-            <w:vAlign w:val="center"/>
-          </w:tcPr>
-          <w:p>
-            <w:pPr>
-              <w:keepLines/>
-              <w:spacing w:after="0"/>
-            </w:pPr>
-            <w:r>
-              <w:rPr>
-                <w:rFonts w:ascii="Arial" w:hAnsi="Arial" w:eastAsia="Arial"/>
-                <w:sz w:val="18"/>
-              </w:rPr>
-            </w:r>
-            <w:r>
-              <w:rPr>
-                <w:rFonts w:ascii="Arial" w:hAnsi="Arial" w:eastAsia="Arial"/>
-                <w:sz w:val="18"/>
-              </w:rPr>
-              <w:t>DD/MM/YYYY พ.ศ.</w:t>
-            </w:r>
-          </w:p>
-        </w:tc>
-        <w:tc>
-          <w:tcPr>
-            <w:tcW w:type="dxa" w:w="2520"/>
-            <w:vAlign w:val="center"/>
-          </w:tcPr>
-          <w:p>
-            <w:pPr>
-              <w:keepLines/>
-              <w:spacing w:after="0"/>
-            </w:pPr>
-            <w:r>
-              <w:rPr>
-                <w:rFonts w:ascii="Arial" w:hAnsi="Arial" w:eastAsia="Arial"/>
-                <w:sz w:val="18"/>
-              </w:rPr>
-            </w:r>
-            <w:r>
-              <w:rPr>
-                <w:rFonts w:ascii="Arial" w:hAnsi="Arial" w:eastAsia="Arial"/>
-                <w:sz w:val="18"/>
-              </w:rPr>
-              <w:t>required</w:t>
-            </w:r>
-          </w:p>
-        </w:tc>
-        <w:tc>
-          <w:tcPr>
-            <w:tcW w:type="dxa" w:w="2520"/>
-            <w:vAlign w:val="center"/>
-          </w:tcPr>
-          <w:p>
-            <w:pPr>
-              <w:keepLines/>
-              <w:spacing w:after="0"/>
-            </w:pPr>
-            <w:r>
-              <w:rPr>
-                <w:rFonts w:ascii="Arial" w:hAnsi="Arial" w:eastAsia="Arial"/>
-                <w:sz w:val="18"/>
-              </w:rPr>
-            </w:r>
-            <w:r>
-              <w:rPr>
-                <w:rFonts w:ascii="Arial" w:hAnsi="Arial" w:eastAsia="Arial"/>
-                <w:sz w:val="18"/>
-              </w:rPr>
-              <w:t>คอลัมน์ 18 วันที่สร้าง</w:t>
-            </w:r>
-          </w:p>
-        </w:tc>
-      </w:tr>
-      <w:tr>
-        <w:trPr>
-          <w:cantSplit/>
-        </w:trPr>
-        <w:tc>
-          <w:tcPr>
-            <w:tcW w:type="dxa" w:w="2520"/>
-            <w:vAlign w:val="center"/>
-          </w:tcPr>
-          <w:p>
-            <w:pPr>
-              <w:keepLines/>
-              <w:spacing w:after="0"/>
-            </w:pPr>
-            <w:r>
-              <w:rPr>
-                <w:rFonts w:ascii="Arial" w:hAnsi="Arial" w:eastAsia="Arial"/>
-                <w:sz w:val="18"/>
-              </w:rPr>
-            </w:r>
-            <w:r>
-              <w:rPr>
-                <w:rFonts w:ascii="Arial" w:hAnsi="Arial" w:eastAsia="Arial"/>
-                <w:sz w:val="18"/>
-              </w:rPr>
-              <w:t>resultTable.docNo</w:t>
-            </w:r>
-          </w:p>
-        </w:tc>
-        <w:tc>
-          <w:tcPr>
-            <w:tcW w:type="dxa" w:w="2520"/>
-            <w:vAlign w:val="center"/>
-          </w:tcPr>
-          <w:p>
-            <w:pPr>
-              <w:keepLines/>
-              <w:spacing w:after="0"/>
-            </w:pPr>
-            <w:r>
-              <w:rPr>
-                <w:rFonts w:ascii="Arial" w:hAnsi="Arial" w:eastAsia="Arial"/>
-                <w:sz w:val="18"/>
-              </w:rPr>
-            </w:r>
-            <w:r>
-              <w:rPr>
-                <w:rFonts w:ascii="Arial" w:hAnsi="Arial" w:eastAsia="Arial"/>
-                <w:sz w:val="18"/>
-              </w:rPr>
-              <w:t>YYYY/xxxxx</w:t>
-            </w:r>
-          </w:p>
-        </w:tc>
-        <w:tc>
-          <w:tcPr>
-            <w:tcW w:type="dxa" w:w="2520"/>
-            <w:vAlign w:val="center"/>
-          </w:tcPr>
-          <w:p>
-            <w:pPr>
-              <w:keepLines/>
-              <w:spacing w:after="0"/>
-            </w:pPr>
-            <w:r>
-              <w:rPr>
-                <w:rFonts w:ascii="Arial" w:hAnsi="Arial" w:eastAsia="Arial"/>
-                <w:sz w:val="18"/>
-              </w:rPr>
-            </w:r>
-            <w:r>
-              <w:rPr>
-                <w:rFonts w:ascii="Arial" w:hAnsi="Arial" w:eastAsia="Arial"/>
-                <w:sz w:val="18"/>
-              </w:rPr>
-              <w:t>required</w:t>
-            </w:r>
-          </w:p>
-        </w:tc>
-        <w:tc>
-          <w:tcPr>
-            <w:tcW w:type="dxa" w:w="2520"/>
-            <w:vAlign w:val="center"/>
-          </w:tcPr>
-          <w:p>
-            <w:pPr>
-              <w:keepLines/>
-              <w:spacing w:after="0"/>
-            </w:pPr>
-            <w:r>
-              <w:rPr>
-                <w:rFonts w:ascii="Arial" w:hAnsi="Arial" w:eastAsia="Arial"/>
-                <w:sz w:val="18"/>
-              </w:rPr>
-            </w:r>
-            <w:r>
-              <w:rPr>
-                <w:rFonts w:ascii="Arial" w:hAnsi="Arial" w:eastAsia="Arial"/>
-                <w:sz w:val="18"/>
-              </w:rPr>
-              <w:t>คอลัมน์ 19 เลขที่เอกสาร; ใช้เปิด detail/preview</w:t>
+              <w:t>คอลัมน์ 14 เลขที่เอกสาร; ใช้เปิด detail/preview</w:t>
             </w:r>
           </w:p>
         </w:tc>
@@ -4776,7 +4621,7 @@
                 <w:rFonts w:ascii="Arial" w:hAnsi="Arial" w:eastAsia="Arial"/>
                 <w:sz w:val="18"/>
               </w:rPr>
-              <w:t>Report filters (SDD slide 60 · 2026-08-06: สถานะ*|รหัสร้านถูกกระทบ · รหัสร้านเปิดกระทบ|ประเภทร้าน A/B/C/E · Period Statement From-To (date, ค.ศ.) เต็มแถว · ภาคเต็มแถว · ผลการพิจารณาเต็มแถว)</w:t>
+              <w:t>Report filters (SDD slide 60 · 2026-08-06: สถานะ*|รหัสร้านถูกกระทบ · รหัสร้านเปิดกระทบ|ประเภทร้าน (รหัสจาก common_code · รหัสที่ 4 รอยืนยัน) · Period Statement From-To (date, ค.ศ.) เต็มแถว · ภาคเต็มแถว · ผลการพิจารณาเต็มแถว)</w:t>
             </w:r>
           </w:p>
         </w:tc>
@@ -12646,7 +12491,7 @@
                 <w:rFonts w:ascii="Arial" w:hAnsi="Arial" w:eastAsia="Arial"/>
                 <w:sz w:val="18"/>
               </w:rPr>
-              <w:t>พ.ศ. YYYY/xxxxx</w:t>
+              <w:t>ค.ศ. YYYY/xxxxx</w:t>
             </w:r>
           </w:p>
         </w:tc>
@@ -14075,17 +13920,17 @@
         <w:br/>
         <w:t xml:space="preserve">        &lt;Column field="impactedStoreType" header="ประเภทร้าน" sortable /&gt;</w:t>
         <w:br/>
-        <w:t xml:space="preserve">        &lt;Column field="impactMonth" header="เดือนปีที่ถูกกระทบ" sortable /&gt;</w:t>
+        <w:t xml:space="preserve">        &lt;Column field="impactMonth" header="เดือน/ปีที่ถูกกระทบ" sortable /&gt;</w:t>
         <w:br/>
         <w:t xml:space="preserve">        &lt;Column field="periodStatement" header="Period Statement" sortable /&gt;</w:t>
         <w:br/>
-        <w:t xml:space="preserve">        &lt;Column field="newStoreCode" header="รหัสร้านเปิดใหม่" sortable /&gt;</w:t>
+        <w:t xml:space="preserve">        &lt;Column field="newStoreCode" header="รหัสร้านเปิดกระทบ" sortable /&gt;</w:t>
         <w:br/>
-        <w:t xml:space="preserve">        &lt;Column field="newStoreName" header="ชื่อร้านเปิดใหม่" sortable /&gt;</w:t>
+        <w:t xml:space="preserve">        &lt;Column field="newStoreName" header="ชื่อร้านเปิดกระทบ" sortable /&gt;</w:t>
         <w:br/>
-        <w:t xml:space="preserve">        &lt;Column field="newRegion" header="ภาค (ร้านใหม่)" sortable /&gt;</w:t>
+        <w:t xml:space="preserve">        &lt;Column field="newRegion" header="ภาค (ร้านเปิดกระทบ)" sortable /&gt;</w:t>
         <w:br/>
-        <w:t xml:space="preserve">        &lt;Column field="newStoreType" header="ประเภทร้าน (ร้านใหม่)" sortable /&gt;</w:t>
+        <w:t xml:space="preserve">        &lt;Column field="newStoreType" header="ประเภทร้าน (ร้านเปิดกระทบ)" sortable /&gt;</w:t>
         <w:br/>
         <w:t xml:space="preserve">        &lt;Column field="compensationAmount" header="ยอดเงินชดเชย" sortable align="right" /&gt;</w:t>
         <w:br/>
@@ -14094,8 +13939,6 @@
         <w:t xml:space="preserve">        &lt;Column field="createdDate" header="วันที่สร้าง" sortable /&gt;</w:t>
         <w:br/>
         <w:t xml:space="preserve">        &lt;Column field="docNo" header="เลขที่เอกสาร" sortable /&gt;</w:t>
-        <w:br/>
-        <w:t xml:space="preserve">        {/* TODO: ยังขาดอีก 5 คอลัมน์ตามตารางฟิลด์ของเอกสารนี้: transferToSpDate, statusName, operatorName, resultText, waitingDays — ต้องให้ BE เพิ่ม field เหล่านี้ใน response ก่อน */}</w:t>
         <w:br/>
         <w:t xml:space="preserve">      &lt;/Table&gt;</w:t>
         <w:br/>
@@ -14202,7 +14045,7 @@
         </w:rPr>
         <w:t>// src/types/sbpgi/report.ts — ตรงกับตาราง API ในเอกสารนี้</w:t>
         <w:br/>
-        <w:t>// วันที่/เดือนใน payload เป็น ค.ศ. (ISO) เสมอ — แปลงเป็น พ.ศ. เฉพาะตอน display</w:t>
+        <w:t>// วันที่/เดือนเป็น ค.ศ. ทั้ง payload (ISO) และ display — ไม่แปลงเป็น พ.ศ. (มติ 2026-08-06)</w:t>
         <w:br/>
         <w:br/>
         <w:t>import type { PageResponse } from '@/types/sbpgi/common';</w:t>
@@ -14459,11 +14302,11 @@
         <w:br/>
         <w:t xml:space="preserve">  newStoreCode: yup.string().matches(/^\d{5}$/, 'รหัสร้านต้องเป็นตัวเลข 5 หลัก'), // รหัสร้านเปิดกระทบ/ร้านเปิดใหม่</w:t>
         <w:br/>
-        <w:t xml:space="preserve">  impactMonthFrom: yup.string().matches(/^\d{4}-(0[1-9]|1[0-2])$/, 'รูปแบบเดือนต้องเป็น YYYY-MM (ค.ศ.)'), // ส่งเป็น ค.ศ. เช่น 2026-05</w:t>
+        <w:t xml:space="preserve">  impactMonthFrom: yup.string().matches(/^\d{4}-(0[1-9]|1[0-2])$/, 'รูปแบบเดือนต้องเป็น YYYY-MM (ค.ศ.)'), // ส่งและแสดงเป็น ค.ศ. เช่น 2026-05</w:t>
         <w:br/>
         <w:t xml:space="preserve">  impactMonthTo: yup.string().matches(/^\d{4}-(0[1-9]|1[0-2])$/, 'รูปแบบเดือนต้องเป็น YYYY-MM (ค.ศ.)'), // ถ้า from &gt; to ให้แสดง validation ก่อน call API</w:t>
         <w:br/>
-        <w:t xml:space="preserve">  storeTypes: yup.array().of(yup.string().defined()), // checkbox เลือกได้มากกว่า 1</w:t>
+        <w:t xml:space="preserve">  storeTypes: yup.array().of(yup.string().defined()), // **ยืนยันจาก master จริงแล้ว (`ข้อมูล Master K2.xlsx` · ชีต `BranchType</w:t>
         <w:br/>
         <w:t xml:space="preserve">  status: yup.string().required('กรุณาระบุ status'), // บังคับเลือก 1 สถานะก่อน Preview/Export</w:t>
         <w:br/>
@@ -14604,7 +14447,7 @@
         <w:keepLines/>
       </w:pPr>
       <w:r>
-        <w:t>payload ใช้วันที่ ค.ศ. เสมอ; แปลงเป็น พ.ศ. เฉพาะตอนแสดงผลผ่าน formatter กลางจุดเดียว</w:t>
+        <w:t>payload และการแสดงผลใช้วันที่ ค.ศ. เสมอ ผ่าน formatter กลางจุดเดียว — ไม่แปลงเป็น พ.ศ. (มติ 2026-08-06)</w:t>
       </w:r>
     </w:p>
     <w:p>

--- a/LLDD/word/FE/LLDD-FE-Report.docx
+++ b/LLDD/word/FE/LLDD-FE-Report.docx
@@ -692,7 +692,7 @@
         <w:keepLines/>
       </w:pPr>
       <w:r>
-        <w:t>Export Excel action</w:t>
+        <w:t>ปุ่มออกผล 3 ตัว (Preview Report · Export Excel · Export CSV to Batch)</w:t>
       </w:r>
     </w:p>
     <w:p>
@@ -1720,7 +1720,7 @@
                 <w:rFonts w:ascii="Arial" w:hAnsi="Arial" w:eastAsia="Arial" w:cs="Tahoma"/>
                 <w:sz w:val="18"/>
               </w:rPr>
-              <w:t xml:space="preserve"> (BGC) · </w:t>
+              <w:t xml:space="preserve"> (Type D — เดิมเรียก BGC) · </w:t>
             </w:r>
             <w:r>
               <w:rPr>
@@ -4930,7 +4930,7 @@
                 <w:rFonts w:ascii="Arial" w:hAnsi="Arial" w:eastAsia="Arial" w:cs="Tahoma"/>
                 <w:sz w:val="18"/>
               </w:rPr>
-              <w:t>Export Excel action</w:t>
+              <w:t>ปุ่มออกผล 3 ตัว (Preview Report · Export Excel · Export CSV to Batch)</w:t>
             </w:r>
           </w:p>
         </w:tc>
@@ -4955,7 +4955,7 @@
                 <w:rFonts w:ascii="Arial" w:hAnsi="Arial" w:eastAsia="Arial" w:cs="Tahoma"/>
                 <w:sz w:val="18"/>
               </w:rPr>
-              <w:t>ส่ง filter snapshot ล่าสุดไป export endpoint และจัดการ download/error state</w:t>
+              <w:t>ส่ง filter snapshot ล่าสุดไป export endpoint และจัดการ download/error state · SDD GI สไลด์ 62 กำหนดปุ่มออกผล 3 ตัว — Preview Report (ดูตัวอย่างก่อนออกไฟล์) · Export Excel (ทีมบัญชีเทียบ SAP) · Export CSV to Batch (ส่งเข้าคิว batch ประมวลผลต่อ)</w:t>
             </w:r>
           </w:p>
         </w:tc>
@@ -4980,7 +4980,7 @@
                 <w:rFonts w:ascii="Arial" w:hAnsi="Arial" w:eastAsia="Arial" w:cs="Tahoma"/>
                 <w:sz w:val="18"/>
               </w:rPr>
-              <w:t>Export Excel ใช้เงื่อนไขเดียวกับการค้นหา และชื่อไฟล์/content type (.xlsx) ตรง response</w:t>
+              <w:t>ทั้งสามปุ่มใช้เงื่อนไขค้นหาชุดเดียวกับตารางผลลัพธ์ และชื่อไฟล์/content type ตรง response (.xlsx สำหรับ Excel · .csv สำหรับ CSV to Batch)</w:t>
             </w:r>
           </w:p>
         </w:tc>
@@ -7998,9 +7998,9 @@
               <w:br/>
               <w:t xml:space="preserve">      "storeName": "รัตนอุทิศ ซ.13",</w:t>
               <w:br/>
-              <w:t xml:space="preserve">      "region": "RS",</w:t>
+              <w:t xml:space="preserve">      "region": "BN",</w:t>
               <w:br/>
-              <w:t xml:space="preserve">      "storeType": "FR Type B"</w:t>
+              <w:t xml:space="preserve">      "storeType": "SBP Type B"</w:t>
               <w:br/>
               <w:t xml:space="preserve">    }</w:t>
               <w:br/>

--- a/LLDD/word/FE/LLDD-FE-Report.docx
+++ b/LLDD/word/FE/LLDD-FE-Report.docx
@@ -500,7 +500,7 @@
                 <w:rFonts w:ascii="Arial" w:hAnsi="Arial" w:eastAsia="Arial" w:cs="Tahoma"/>
                 <w:sz w:val="18"/>
               </w:rPr>
-              <w:t>Kittisak &lt;New&gt; Kaeowika</w:t>
+              <w:t>Chidchanok &lt;lin&gt; Saengamnat</w:t>
             </w:r>
           </w:p>
         </w:tc>
@@ -4436,7 +4436,7 @@
                 <w:rFonts w:ascii="Arial" w:hAnsi="Arial" w:eastAsia="Arial" w:cs="Tahoma"/>
                 <w:sz w:val="18"/>
               </w:rPr>
-              <w:t>GET /store/search (ระบบ SBP เดิม); GET /api/v1/reports/status-summary; GET /api/v1/reports/status-summary/export</w:t>
+              <w:t>GET /store/search (ระบบ SBP เดิม); GET /api/v1/sbpgi/report/status-summary; GET /api/v1/sbpgi/report/status-summary/export</w:t>
             </w:r>
           </w:p>
         </w:tc>
@@ -4546,7 +4546,21 @@
                 <w:rFonts w:ascii="Arial" w:hAnsi="Arial" w:eastAsia="Arial" w:cs="Tahoma"/>
                 <w:sz w:val="18"/>
               </w:rPr>
-              <w:t>Rendered UI state or normalized API response with status/message and audit-ready trace reference.</w:t>
+              <w:t xml:space="preserve">ไม่มีตารางที่เอกสารนี้เขียนเอง — output คือ response ตาม envelope กลาง </w:t>
+            </w:r>
+            <w:r>
+              <w:rPr>
+                <w:rFonts w:ascii="Courier New" w:hAnsi="Courier New" w:eastAsia="Courier New" w:cs="Tahoma"/>
+                <w:sz w:val="18"/>
+              </w:rPr>
+              <w:t>{success, data}</w:t>
+            </w:r>
+            <w:r>
+              <w:rPr>
+                <w:rFonts w:ascii="Arial" w:hAnsi="Arial" w:eastAsia="Arial" w:cs="Tahoma"/>
+                <w:sz w:val="18"/>
+              </w:rPr>
+              <w:t xml:space="preserve"> และร่องรอยที่ตรวจย้อนได้ (log / consideration_logs / workflow_history ของ engine)</w:t>
             </w:r>
           </w:p>
         </w:tc>
@@ -5291,7 +5305,7 @@
                 <w:rFonts w:ascii="Arial" w:hAnsi="Arial" w:eastAsia="Arial" w:cs="Tahoma"/>
                 <w:sz w:val="18"/>
               </w:rPr>
-              <w:t>GET /api/v1/reports/status-summary</w:t>
+              <w:t>GET /api/v1/sbpgi/report/status-summary</w:t>
             </w:r>
           </w:p>
         </w:tc>
@@ -5371,7 +5385,7 @@
                 <w:rFonts w:ascii="Arial" w:hAnsi="Arial" w:eastAsia="Arial" w:cs="Tahoma"/>
                 <w:sz w:val="18"/>
               </w:rPr>
-              <w:t>GET /api/v1/reports/status-summary/export</w:t>
+              <w:t>GET /api/v1/sbpgi/report/status-summary/export</w:t>
             </w:r>
           </w:p>
         </w:tc>
@@ -5725,7 +5739,7 @@
                 <w:rFonts w:ascii="Arial" w:hAnsi="Arial" w:eastAsia="Arial" w:cs="Tahoma"/>
                 <w:sz w:val="18"/>
               </w:rPr>
-              <w:t>GET /api/v1/reports/status-summary</w:t>
+              <w:t>GET /api/v1/sbpgi/report/status-summary</w:t>
             </w:r>
           </w:p>
         </w:tc>
@@ -5935,7 +5949,7 @@
                 <w:rFonts w:ascii="Arial" w:hAnsi="Arial" w:eastAsia="Arial" w:cs="Tahoma"/>
                 <w:sz w:val="18"/>
               </w:rPr>
-              <w:t>GET /api/v1/reports/status-summary/export</w:t>
+              <w:t>GET /api/v1/sbpgi/report/status-summary/export</w:t>
             </w:r>
           </w:p>
         </w:tc>
@@ -5990,7 +6004,7 @@
                 <w:rFonts w:ascii="Arial" w:hAnsi="Arial" w:eastAsia="Arial" w:cs="Tahoma"/>
                 <w:sz w:val="18"/>
               </w:rPr>
-              <w:t>Hover chart</w:t>
+              <w:t>Open detail</w:t>
             </w:r>
           </w:p>
         </w:tc>
@@ -6015,7 +6029,7 @@
                 <w:rFonts w:ascii="Arial" w:hAnsi="Arial" w:eastAsia="Arial" w:cs="Tahoma"/>
                 <w:sz w:val="18"/>
               </w:rPr>
-              <w:t>hover bar chart</w:t>
+              <w:t>คลิกเลขที่เอกสารหรือ row</w:t>
             </w:r>
           </w:p>
         </w:tc>
@@ -6040,112 +6054,7 @@
                 <w:rFonts w:ascii="Arial" w:hAnsi="Arial" w:eastAsia="Arial" w:cs="Tahoma"/>
                 <w:sz w:val="18"/>
               </w:rPr>
-              <w:t>client chart tooltip</w:t>
-            </w:r>
-          </w:p>
-        </w:tc>
-        <w:tc>
-          <w:tcPr>
-            <w:tcW w:type="dxa" w:w="2520"/>
-            <w:vAlign w:val="center"/>
-          </w:tcPr>
-          <w:p>
-            <w:pPr>
-              <w:keepLines/>
-              <w:spacing w:after="0"/>
-            </w:pPr>
-            <w:r>
-              <w:rPr>
-                <w:rFonts w:ascii="Arial" w:hAnsi="Arial" w:eastAsia="Arial" w:cs="Tahoma"/>
-                <w:sz w:val="18"/>
-              </w:rPr>
-            </w:r>
-            <w:r>
-              <w:rPr>
-                <w:rFonts w:ascii="Arial" w:hAnsi="Arial" w:eastAsia="Arial" w:cs="Tahoma"/>
-                <w:sz w:val="18"/>
-              </w:rPr>
-              <w:t>แสดง tooltip จำนวนเอกสาร/ยอดเงินตามภาค</w:t>
-            </w:r>
-          </w:p>
-        </w:tc>
-      </w:tr>
-      <w:tr>
-        <w:trPr>
-          <w:cantSplit/>
-        </w:trPr>
-        <w:tc>
-          <w:tcPr>
-            <w:tcW w:type="dxa" w:w="2520"/>
-            <w:vAlign w:val="center"/>
-          </w:tcPr>
-          <w:p>
-            <w:pPr>
-              <w:keepLines/>
-              <w:spacing w:after="0"/>
-            </w:pPr>
-            <w:r>
-              <w:rPr>
-                <w:rFonts w:ascii="Arial" w:hAnsi="Arial" w:eastAsia="Arial" w:cs="Tahoma"/>
-                <w:sz w:val="18"/>
-              </w:rPr>
-            </w:r>
-            <w:r>
-              <w:rPr>
-                <w:rFonts w:ascii="Arial" w:hAnsi="Arial" w:eastAsia="Arial" w:cs="Tahoma"/>
-                <w:sz w:val="18"/>
-              </w:rPr>
-              <w:t>Open detail</w:t>
-            </w:r>
-          </w:p>
-        </w:tc>
-        <w:tc>
-          <w:tcPr>
-            <w:tcW w:type="dxa" w:w="2520"/>
-            <w:vAlign w:val="center"/>
-          </w:tcPr>
-          <w:p>
-            <w:pPr>
-              <w:keepLines/>
-              <w:spacing w:after="0"/>
-            </w:pPr>
-            <w:r>
-              <w:rPr>
-                <w:rFonts w:ascii="Arial" w:hAnsi="Arial" w:eastAsia="Arial" w:cs="Tahoma"/>
-                <w:sz w:val="18"/>
-              </w:rPr>
-            </w:r>
-            <w:r>
-              <w:rPr>
-                <w:rFonts w:ascii="Arial" w:hAnsi="Arial" w:eastAsia="Arial" w:cs="Tahoma"/>
-                <w:sz w:val="18"/>
-              </w:rPr>
-              <w:t>คลิกเลขที่เอกสารหรือ row</w:t>
-            </w:r>
-          </w:p>
-        </w:tc>
-        <w:tc>
-          <w:tcPr>
-            <w:tcW w:type="dxa" w:w="2520"/>
-            <w:vAlign w:val="center"/>
-          </w:tcPr>
-          <w:p>
-            <w:pPr>
-              <w:keepLines/>
-              <w:spacing w:after="0"/>
-            </w:pPr>
-            <w:r>
-              <w:rPr>
-                <w:rFonts w:ascii="Arial" w:hAnsi="Arial" w:eastAsia="Arial" w:cs="Tahoma"/>
-                <w:sz w:val="18"/>
-              </w:rPr>
-            </w:r>
-            <w:r>
-              <w:rPr>
-                <w:rFonts w:ascii="Arial" w:hAnsi="Arial" w:eastAsia="Arial" w:cs="Tahoma"/>
-                <w:sz w:val="18"/>
-              </w:rPr>
-              <w:t>navigate /documents/{docNo} หรือ preview modal</w:t>
+              <w:t>navigate /sbpgi/document/{docNo} หรือ preview modal</w:t>
             </w:r>
           </w:p>
         </w:tc>
@@ -7050,7 +6959,7 @@
                 <w:rFonts w:ascii="Arial" w:hAnsi="Arial" w:eastAsia="Arial" w:cs="Tahoma"/>
                 <w:sz w:val="18"/>
               </w:rPr>
-              <w:t>GET /api/v1/reports/status-summary</w:t>
+              <w:t>GET /api/v1/sbpgi/report/status-summary</w:t>
             </w:r>
           </w:p>
         </w:tc>
@@ -7260,7 +7169,7 @@
                 <w:rFonts w:ascii="Arial" w:hAnsi="Arial" w:eastAsia="Arial" w:cs="Tahoma"/>
                 <w:sz w:val="18"/>
               </w:rPr>
-              <w:t>GET /api/v1/reports/status-summary/export</w:t>
+              <w:t>GET /api/v1/sbpgi/report/status-summary/export</w:t>
             </w:r>
           </w:p>
         </w:tc>
@@ -7315,7 +7224,7 @@
                 <w:rFonts w:ascii="Arial" w:hAnsi="Arial" w:eastAsia="Arial" w:cs="Tahoma"/>
                 <w:sz w:val="18"/>
               </w:rPr>
-              <w:t>Hover chart</w:t>
+              <w:t>Open detail</w:t>
             </w:r>
           </w:p>
         </w:tc>
@@ -7340,7 +7249,7 @@
                 <w:rFonts w:ascii="Arial" w:hAnsi="Arial" w:eastAsia="Arial" w:cs="Tahoma"/>
                 <w:sz w:val="18"/>
               </w:rPr>
-              <w:t>hover bar chart</w:t>
+              <w:t>คลิกเลขที่เอกสารหรือ row</w:t>
             </w:r>
           </w:p>
         </w:tc>
@@ -7365,112 +7274,7 @@
                 <w:rFonts w:ascii="Arial" w:hAnsi="Arial" w:eastAsia="Arial" w:cs="Tahoma"/>
                 <w:sz w:val="18"/>
               </w:rPr>
-              <w:t>client chart tooltip</w:t>
-            </w:r>
-          </w:p>
-        </w:tc>
-        <w:tc>
-          <w:tcPr>
-            <w:tcW w:type="dxa" w:w="2520"/>
-            <w:vAlign w:val="center"/>
-          </w:tcPr>
-          <w:p>
-            <w:pPr>
-              <w:keepLines/>
-              <w:spacing w:after="0"/>
-            </w:pPr>
-            <w:r>
-              <w:rPr>
-                <w:rFonts w:ascii="Arial" w:hAnsi="Arial" w:eastAsia="Arial" w:cs="Tahoma"/>
-                <w:sz w:val="18"/>
-              </w:rPr>
-            </w:r>
-            <w:r>
-              <w:rPr>
-                <w:rFonts w:ascii="Arial" w:hAnsi="Arial" w:eastAsia="Arial" w:cs="Tahoma"/>
-                <w:sz w:val="18"/>
-              </w:rPr>
-              <w:t>แสดง tooltip จำนวนเอกสาร/ยอดเงินตามภาค</w:t>
-            </w:r>
-          </w:p>
-        </w:tc>
-      </w:tr>
-      <w:tr>
-        <w:trPr>
-          <w:cantSplit/>
-        </w:trPr>
-        <w:tc>
-          <w:tcPr>
-            <w:tcW w:type="dxa" w:w="2520"/>
-            <w:vAlign w:val="center"/>
-          </w:tcPr>
-          <w:p>
-            <w:pPr>
-              <w:keepLines/>
-              <w:spacing w:after="0"/>
-            </w:pPr>
-            <w:r>
-              <w:rPr>
-                <w:rFonts w:ascii="Arial" w:hAnsi="Arial" w:eastAsia="Arial" w:cs="Tahoma"/>
-                <w:sz w:val="18"/>
-              </w:rPr>
-            </w:r>
-            <w:r>
-              <w:rPr>
-                <w:rFonts w:ascii="Arial" w:hAnsi="Arial" w:eastAsia="Arial" w:cs="Tahoma"/>
-                <w:sz w:val="18"/>
-              </w:rPr>
-              <w:t>Open detail</w:t>
-            </w:r>
-          </w:p>
-        </w:tc>
-        <w:tc>
-          <w:tcPr>
-            <w:tcW w:type="dxa" w:w="2520"/>
-            <w:vAlign w:val="center"/>
-          </w:tcPr>
-          <w:p>
-            <w:pPr>
-              <w:keepLines/>
-              <w:spacing w:after="0"/>
-            </w:pPr>
-            <w:r>
-              <w:rPr>
-                <w:rFonts w:ascii="Arial" w:hAnsi="Arial" w:eastAsia="Arial" w:cs="Tahoma"/>
-                <w:sz w:val="18"/>
-              </w:rPr>
-            </w:r>
-            <w:r>
-              <w:rPr>
-                <w:rFonts w:ascii="Arial" w:hAnsi="Arial" w:eastAsia="Arial" w:cs="Tahoma"/>
-                <w:sz w:val="18"/>
-              </w:rPr>
-              <w:t>คลิกเลขที่เอกสารหรือ row</w:t>
-            </w:r>
-          </w:p>
-        </w:tc>
-        <w:tc>
-          <w:tcPr>
-            <w:tcW w:type="dxa" w:w="2520"/>
-            <w:vAlign w:val="center"/>
-          </w:tcPr>
-          <w:p>
-            <w:pPr>
-              <w:keepLines/>
-              <w:spacing w:after="0"/>
-            </w:pPr>
-            <w:r>
-              <w:rPr>
-                <w:rFonts w:ascii="Arial" w:hAnsi="Arial" w:eastAsia="Arial" w:cs="Tahoma"/>
-                <w:sz w:val="18"/>
-              </w:rPr>
-            </w:r>
-            <w:r>
-              <w:rPr>
-                <w:rFonts w:ascii="Arial" w:hAnsi="Arial" w:eastAsia="Arial" w:cs="Tahoma"/>
-                <w:sz w:val="18"/>
-              </w:rPr>
-              <w:t>navigate /documents/{docNo} หรือ preview modal</w:t>
+              <w:t>navigate /sbpgi/document/{docNo} หรือ preview modal</w:t>
             </w:r>
           </w:p>
         </w:tc>
@@ -8665,7 +8469,7 @@
         <w:pageBreakBefore w:val="0"/>
       </w:pPr>
       <w:r>
-        <w:t>GET /api/v1/reports/status-summary</w:t>
+        <w:t>GET /api/v1/sbpgi/report/status-summary</w:t>
       </w:r>
     </w:p>
     <w:p>
@@ -12605,7 +12409,7 @@
         <w:pageBreakBefore w:val="0"/>
       </w:pPr>
       <w:r>
-        <w:t>GET /api/v1/reports/status-summary/export</w:t>
+        <w:t>GET /api/v1/sbpgi/report/status-summary/export</w:t>
       </w:r>
     </w:p>
     <w:p>
@@ -13651,7 +13455,7 @@
                 <w:rFonts w:ascii="Arial" w:hAnsi="Arial" w:eastAsia="Arial" w:cs="Tahoma"/>
                 <w:sz w:val="18"/>
               </w:rPr>
-              <w:t>src/app/(main)/sbpgi/reports/status-summary/page.tsx</w:t>
+              <w:t>src/app/(main)/sbpgi/report/status-summary/page.tsx</w:t>
             </w:r>
           </w:p>
         </w:tc>
@@ -13928,7 +13732,7 @@
         <w:br/>
         <w:t>// หน้ารายงานตรวจสอบประกันรายได้ (filter + ตารางผลลัพธ์ + Export Excel)</w:t>
         <w:br/>
-        <w:t>// route: /sbpgi/reports/status-summary  ·  ต้องมี record ใน GET /menus และสิทธิ์ใน GET /groups/current-user/permissions</w:t>
+        <w:t>// route: /sbpgi/report/status-summary  ·  ต้องมี record ใน GET /menus และสิทธิ์ใน GET /groups/current-user/permissions</w:t>
         <w:br/>
         <w:br/>
         <w:t>import { useState } from 'react';</w:t>
@@ -13945,27 +13749,27 @@
         <w:br/>
         <w:t>import { permissionStore } from '@/stores/permissionStore';</w:t>
         <w:br/>
-        <w:t>import { useReportsStatusSummaryQuery, useReportsStatusSummaryExportDownload } from '@/hooks/sbpgi/report.query';</w:t>
+        <w:t>import { useSbpgiReportStatusSummaryQuery, useSbpgiReportStatusSummaryExportDownload } from '@/hooks/sbpgi/report.query';</w:t>
         <w:br/>
-        <w:t>import type { ReportsStatusSummaryParams, ReportsStatusSummaryItem } from '@/types/sbpgi/report';</w:t>
+        <w:t>import type { SbpgiReportStatusSummaryParams, SbpgiReportStatusSummaryItem } from '@/types/sbpgi/report';</w:t>
         <w:br/>
         <w:t>import ReportForm from '@/components/sbpgi/report/ReportForm';</w:t>
         <w:br/>
         <w:br/>
-        <w:t>const PAGE_URL = '/sbpgi/reports/status-summary';</w:t>
+        <w:t>const PAGE_URL = '/sbpgi/report/status-summary';</w:t>
         <w:br/>
         <w:br/>
-        <w:t>export default function ReportsStatusSummaryPage() {</w:t>
+        <w:t>export default function ReportStatusSummaryPage() {</w:t>
         <w:br/>
         <w:t xml:space="preserve">  const { hasPermission, isPermissionLoaded } = permissionStore();</w:t>
         <w:br/>
         <w:t xml:space="preserve">  // ยิง API เฉพาะตอนกด "ค้นหาข้อมูล" -&gt; ก่อนหน้านั้น submitted = null และ query ถูก disable</w:t>
         <w:br/>
-        <w:t xml:space="preserve">  const [submitted, setSubmitted] = useState&lt;ReportsStatusSummaryParams | null&gt;(null);</w:t>
+        <w:t xml:space="preserve">  const [submitted, setSubmitted] = useState&lt;SbpgiReportStatusSummaryParams | null&gt;(null);</w:t>
         <w:br/>
-        <w:t xml:space="preserve">  const { data, isFetching } = useReportsStatusSummaryQuery(submitted);</w:t>
+        <w:t xml:space="preserve">  const { data, isFetching } = useSbpgiReportStatusSummaryQuery(submitted);</w:t>
         <w:br/>
-        <w:t xml:space="preserve">  const exportExcel = useReportsStatusSummaryExportDownload();</w:t>
+        <w:t xml:space="preserve">  const exportExcel = useSbpgiReportStatusSummaryExportDownload();</w:t>
         <w:br/>
         <w:br/>
         <w:t xml:space="preserve">  const canExport = hasPermission(PAGE_URL, 'canExport');</w:t>
@@ -14096,22 +13900,22 @@
         <w:t>}</w:t>
         <w:br/>
         <w:br/>
-        <w:t>/** GET /api/v1/reports/status-summary — ค้นหาข้อมูลรายงานตรวจสอบประกันรายได้ (14 คอลัมน์ · SDD สไลด์ 60) */</w:t>
+        <w:t>/** GET /api/v1/sbpgi/report/status-summary — ค้นหาข้อมูลรายงานตรวจสอบประกันรายได้ (14 คอลัมน์ · SDD สไลด์ 60) */</w:t>
         <w:br/>
-        <w:t>export async function getReportsStatusSummary(params: T.ReportsStatusSummaryParams): Promise&lt;PageResponse&lt;T.ReportsStatusSummaryItem&gt;&gt; {</w:t>
+        <w:t>export async function getSbpgiReportStatusSummary(params: T.SbpgiReportStatusSummaryParams): Promise&lt;PageResponse&lt;T.SbpgiReportStatusSummaryItem&gt;&gt; {</w:t>
         <w:br/>
-        <w:t xml:space="preserve">  const { data } = await apiClient.get&lt;ApiResponse&lt;PageResponse&lt;T.ReportsStatusSummaryItem&gt;&gt;&gt;('/reports/status-summary', { params });</w:t>
+        <w:t xml:space="preserve">  const { data } = await apiClient.get&lt;ApiResponse&lt;PageResponse&lt;T.SbpgiReportStatusSummaryItem&gt;&gt;&gt;('/sbpgi/report/status-summary', { params });</w:t>
         <w:br/>
         <w:t xml:space="preserve">  return data.data;</w:t>
         <w:br/>
         <w:t>}</w:t>
         <w:br/>
         <w:br/>
-        <w:t>/** GET /api/v1/reports/status-summary/export — Export Excel ด้วย filter เดียวกับการค้นหา */</w:t>
+        <w:t>/** GET /api/v1/sbpgi/report/status-summary/export — Export Excel ด้วย filter เดียวกับการค้นหา */</w:t>
         <w:br/>
-        <w:t>export async function getReportsStatusSummaryExport(params: T.ReportsStatusSummaryParams): Promise&lt;Blob&gt; {</w:t>
+        <w:t>export async function getSbpgiReportStatusSummaryExport(params: T.SbpgiReportStatusSummaryParams): Promise&lt;Blob&gt; {</w:t>
         <w:br/>
-        <w:t xml:space="preserve">  const { data } = await apiClient.get&lt;Blob&gt;('/reports/status-summary/export', { params, responseType: 'blob' });</w:t>
+        <w:t xml:space="preserve">  const { data } = await apiClient.get&lt;Blob&gt;('/sbpgi/report/status-summary/export', { params, responseType: 'blob' });</w:t>
         <w:br/>
         <w:t xml:space="preserve">  return data; // TODO: ตั้งชื่อไฟล์จาก content-disposition แล้วบันทึกด้วย file-saver</w:t>
         <w:br/>
@@ -14178,9 +13982,9 @@
         <w:t>export interface StoreSearchResponse { items: StoreSearchItem[]; }</w:t>
         <w:br/>
         <w:br/>
-        <w:t>/** GET /api/v1/reports/status-summary — request */</w:t>
+        <w:t>/** GET /api/v1/sbpgi/report/status-summary — request */</w:t>
         <w:br/>
-        <w:t>export interface ReportsStatusSummaryParams {</w:t>
+        <w:t>export interface SbpgiReportStatusSummaryParams {</w:t>
         <w:br/>
         <w:t xml:space="preserve">  status?: string;</w:t>
         <w:br/>
@@ -14205,9 +14009,9 @@
         <w:t>}</w:t>
         <w:br/>
         <w:br/>
-        <w:t>/** GET /api/v1/reports/status-summary — 1 แถวในตาราง */</w:t>
+        <w:t>/** GET /api/v1/sbpgi/report/status-summary — 1 แถวในตาราง */</w:t>
         <w:br/>
-        <w:t>export interface ReportsStatusSummaryItem {</w:t>
+        <w:t>export interface SbpgiReportStatusSummaryItem {</w:t>
         <w:br/>
         <w:t xml:space="preserve">  impactedStoreCode: string;</w:t>
         <w:br/>
@@ -14239,7 +14043,7 @@
         <w:br/>
         <w:t>}</w:t>
         <w:br/>
-        <w:t>export type ReportsStatusSummaryListResponse = PageResponse&lt;ReportsStatusSummaryItem&gt;;</w:t>
+        <w:t>export type SbpgiReportStatusSummaryListResponse = PageResponse&lt;SbpgiReportStatusSummaryItem&gt;;</w:t>
         <w:br/>
         <w:br/>
         <w:t>// TODO: ใส่ nullable / required ให้ตรงกับ contract ฉบับล่าสุดของ BE</w:t>
@@ -14283,7 +14087,7 @@
         <w:br/>
         <w:t xml:space="preserve">  storeSearch: (params?: T.StoreSearchParams | null) =&gt; [...reportKeys.all, 'storeSearch', params] as const,</w:t>
         <w:br/>
-        <w:t xml:space="preserve">  reportsStatusSummary: (params?: T.ReportsStatusSummaryParams | null) =&gt; [...reportKeys.all, 'reportsStatusSummary', params] as const,</w:t>
+        <w:t xml:space="preserve">  sbpgiReportStatusSummary: (params?: T.SbpgiReportStatusSummaryParams | null) =&gt; [...reportKeys.all, 'sbpgiReportStatusSummary', params] as const,</w:t>
         <w:br/>
         <w:t>};</w:t>
         <w:br/>
@@ -14305,13 +14109,13 @@
         <w:t>}</w:t>
         <w:br/>
         <w:br/>
-        <w:t>export function useReportsStatusSummaryQuery(params?: T.ReportsStatusSummaryParams | null) {</w:t>
+        <w:t>export function useSbpgiReportStatusSummaryQuery(params?: T.SbpgiReportStatusSummaryParams | null) {</w:t>
         <w:br/>
         <w:t xml:space="preserve">  return useQuery({</w:t>
         <w:br/>
-        <w:t xml:space="preserve">    queryKey: reportKeys.reportsStatusSummary(params),</w:t>
+        <w:t xml:space="preserve">    queryKey: reportKeys.sbpgiReportStatusSummary(params),</w:t>
         <w:br/>
-        <w:t xml:space="preserve">    queryFn: () =&gt; api.getReportsStatusSummary(params!),</w:t>
+        <w:t xml:space="preserve">    queryFn: () =&gt; api.getSbpgiReportStatusSummary(params!),</w:t>
         <w:br/>
         <w:t xml:space="preserve">    enabled: !!params, // ยังไม่ยิงจนกว่าจะมีพารามิเตอร์ครบ</w:t>
         <w:br/>
@@ -14322,13 +14126,13 @@
         <w:t>}</w:t>
         <w:br/>
         <w:br/>
-        <w:t>export function useReportsStatusSummaryExportDownload() {</w:t>
+        <w:t>export function useSbpgiReportStatusSummaryExportDownload() {</w:t>
         <w:br/>
         <w:t xml:space="preserve">  return useMutation({</w:t>
         <w:br/>
-        <w:t xml:space="preserve">    // filter ชุดเดียวกับการค้นหาล่าสุด -&gt; input type = params ของ GET /reports/status-summary</w:t>
+        <w:t xml:space="preserve">    // filter ชุดเดียวกับการค้นหาล่าสุด -&gt; input type = params ของ GET /sbpgi/report/status-summary</w:t>
         <w:br/>
-        <w:t xml:space="preserve">    mutationFn: (params: T.ReportsStatusSummaryParams) =&gt; api.getReportsStatusSummaryExport(params),</w:t>
+        <w:t xml:space="preserve">    mutationFn: (params: T.SbpgiReportStatusSummaryParams) =&gt; api.getSbpgiReportStatusSummaryExport(params),</w:t>
         <w:br/>
         <w:t xml:space="preserve">    onSuccess: (blob) =&gt; saveAs(blob, 'export.xlsx'), // TODO: อ่านชื่อไฟล์จาก content-disposition</w:t>
         <w:br/>
@@ -17790,7 +17594,7 @@
                 <w:rFonts w:ascii="Courier New" w:hAnsi="Courier New" w:eastAsia="Courier New" w:cs="Tahoma"/>
                 <w:sz w:val="18"/>
               </w:rPr>
-              <w:t>GET /api/v1/reports/status-summary</w:t>
+              <w:t>GET /api/v1/sbpgi/report/status-summary</w:t>
             </w:r>
           </w:p>
         </w:tc>
@@ -17870,7 +17674,7 @@
                 <w:rFonts w:ascii="Courier New" w:hAnsi="Courier New" w:eastAsia="Courier New" w:cs="Tahoma"/>
                 <w:sz w:val="18"/>
               </w:rPr>
-              <w:t>GET /api/v1/reports/status-summary/export</w:t>
+              <w:t>GET /api/v1/sbpgi/report/status-summary/export</w:t>
             </w:r>
           </w:p>
         </w:tc>

--- a/LLDD/word/FE/LLDD-FE-Report.docx
+++ b/LLDD/word/FE/LLDD-FE-Report.docx
@@ -659,6 +659,544 @@
     </w:p>
     <w:p>
       <w:pPr>
+        <w:pStyle w:val="Heading2"/>
+        <w:keepNext/>
+        <w:keepLines/>
+        <w:pageBreakBefore w:val="0"/>
+      </w:pPr>
+      <w:r>
+        <w:t>1.1 เอกสาร LLDD ที่เกี่ยวข้อง</w:t>
+      </w:r>
+    </w:p>
+    <w:p>
+      <w:pPr>
+        <w:keepNext w:val="0"/>
+      </w:pPr>
+      <w:r>
+        <w:t>ตารางนี้สร้างจาก endpoint และตารางที่เอกสารฉบับนี้ประกาศไว้จริง — อ่านฉบับที่อยู่ในตารางก่อนลงมือ เพื่อไม่ให้สัญญา request/response หรือชื่อคอลัมน์หลุดจากกัน</w:t>
+      </w:r>
+    </w:p>
+    <w:tbl>
+      <w:tblPr>
+        <w:tblStyle w:val="TableGrid"/>
+        <w:tblW w:type="auto" w:w="0"/>
+        <w:jc w:val="center"/>
+        <w:tblLook w:firstColumn="1" w:firstRow="1" w:lastColumn="0" w:lastRow="0" w:noHBand="0" w:noVBand="1" w:val="04A0"/>
+      </w:tblPr>
+      <w:tblGrid>
+        <w:gridCol w:w="3360"/>
+        <w:gridCol w:w="3360"/>
+        <w:gridCol w:w="3360"/>
+      </w:tblGrid>
+      <w:tr>
+        <w:trPr>
+          <w:cantSplit/>
+        </w:trPr>
+        <w:tc>
+          <w:tcPr>
+            <w:tcW w:type="dxa" w:w="3360"/>
+            <w:vAlign w:val="center"/>
+            <w:shd w:fill="E8EEF5"/>
+          </w:tcPr>
+          <w:p>
+            <w:pPr>
+              <w:keepLines/>
+              <w:spacing w:after="0"/>
+            </w:pPr>
+            <w:r/>
+            <w:r>
+              <w:rPr>
+                <w:rFonts w:ascii="Arial" w:hAnsi="Arial" w:eastAsia="Arial" w:cs="Tahoma"/>
+                <w:b/>
+                <w:sz w:val="18"/>
+              </w:rPr>
+              <w:t>ความสัมพันธ์</w:t>
+            </w:r>
+          </w:p>
+        </w:tc>
+        <w:tc>
+          <w:tcPr>
+            <w:tcW w:type="dxa" w:w="3360"/>
+            <w:vAlign w:val="center"/>
+            <w:shd w:fill="E8EEF5"/>
+          </w:tcPr>
+          <w:p>
+            <w:pPr>
+              <w:keepLines/>
+              <w:spacing w:after="0"/>
+            </w:pPr>
+            <w:r/>
+            <w:r>
+              <w:rPr>
+                <w:rFonts w:ascii="Arial" w:hAnsi="Arial" w:eastAsia="Arial" w:cs="Tahoma"/>
+                <w:b/>
+                <w:sz w:val="18"/>
+              </w:rPr>
+              <w:t>เอกสาร LLDD</w:t>
+            </w:r>
+          </w:p>
+        </w:tc>
+        <w:tc>
+          <w:tcPr>
+            <w:tcW w:type="dxa" w:w="3360"/>
+            <w:vAlign w:val="center"/>
+            <w:shd w:fill="E8EEF5"/>
+          </w:tcPr>
+          <w:p>
+            <w:pPr>
+              <w:keepLines/>
+              <w:spacing w:after="0"/>
+            </w:pPr>
+            <w:r/>
+            <w:r>
+              <w:rPr>
+                <w:rFonts w:ascii="Arial" w:hAnsi="Arial" w:eastAsia="Arial" w:cs="Tahoma"/>
+                <w:b/>
+                <w:sz w:val="18"/>
+              </w:rPr>
+              <w:t>เกี่ยวข้องตรงไหน</w:t>
+            </w:r>
+          </w:p>
+        </w:tc>
+      </w:tr>
+      <w:tr>
+        <w:trPr>
+          <w:cantSplit/>
+        </w:trPr>
+        <w:tc>
+          <w:tcPr>
+            <w:tcW w:type="dxa" w:w="3360"/>
+            <w:vAlign w:val="center"/>
+          </w:tcPr>
+          <w:p>
+            <w:pPr>
+              <w:keepLines/>
+              <w:spacing w:after="0"/>
+            </w:pPr>
+            <w:r>
+              <w:rPr>
+                <w:rFonts w:ascii="Arial" w:hAnsi="Arial" w:eastAsia="Arial" w:cs="Tahoma"/>
+                <w:sz w:val="18"/>
+              </w:rPr>
+            </w:r>
+            <w:r>
+              <w:rPr>
+                <w:rFonts w:ascii="Arial" w:hAnsi="Arial" w:eastAsia="Arial" w:cs="Tahoma"/>
+                <w:sz w:val="18"/>
+              </w:rPr>
+              <w:t>ใช้ endpoint ของ</w:t>
+            </w:r>
+          </w:p>
+        </w:tc>
+        <w:tc>
+          <w:tcPr>
+            <w:tcW w:type="dxa" w:w="3360"/>
+            <w:vAlign w:val="center"/>
+          </w:tcPr>
+          <w:p>
+            <w:pPr>
+              <w:keepLines/>
+              <w:spacing w:after="0"/>
+            </w:pPr>
+            <w:r>
+              <w:rPr>
+                <w:rFonts w:ascii="Arial" w:hAnsi="Arial" w:eastAsia="Arial" w:cs="Tahoma"/>
+                <w:sz w:val="18"/>
+              </w:rPr>
+            </w:r>
+            <w:r>
+              <w:rPr>
+                <w:rFonts w:ascii="Arial" w:hAnsi="Arial" w:eastAsia="Arial" w:cs="Tahoma"/>
+                <w:b/>
+                <w:sz w:val="18"/>
+              </w:rPr>
+              <w:t>LLDD-BE-API-Lookup.pdf</w:t>
+            </w:r>
+          </w:p>
+        </w:tc>
+        <w:tc>
+          <w:tcPr>
+            <w:tcW w:type="dxa" w:w="3360"/>
+            <w:vAlign w:val="center"/>
+          </w:tcPr>
+          <w:p>
+            <w:pPr>
+              <w:keepLines/>
+              <w:spacing w:after="0"/>
+            </w:pPr>
+            <w:r>
+              <w:rPr>
+                <w:rFonts w:ascii="Arial" w:hAnsi="Arial" w:eastAsia="Arial" w:cs="Tahoma"/>
+                <w:sz w:val="18"/>
+              </w:rPr>
+            </w:r>
+            <w:r>
+              <w:rPr>
+                <w:rFonts w:ascii="Arial" w:hAnsi="Arial" w:eastAsia="Arial" w:cs="Tahoma"/>
+                <w:color w:val="8A3324"/>
+                <w:sz w:val="18"/>
+              </w:rPr>
+              <w:t>GET /store/search (ระบบ SBP เดิม)</w:t>
+            </w:r>
+          </w:p>
+        </w:tc>
+      </w:tr>
+      <w:tr>
+        <w:trPr>
+          <w:cantSplit/>
+        </w:trPr>
+        <w:tc>
+          <w:tcPr>
+            <w:tcW w:type="dxa" w:w="3360"/>
+            <w:vAlign w:val="center"/>
+          </w:tcPr>
+          <w:p>
+            <w:pPr>
+              <w:keepLines/>
+              <w:spacing w:after="0"/>
+            </w:pPr>
+            <w:r>
+              <w:rPr>
+                <w:rFonts w:ascii="Arial" w:hAnsi="Arial" w:eastAsia="Arial" w:cs="Tahoma"/>
+                <w:sz w:val="18"/>
+              </w:rPr>
+            </w:r>
+            <w:r>
+              <w:rPr>
+                <w:rFonts w:ascii="Arial" w:hAnsi="Arial" w:eastAsia="Arial" w:cs="Tahoma"/>
+                <w:sz w:val="18"/>
+              </w:rPr>
+              <w:t>ใช้ endpoint ของ</w:t>
+            </w:r>
+          </w:p>
+        </w:tc>
+        <w:tc>
+          <w:tcPr>
+            <w:tcW w:type="dxa" w:w="3360"/>
+            <w:vAlign w:val="center"/>
+          </w:tcPr>
+          <w:p>
+            <w:pPr>
+              <w:keepLines/>
+              <w:spacing w:after="0"/>
+            </w:pPr>
+            <w:r>
+              <w:rPr>
+                <w:rFonts w:ascii="Arial" w:hAnsi="Arial" w:eastAsia="Arial" w:cs="Tahoma"/>
+                <w:sz w:val="18"/>
+              </w:rPr>
+            </w:r>
+            <w:r>
+              <w:rPr>
+                <w:rFonts w:ascii="Arial" w:hAnsi="Arial" w:eastAsia="Arial" w:cs="Tahoma"/>
+                <w:b/>
+                <w:sz w:val="18"/>
+              </w:rPr>
+              <w:t>LLDD-BE-API-Report-and-Master-Data.pdf</w:t>
+            </w:r>
+          </w:p>
+        </w:tc>
+        <w:tc>
+          <w:tcPr>
+            <w:tcW w:type="dxa" w:w="3360"/>
+            <w:vAlign w:val="center"/>
+          </w:tcPr>
+          <w:p>
+            <w:pPr>
+              <w:keepLines/>
+              <w:spacing w:after="0"/>
+            </w:pPr>
+            <w:r>
+              <w:rPr>
+                <w:rFonts w:ascii="Arial" w:hAnsi="Arial" w:eastAsia="Arial" w:cs="Tahoma"/>
+                <w:sz w:val="18"/>
+              </w:rPr>
+            </w:r>
+            <w:r>
+              <w:rPr>
+                <w:rFonts w:ascii="Courier New" w:hAnsi="Courier New" w:eastAsia="Courier New" w:cs="Tahoma"/>
+                <w:sz w:val="18"/>
+              </w:rPr>
+              <w:t>GET /api/v1/sgi/report/status-summary</w:t>
+            </w:r>
+            <w:r>
+              <w:rPr>
+                <w:rFonts w:ascii="Arial" w:hAnsi="Arial" w:eastAsia="Arial" w:cs="Tahoma"/>
+                <w:sz w:val="18"/>
+              </w:rPr>
+              <w:t xml:space="preserve"> · </w:t>
+            </w:r>
+            <w:r>
+              <w:rPr>
+                <w:rFonts w:ascii="Courier New" w:hAnsi="Courier New" w:eastAsia="Courier New" w:cs="Tahoma"/>
+                <w:sz w:val="18"/>
+              </w:rPr>
+              <w:t>GET /api/v1/sgi/report/status-summary/export</w:t>
+            </w:r>
+          </w:p>
+        </w:tc>
+      </w:tr>
+      <w:tr>
+        <w:trPr>
+          <w:cantSplit/>
+        </w:trPr>
+        <w:tc>
+          <w:tcPr>
+            <w:tcW w:type="dxa" w:w="3360"/>
+            <w:vAlign w:val="center"/>
+          </w:tcPr>
+          <w:p>
+            <w:pPr>
+              <w:keepLines/>
+              <w:spacing w:after="0"/>
+            </w:pPr>
+            <w:r>
+              <w:rPr>
+                <w:rFonts w:ascii="Arial" w:hAnsi="Arial" w:eastAsia="Arial" w:cs="Tahoma"/>
+                <w:sz w:val="18"/>
+              </w:rPr>
+            </w:r>
+            <w:r>
+              <w:rPr>
+                <w:rFonts w:ascii="Arial" w:hAnsi="Arial" w:eastAsia="Arial" w:cs="Tahoma"/>
+                <w:sz w:val="18"/>
+              </w:rPr>
+              <w:t>สัญญากลาง</w:t>
+            </w:r>
+          </w:p>
+        </w:tc>
+        <w:tc>
+          <w:tcPr>
+            <w:tcW w:type="dxa" w:w="3360"/>
+            <w:vAlign w:val="center"/>
+          </w:tcPr>
+          <w:p>
+            <w:pPr>
+              <w:keepLines/>
+              <w:spacing w:after="0"/>
+            </w:pPr>
+            <w:r>
+              <w:rPr>
+                <w:rFonts w:ascii="Arial" w:hAnsi="Arial" w:eastAsia="Arial" w:cs="Tahoma"/>
+                <w:sz w:val="18"/>
+              </w:rPr>
+            </w:r>
+            <w:r>
+              <w:rPr>
+                <w:rFonts w:ascii="Arial" w:hAnsi="Arial" w:eastAsia="Arial" w:cs="Tahoma"/>
+                <w:b/>
+                <w:sz w:val="18"/>
+              </w:rPr>
+              <w:t>LLDD-BE-API-Common-Contracts.pdf</w:t>
+            </w:r>
+          </w:p>
+        </w:tc>
+        <w:tc>
+          <w:tcPr>
+            <w:tcW w:type="dxa" w:w="3360"/>
+            <w:vAlign w:val="center"/>
+          </w:tcPr>
+          <w:p>
+            <w:pPr>
+              <w:keepLines/>
+              <w:spacing w:after="0"/>
+            </w:pPr>
+            <w:r>
+              <w:rPr>
+                <w:rFonts w:ascii="Arial" w:hAnsi="Arial" w:eastAsia="Arial" w:cs="Tahoma"/>
+                <w:sz w:val="18"/>
+              </w:rPr>
+            </w:r>
+            <w:r>
+              <w:rPr>
+                <w:rFonts w:ascii="Arial" w:hAnsi="Arial" w:eastAsia="Arial" w:cs="Tahoma"/>
+                <w:sz w:val="18"/>
+              </w:rPr>
+              <w:t xml:space="preserve">envelope </w:t>
+            </w:r>
+            <w:r>
+              <w:rPr>
+                <w:rFonts w:ascii="Courier New" w:hAnsi="Courier New" w:eastAsia="Courier New" w:cs="Tahoma"/>
+                <w:sz w:val="18"/>
+              </w:rPr>
+              <w:t>{success,data}</w:t>
+            </w:r>
+            <w:r>
+              <w:rPr>
+                <w:rFonts w:ascii="Arial" w:hAnsi="Arial" w:eastAsia="Arial" w:cs="Tahoma"/>
+                <w:sz w:val="18"/>
+              </w:rPr>
+              <w:t xml:space="preserve"> · error code · pagination · รูปแบบวันที่/เลขเอกสาร</w:t>
+            </w:r>
+          </w:p>
+        </w:tc>
+      </w:tr>
+      <w:tr>
+        <w:trPr>
+          <w:cantSplit/>
+        </w:trPr>
+        <w:tc>
+          <w:tcPr>
+            <w:tcW w:type="dxa" w:w="3360"/>
+            <w:vAlign w:val="center"/>
+          </w:tcPr>
+          <w:p>
+            <w:pPr>
+              <w:keepLines/>
+              <w:spacing w:after="0"/>
+            </w:pPr>
+            <w:r>
+              <w:rPr>
+                <w:rFonts w:ascii="Arial" w:hAnsi="Arial" w:eastAsia="Arial" w:cs="Tahoma"/>
+                <w:sz w:val="18"/>
+              </w:rPr>
+            </w:r>
+            <w:r>
+              <w:rPr>
+                <w:rFonts w:ascii="Arial" w:hAnsi="Arial" w:eastAsia="Arial" w:cs="Tahoma"/>
+                <w:sz w:val="18"/>
+              </w:rPr>
+              <w:t>สัญญากลาง</w:t>
+            </w:r>
+          </w:p>
+        </w:tc>
+        <w:tc>
+          <w:tcPr>
+            <w:tcW w:type="dxa" w:w="3360"/>
+            <w:vAlign w:val="center"/>
+          </w:tcPr>
+          <w:p>
+            <w:pPr>
+              <w:keepLines/>
+              <w:spacing w:after="0"/>
+            </w:pPr>
+            <w:r>
+              <w:rPr>
+                <w:rFonts w:ascii="Arial" w:hAnsi="Arial" w:eastAsia="Arial" w:cs="Tahoma"/>
+                <w:sz w:val="18"/>
+              </w:rPr>
+            </w:r>
+            <w:r>
+              <w:rPr>
+                <w:rFonts w:ascii="Arial" w:hAnsi="Arial" w:eastAsia="Arial" w:cs="Tahoma"/>
+                <w:b/>
+                <w:sz w:val="18"/>
+              </w:rPr>
+              <w:t>LLDD-FE-Integration-Contracts.pdf</w:t>
+            </w:r>
+          </w:p>
+        </w:tc>
+        <w:tc>
+          <w:tcPr>
+            <w:tcW w:type="dxa" w:w="3360"/>
+            <w:vAlign w:val="center"/>
+          </w:tcPr>
+          <w:p>
+            <w:pPr>
+              <w:keepLines/>
+              <w:spacing w:after="0"/>
+            </w:pPr>
+            <w:r>
+              <w:rPr>
+                <w:rFonts w:ascii="Arial" w:hAnsi="Arial" w:eastAsia="Arial" w:cs="Tahoma"/>
+                <w:sz w:val="18"/>
+              </w:rPr>
+            </w:r>
+            <w:r>
+              <w:rPr>
+                <w:rFonts w:ascii="Arial" w:hAnsi="Arial" w:eastAsia="Arial" w:cs="Tahoma"/>
+                <w:sz w:val="18"/>
+              </w:rPr>
+              <w:t>API client · auth header · error mapping · RBAC/menu gating ฝั่ง FE</w:t>
+            </w:r>
+          </w:p>
+        </w:tc>
+      </w:tr>
+      <w:tr>
+        <w:trPr>
+          <w:cantSplit/>
+        </w:trPr>
+        <w:tc>
+          <w:tcPr>
+            <w:tcW w:type="dxa" w:w="3360"/>
+            <w:vAlign w:val="center"/>
+          </w:tcPr>
+          <w:p>
+            <w:pPr>
+              <w:keepLines/>
+              <w:spacing w:after="0"/>
+            </w:pPr>
+            <w:r>
+              <w:rPr>
+                <w:rFonts w:ascii="Arial" w:hAnsi="Arial" w:eastAsia="Arial" w:cs="Tahoma"/>
+                <w:sz w:val="18"/>
+              </w:rPr>
+            </w:r>
+            <w:r>
+              <w:rPr>
+                <w:rFonts w:ascii="Arial" w:hAnsi="Arial" w:eastAsia="Arial" w:cs="Tahoma"/>
+                <w:sz w:val="18"/>
+              </w:rPr>
+              <w:t>ต้องจบก่อน (ลำดับงาน)</w:t>
+            </w:r>
+          </w:p>
+        </w:tc>
+        <w:tc>
+          <w:tcPr>
+            <w:tcW w:type="dxa" w:w="3360"/>
+            <w:vAlign w:val="center"/>
+          </w:tcPr>
+          <w:p>
+            <w:pPr>
+              <w:keepLines/>
+              <w:spacing w:after="0"/>
+            </w:pPr>
+            <w:r>
+              <w:rPr>
+                <w:rFonts w:ascii="Arial" w:hAnsi="Arial" w:eastAsia="Arial" w:cs="Tahoma"/>
+                <w:sz w:val="18"/>
+              </w:rPr>
+            </w:r>
+            <w:r>
+              <w:rPr>
+                <w:rFonts w:ascii="Arial" w:hAnsi="Arial" w:eastAsia="Arial" w:cs="Tahoma"/>
+                <w:b/>
+                <w:sz w:val="18"/>
+              </w:rPr>
+              <w:t>LLDD-FE-Foundation.pdf</w:t>
+            </w:r>
+          </w:p>
+        </w:tc>
+        <w:tc>
+          <w:tcPr>
+            <w:tcW w:type="dxa" w:w="3360"/>
+            <w:vAlign w:val="center"/>
+          </w:tcPr>
+          <w:p>
+            <w:pPr>
+              <w:keepLines/>
+              <w:spacing w:after="0"/>
+            </w:pPr>
+            <w:r>
+              <w:rPr>
+                <w:rFonts w:ascii="Arial" w:hAnsi="Arial" w:eastAsia="Arial" w:cs="Tahoma"/>
+                <w:sz w:val="18"/>
+              </w:rPr>
+            </w:r>
+            <w:r>
+              <w:rPr>
+                <w:rFonts w:ascii="Arial" w:hAnsi="Arial" w:eastAsia="Arial" w:cs="Tahoma"/>
+                <w:sz w:val="18"/>
+              </w:rPr>
+              <w:t>เป็นฉบับต้นทางของสัญญา/โครงที่ฉบับนี้อ้าง</w:t>
+            </w:r>
+          </w:p>
+        </w:tc>
+      </w:tr>
+    </w:tbl>
+    <w:p/>
+    <w:p>
+      <w:pPr>
         <w:pStyle w:val="Heading1"/>
         <w:keepNext/>
         <w:keepLines/>
@@ -674,7 +1212,7 @@
         <w:keepLines/>
       </w:pPr>
       <w:r>
-        <w:t>Report filters (SDD slide 60 · 2026-08-06: สถานะ*|รหัสร้านถูกกระทบ · รหัสร้านเปิดกระทบ|ประเภทร้าน (รหัสจาก common_code · รหัสที่ 4 รอยืนยัน) · Period Statement From-To (date, ค.ศ.) เต็มแถว · ภาคเต็มแถว · ผลการพิจารณาเต็มแถว)</w:t>
+        <w:t>Report filters (SDD slide 60 · 2026-08-06: สถานะ*|รหัสร้านถูกกระทบ · รหัสร้านเปิดกระทบ|ประเภทร้าน (รหัสจาก common_code · ห้าม hardcode) · Period Statement From-To (date, ค.ศ.) เต็มแถว · ภาคเต็มแถว · ผลการพิจารณาเต็มแถว)</w:t>
       </w:r>
     </w:p>
     <w:p>
@@ -776,7 +1314,7 @@
       <w:r>
         <w:drawing>
           <wp:inline xmlns:a="http://schemas.openxmlformats.org/drawingml/2006/main" xmlns:pic="http://schemas.openxmlformats.org/drawingml/2006/picture">
-            <wp:extent cx="5669280" cy="3047238"/>
+            <wp:extent cx="5669280" cy="3051175"/>
             <wp:docPr id="2" name="Picture 2"/>
             <wp:cNvGraphicFramePr>
               <a:graphicFrameLocks noChangeAspect="1"/>
@@ -797,7 +1335,7 @@
                   <pic:spPr>
                     <a:xfrm>
                       <a:off x="0" y="0"/>
-                      <a:ext cx="5669280" cy="3047238"/>
+                      <a:ext cx="5669280" cy="3051175"/>
                     </a:xfrm>
                     <a:prstGeom prst="rect"/>
                   </pic:spPr>
@@ -829,7 +1367,18 @@
         <w:pageBreakBefore w:val="0"/>
       </w:pPr>
       <w:r>
-        <w:t>4. Implementation Flow Diagram (Reference)</w:t>
+        <w:t>4. Implementation Flow &amp; Sequence Diagram (Reference)</w:t>
+      </w:r>
+    </w:p>
+    <w:p>
+      <w:pPr>
+        <w:pStyle w:val="Heading2"/>
+        <w:keepNext/>
+        <w:keepLines/>
+        <w:pageBreakBefore w:val="0"/>
+      </w:pPr>
+      <w:r>
+        <w:t>4.1 Implementation Flow (ลำดับขั้นการทำงาน)</w:t>
       </w:r>
     </w:p>
     <w:p>
@@ -887,6 +1436,78 @@
     </w:p>
     <w:p>
       <w:pPr>
+        <w:pStyle w:val="Heading2"/>
+        <w:keepNext/>
+        <w:keepLines/>
+        <w:pageBreakBefore w:val="0"/>
+      </w:pPr>
+      <w:r>
+        <w:t>4.2 Sequence Diagram (ใครคุยกับใคร ลำดับไหน)</w:t>
+      </w:r>
+    </w:p>
+    <w:p>
+      <w:pPr>
+        <w:keepNext w:val="0"/>
+      </w:pPr>
+      <w:r>
+        <w:t>ผู้แสดงและลำดับข้อความในภาพนี้สร้างจาก endpoint ในหัวข้อ 7 และตารางในหัวข้อ Reference DB Mapping ของเอกสารฉบับนี้เอง จึงตรงกับสัญญาเสมอ</w:t>
+      </w:r>
+    </w:p>
+    <w:p>
+      <w:pPr>
+        <w:keepNext/>
+        <w:jc w:val="center"/>
+      </w:pPr>
+      <w:r>
+        <w:drawing>
+          <wp:inline xmlns:a="http://schemas.openxmlformats.org/drawingml/2006/main" xmlns:pic="http://schemas.openxmlformats.org/drawingml/2006/picture">
+            <wp:extent cx="5669280" cy="2701657"/>
+            <wp:docPr id="4" name="Picture 4"/>
+            <wp:cNvGraphicFramePr>
+              <a:graphicFrameLocks noChangeAspect="1"/>
+            </wp:cNvGraphicFramePr>
+            <a:graphic>
+              <a:graphicData uri="http://schemas.openxmlformats.org/drawingml/2006/picture">
+                <pic:pic>
+                  <pic:nvPicPr>
+                    <pic:cNvPr id="0" name="FE-LLDD-FE-Report-sequence.png"/>
+                    <pic:cNvPicPr/>
+                  </pic:nvPicPr>
+                  <pic:blipFill>
+                    <a:blip r:embed="rId14"/>
+                    <a:stretch>
+                      <a:fillRect/>
+                    </a:stretch>
+                  </pic:blipFill>
+                  <pic:spPr>
+                    <a:xfrm>
+                      <a:off x="0" y="0"/>
+                      <a:ext cx="5669280" cy="2701657"/>
+                    </a:xfrm>
+                    <a:prstGeom prst="rect"/>
+                  </pic:spPr>
+                </pic:pic>
+              </a:graphicData>
+            </a:graphic>
+          </wp:inline>
+        </w:drawing>
+      </w:r>
+    </w:p>
+    <w:p>
+      <w:pPr>
+        <w:keepLines/>
+        <w:jc w:val="center"/>
+      </w:pPr>
+      <w:r>
+        <w:rPr>
+          <w:i/>
+          <w:sz w:val="18"/>
+        </w:rPr>
+        <w:t>รูปที่ 4: Sequence diagram: LLDD FE - Status Summary Report</w:t>
+      </w:r>
+    </w:p>
+    <w:p>
+      <w:pPr>
         <w:pStyle w:val="Heading1"/>
         <w:keepNext/>
         <w:keepLines/>
@@ -1942,7 +2563,7 @@
                 <w:rFonts w:ascii="Arial" w:hAnsi="Arial" w:eastAsia="Arial" w:cs="Tahoma"/>
                 <w:sz w:val="18"/>
               </w:rPr>
-              <w:t>บังคับเลือก 1 สถานะก่อน Preview/Export; options มาจาก sps_store.workflow_status ของ @srm/glb-workflow (ตาราง document_statuses ของ SBPGI ถูกตัดแล้ว)</w:t>
+              <w:t>บังคับเลือก 1 สถานะก่อน Preview/Export; options มาจาก sps_store.workflow_status ของ @srm/glb-workflow (ตาราง document_statuses ของ SGI ถูกตัดแล้ว)</w:t>
             </w:r>
           </w:p>
         </w:tc>
@@ -4436,7 +5057,7 @@
                 <w:rFonts w:ascii="Arial" w:hAnsi="Arial" w:eastAsia="Arial" w:cs="Tahoma"/>
                 <w:sz w:val="18"/>
               </w:rPr>
-              <w:t>GET /store/search (ระบบ SBP เดิม); GET /api/v1/sbpgi/report/status-summary; GET /api/v1/sbpgi/report/status-summary/export</w:t>
+              <w:t>GET /store/search (ระบบ SBP เดิม); GET /api/v1/sgi/report/status-summary; GET /api/v1/sgi/report/status-summary/export</w:t>
             </w:r>
           </w:p>
         </w:tc>
@@ -4560,7 +5181,7 @@
                 <w:rFonts w:ascii="Arial" w:hAnsi="Arial" w:eastAsia="Arial" w:cs="Tahoma"/>
                 <w:sz w:val="18"/>
               </w:rPr>
-              <w:t xml:space="preserve"> และร่องรอยที่ตรวจย้อนได้ (log / consideration_logs / workflow_history ของ engine)</w:t>
+              <w:t xml:space="preserve"> และร่องรอยที่ตรวจย้อนได้ (log / sgi_consideration_logs / workflow_history ของ engine)</w:t>
             </w:r>
           </w:p>
         </w:tc>
@@ -4734,7 +5355,7 @@
                 <w:rFonts w:ascii="Arial" w:hAnsi="Arial" w:eastAsia="Arial" w:cs="Tahoma"/>
                 <w:sz w:val="18"/>
               </w:rPr>
-              <w:t>Report filters (SDD slide 60 · 2026-08-06: สถานะ*|รหัสร้านถูกกระทบ · รหัสร้านเปิดกระทบ|ประเภทร้าน (รหัสจาก common_code · รหัสที่ 4 รอยืนยัน) · Period Statement From-To (date, ค.ศ.) เต็มแถว · ภาคเต็มแถว · ผลการพิจารณาเต็มแถว)</w:t>
+              <w:t>Report filters (SDD slide 60 · 2026-08-06: สถานะ*|รหัสร้านถูกกระทบ · รหัสร้านเปิดกระทบ|ประเภทร้าน (รหัสจาก common_code · ห้าม hardcode) · Period Statement From-To (date, ค.ศ.) เต็มแถว · ภาคเต็มแถว · ผลการพิจารณาเต็มแถว)</w:t>
             </w:r>
           </w:p>
         </w:tc>
@@ -5305,7 +5926,7 @@
                 <w:rFonts w:ascii="Arial" w:hAnsi="Arial" w:eastAsia="Arial" w:cs="Tahoma"/>
                 <w:sz w:val="18"/>
               </w:rPr>
-              <w:t>GET /api/v1/sbpgi/report/status-summary</w:t>
+              <w:t>GET /api/v1/sgi/report/status-summary</w:t>
             </w:r>
           </w:p>
         </w:tc>
@@ -5385,7 +6006,7 @@
                 <w:rFonts w:ascii="Arial" w:hAnsi="Arial" w:eastAsia="Arial" w:cs="Tahoma"/>
                 <w:sz w:val="18"/>
               </w:rPr>
-              <w:t>GET /api/v1/sbpgi/report/status-summary/export</w:t>
+              <w:t>GET /api/v1/sgi/report/status-summary/export</w:t>
             </w:r>
           </w:p>
         </w:tc>
@@ -5739,7 +6360,7 @@
                 <w:rFonts w:ascii="Arial" w:hAnsi="Arial" w:eastAsia="Arial" w:cs="Tahoma"/>
                 <w:sz w:val="18"/>
               </w:rPr>
-              <w:t>GET /api/v1/sbpgi/report/status-summary</w:t>
+              <w:t>GET /api/v1/sgi/report/status-summary</w:t>
             </w:r>
           </w:p>
         </w:tc>
@@ -5949,7 +6570,7 @@
                 <w:rFonts w:ascii="Arial" w:hAnsi="Arial" w:eastAsia="Arial" w:cs="Tahoma"/>
                 <w:sz w:val="18"/>
               </w:rPr>
-              <w:t>GET /api/v1/sbpgi/report/status-summary/export</w:t>
+              <w:t>GET /api/v1/sgi/report/status-summary/export</w:t>
             </w:r>
           </w:p>
         </w:tc>
@@ -6054,7 +6675,7 @@
                 <w:rFonts w:ascii="Arial" w:hAnsi="Arial" w:eastAsia="Arial" w:cs="Tahoma"/>
                 <w:sz w:val="18"/>
               </w:rPr>
-              <w:t>navigate /sbpgi/document/{docNo} หรือ preview modal</w:t>
+              <w:t>navigate /sgi/document/{docNo} หรือ preview modal</w:t>
             </w:r>
           </w:p>
         </w:tc>
@@ -6959,7 +7580,7 @@
                 <w:rFonts w:ascii="Arial" w:hAnsi="Arial" w:eastAsia="Arial" w:cs="Tahoma"/>
                 <w:sz w:val="18"/>
               </w:rPr>
-              <w:t>GET /api/v1/sbpgi/report/status-summary</w:t>
+              <w:t>GET /api/v1/sgi/report/status-summary</w:t>
             </w:r>
           </w:p>
         </w:tc>
@@ -7169,7 +7790,7 @@
                 <w:rFonts w:ascii="Arial" w:hAnsi="Arial" w:eastAsia="Arial" w:cs="Tahoma"/>
                 <w:sz w:val="18"/>
               </w:rPr>
-              <w:t>GET /api/v1/sbpgi/report/status-summary/export</w:t>
+              <w:t>GET /api/v1/sgi/report/status-summary/export</w:t>
             </w:r>
           </w:p>
         </w:tc>
@@ -7274,7 +7895,7 @@
                 <w:rFonts w:ascii="Arial" w:hAnsi="Arial" w:eastAsia="Arial" w:cs="Tahoma"/>
                 <w:sz w:val="18"/>
               </w:rPr>
-              <w:t>navigate /sbpgi/document/{docNo} หรือ preview modal</w:t>
+              <w:t>navigate /sgi/document/{docNo} หรือ preview modal</w:t>
             </w:r>
           </w:p>
         </w:tc>
@@ -8469,7 +9090,7 @@
         <w:pageBreakBefore w:val="0"/>
       </w:pPr>
       <w:r>
-        <w:t>GET /api/v1/sbpgi/report/status-summary</w:t>
+        <w:t>GET /api/v1/sgi/report/status-summary</w:t>
       </w:r>
     </w:p>
     <w:p>
@@ -12409,7 +13030,7 @@
         <w:pageBreakBefore w:val="0"/>
       </w:pPr>
       <w:r>
-        <w:t>GET /api/v1/sbpgi/report/status-summary/export</w:t>
+        <w:t>GET /api/v1/sgi/report/status-summary/export</w:t>
       </w:r>
     </w:p>
     <w:p>
@@ -13349,13 +13970,13 @@
         <w:t>sbpm</w:t>
       </w:r>
       <w:r>
-        <w:t xml:space="preserve">) — โมดูล SBPGI อยู่ใต้ </w:t>
+        <w:t xml:space="preserve">) — โมดูล SGI อยู่ใต้ </w:t>
       </w:r>
       <w:r>
         <w:rPr>
           <w:rFonts w:ascii="Courier New" w:hAnsi="Courier New" w:eastAsia="Courier New" w:cs="Tahoma"/>
         </w:rPr>
-        <w:t>src/app/(main)/sbpgi/*</w:t>
+        <w:t>src/app/(main)/sgi/*</w:t>
       </w:r>
       <w:r>
         <w:t xml:space="preserve"> และ import ผ่าน alias </w:t>
@@ -13455,7 +14076,7 @@
                 <w:rFonts w:ascii="Arial" w:hAnsi="Arial" w:eastAsia="Arial" w:cs="Tahoma"/>
                 <w:sz w:val="18"/>
               </w:rPr>
-              <w:t>src/app/(main)/sbpgi/report/status-summary/page.tsx</w:t>
+              <w:t>src/app/(main)/sgi/report/status-summary/page.tsx</w:t>
             </w:r>
           </w:p>
         </w:tc>
@@ -13510,7 +14131,7 @@
                 <w:rFonts w:ascii="Arial" w:hAnsi="Arial" w:eastAsia="Arial" w:cs="Tahoma"/>
                 <w:sz w:val="18"/>
               </w:rPr>
-              <w:t>src/components/sbpgi/report/ReportForm.tsx</w:t>
+              <w:t>src/components/sgi/report/ReportForm.tsx</w:t>
             </w:r>
           </w:p>
         </w:tc>
@@ -13565,7 +14186,7 @@
                 <w:rFonts w:ascii="Arial" w:hAnsi="Arial" w:eastAsia="Arial" w:cs="Tahoma"/>
                 <w:sz w:val="18"/>
               </w:rPr>
-              <w:t>src/services/sbpgi/report.service.ts</w:t>
+              <w:t>src/services/sgi/report.service.ts</w:t>
             </w:r>
           </w:p>
         </w:tc>
@@ -13620,7 +14241,7 @@
                 <w:rFonts w:ascii="Arial" w:hAnsi="Arial" w:eastAsia="Arial" w:cs="Tahoma"/>
                 <w:sz w:val="18"/>
               </w:rPr>
-              <w:t>src/hooks/sbpgi/report.query.ts</w:t>
+              <w:t>src/hooks/sgi/report.query.ts</w:t>
             </w:r>
           </w:p>
         </w:tc>
@@ -13675,7 +14296,7 @@
                 <w:rFonts w:ascii="Arial" w:hAnsi="Arial" w:eastAsia="Arial" w:cs="Tahoma"/>
                 <w:sz w:val="18"/>
               </w:rPr>
-              <w:t>src/types/sbpgi/report.ts</w:t>
+              <w:t>src/types/sgi/report.ts</w:t>
             </w:r>
           </w:p>
         </w:tc>
@@ -13732,7 +14353,7 @@
         <w:br/>
         <w:t>// หน้ารายงานตรวจสอบประกันรายได้ (filter + ตารางผลลัพธ์ + Export Excel)</w:t>
         <w:br/>
-        <w:t>// route: /sbpgi/report/status-summary  ·  ต้องมี record ใน GET /menus และสิทธิ์ใน GET /groups/current-user/permissions</w:t>
+        <w:t>// route: /sgi/report/status-summary  ·  ต้องมี record ใน GET /menus และสิทธิ์ใน GET /groups/current-user/permissions</w:t>
         <w:br/>
         <w:br/>
         <w:t>import { useState } from 'react';</w:t>
@@ -13749,14 +14370,14 @@
         <w:br/>
         <w:t>import { permissionStore } from '@/stores/permissionStore';</w:t>
         <w:br/>
-        <w:t>import { useSbpgiReportStatusSummaryQuery, useSbpgiReportStatusSummaryExportDownload } from '@/hooks/sbpgi/report.query';</w:t>
+        <w:t>import { useSgiReportStatusSummaryQuery, useSgiReportStatusSummaryExportDownload } from '@/hooks/sgi/report.query';</w:t>
         <w:br/>
-        <w:t>import type { SbpgiReportStatusSummaryParams, SbpgiReportStatusSummaryItem } from '@/types/sbpgi/report';</w:t>
+        <w:t>import type { SgiReportStatusSummaryParams, SgiReportStatusSummaryItem } from '@/types/sgi/report';</w:t>
         <w:br/>
-        <w:t>import ReportForm from '@/components/sbpgi/report/ReportForm';</w:t>
+        <w:t>import ReportForm from '@/components/sgi/report/ReportForm';</w:t>
         <w:br/>
         <w:br/>
-        <w:t>const PAGE_URL = '/sbpgi/report/status-summary';</w:t>
+        <w:t>const PAGE_URL = '/sgi/report/status-summary';</w:t>
         <w:br/>
         <w:br/>
         <w:t>export default function ReportStatusSummaryPage() {</w:t>
@@ -13765,11 +14386,11 @@
         <w:br/>
         <w:t xml:space="preserve">  // ยิง API เฉพาะตอนกด "ค้นหาข้อมูล" -&gt; ก่อนหน้านั้น submitted = null และ query ถูก disable</w:t>
         <w:br/>
-        <w:t xml:space="preserve">  const [submitted, setSubmitted] = useState&lt;SbpgiReportStatusSummaryParams | null&gt;(null);</w:t>
+        <w:t xml:space="preserve">  const [submitted, setSubmitted] = useState&lt;SgiReportStatusSummaryParams | null&gt;(null);</w:t>
         <w:br/>
-        <w:t xml:space="preserve">  const { data, isFetching } = useSbpgiReportStatusSummaryQuery(submitted);</w:t>
+        <w:t xml:space="preserve">  const { data, isFetching } = useSgiReportStatusSummaryQuery(submitted);</w:t>
         <w:br/>
-        <w:t xml:space="preserve">  const exportExcel = useSbpgiReportStatusSummaryExportDownload();</w:t>
+        <w:t xml:space="preserve">  const exportExcel = useSgiReportStatusSummaryExportDownload();</w:t>
         <w:br/>
         <w:br/>
         <w:t xml:space="preserve">  const canExport = hasPermission(PAGE_URL, 'canExport');</w:t>
@@ -13862,7 +14483,7 @@
         <w:pageBreakBefore w:val="0"/>
       </w:pPr>
       <w:r>
-        <w:t>8.3 service — `src/services/sbpgi/report.service.ts`</w:t>
+        <w:t>8.3 service — `src/services/sgi/report.service.ts`</w:t>
       </w:r>
     </w:p>
     <w:p>
@@ -13875,7 +14496,7 @@
           <w:rFonts w:ascii="Courier New" w:hAnsi="Courier New" w:eastAsia="Courier New" w:cs="Tahoma"/>
           <w:sz w:val="16"/>
         </w:rPr>
-        <w:t>// src/services/sbpgi/report.service.ts</w:t>
+        <w:t>// src/services/sgi/report.service.ts</w:t>
         <w:br/>
         <w:t>// apiClient = axios instance กลาง (baseURL = bffUrl ซึ่งรวม /api/v1 แล้ว, withCredentials, refresh-token interceptor, global loading)</w:t>
         <w:br/>
@@ -13884,9 +14505,9 @@
         <w:br/>
         <w:t>import apiClient from '@/lib/apiClient';</w:t>
         <w:br/>
-        <w:t>import type { ApiResponse, PageResponse } from '@/types/sbpgi/common';</w:t>
+        <w:t>import type { ApiResponse, PageResponse } from '@/types/sgi/common';</w:t>
         <w:br/>
-        <w:t>import type * as T from '@/types/sbpgi/report';</w:t>
+        <w:t>import type * as T from '@/types/sgi/report';</w:t>
         <w:br/>
         <w:br/>
         <w:t>/** GET /store/search (ระบบ SBP เดิม) — Popup เลือกร้านที่ถูกกระทบ */</w:t>
@@ -13900,22 +14521,22 @@
         <w:t>}</w:t>
         <w:br/>
         <w:br/>
-        <w:t>/** GET /api/v1/sbpgi/report/status-summary — ค้นหาข้อมูลรายงานตรวจสอบประกันรายได้ (14 คอลัมน์ · SDD สไลด์ 60) */</w:t>
+        <w:t>/** GET /api/v1/sgi/report/status-summary — ค้นหาข้อมูลรายงานตรวจสอบประกันรายได้ (14 คอลัมน์ · SDD สไลด์ 60) */</w:t>
         <w:br/>
-        <w:t>export async function getSbpgiReportStatusSummary(params: T.SbpgiReportStatusSummaryParams): Promise&lt;PageResponse&lt;T.SbpgiReportStatusSummaryItem&gt;&gt; {</w:t>
+        <w:t>export async function getSgiReportStatusSummary(params: T.SgiReportStatusSummaryParams): Promise&lt;PageResponse&lt;T.SgiReportStatusSummaryItem&gt;&gt; {</w:t>
         <w:br/>
-        <w:t xml:space="preserve">  const { data } = await apiClient.get&lt;ApiResponse&lt;PageResponse&lt;T.SbpgiReportStatusSummaryItem&gt;&gt;&gt;('/sbpgi/report/status-summary', { params });</w:t>
+        <w:t xml:space="preserve">  const { data } = await apiClient.get&lt;ApiResponse&lt;PageResponse&lt;T.SgiReportStatusSummaryItem&gt;&gt;&gt;('/sgi/report/status-summary', { params });</w:t>
         <w:br/>
         <w:t xml:space="preserve">  return data.data;</w:t>
         <w:br/>
         <w:t>}</w:t>
         <w:br/>
         <w:br/>
-        <w:t>/** GET /api/v1/sbpgi/report/status-summary/export — Export Excel ด้วย filter เดียวกับการค้นหา */</w:t>
+        <w:t>/** GET /api/v1/sgi/report/status-summary/export — Export Excel ด้วย filter เดียวกับการค้นหา */</w:t>
         <w:br/>
-        <w:t>export async function getSbpgiReportStatusSummaryExport(params: T.SbpgiReportStatusSummaryParams): Promise&lt;Blob&gt; {</w:t>
+        <w:t>export async function getSgiReportStatusSummaryExport(params: T.SgiReportStatusSummaryParams): Promise&lt;Blob&gt; {</w:t>
         <w:br/>
-        <w:t xml:space="preserve">  const { data } = await apiClient.get&lt;Blob&gt;('/sbpgi/report/status-summary/export', { params, responseType: 'blob' });</w:t>
+        <w:t xml:space="preserve">  const { data } = await apiClient.get&lt;Blob&gt;('/sgi/report/status-summary/export', { params, responseType: 'blob' });</w:t>
         <w:br/>
         <w:t xml:space="preserve">  return data; // TODO: ตั้งชื่อไฟล์จาก content-disposition แล้วบันทึกด้วย file-saver</w:t>
         <w:br/>
@@ -13933,7 +14554,7 @@
         <w:pageBreakBefore w:val="0"/>
       </w:pPr>
       <w:r>
-        <w:t>8.4 types — `src/types/sbpgi/report.ts`</w:t>
+        <w:t>8.4 types — `src/types/sgi/report.ts`</w:t>
       </w:r>
     </w:p>
     <w:p>
@@ -13946,12 +14567,12 @@
           <w:rFonts w:ascii="Courier New" w:hAnsi="Courier New" w:eastAsia="Courier New" w:cs="Tahoma"/>
           <w:sz w:val="16"/>
         </w:rPr>
-        <w:t>// src/types/sbpgi/report.ts — ตรงกับตาราง API ในเอกสารนี้</w:t>
+        <w:t>// src/types/sgi/report.ts — ตรงกับตาราง API ในเอกสารนี้</w:t>
         <w:br/>
         <w:t>// วันที่/เดือนเป็น ค.ศ. ทั้ง payload (ISO) และ display — ไม่แปลงเป็น พ.ศ. (มติ 2026-08-06)</w:t>
         <w:br/>
         <w:br/>
-        <w:t>import type { PageResponse } from '@/types/sbpgi/common';</w:t>
+        <w:t>import type { PageResponse } from '@/types/sgi/common';</w:t>
         <w:br/>
         <w:br/>
         <w:t>/** GET /store/search (ระบบ SBP เดิม) — request */</w:t>
@@ -13982,9 +14603,9 @@
         <w:t>export interface StoreSearchResponse { items: StoreSearchItem[]; }</w:t>
         <w:br/>
         <w:br/>
-        <w:t>/** GET /api/v1/sbpgi/report/status-summary — request */</w:t>
+        <w:t>/** GET /api/v1/sgi/report/status-summary — request */</w:t>
         <w:br/>
-        <w:t>export interface SbpgiReportStatusSummaryParams {</w:t>
+        <w:t>export interface SgiReportStatusSummaryParams {</w:t>
         <w:br/>
         <w:t xml:space="preserve">  status?: string;</w:t>
         <w:br/>
@@ -14009,9 +14630,9 @@
         <w:t>}</w:t>
         <w:br/>
         <w:br/>
-        <w:t>/** GET /api/v1/sbpgi/report/status-summary — 1 แถวในตาราง */</w:t>
+        <w:t>/** GET /api/v1/sgi/report/status-summary — 1 แถวในตาราง */</w:t>
         <w:br/>
-        <w:t>export interface SbpgiReportStatusSummaryItem {</w:t>
+        <w:t>export interface SgiReportStatusSummaryItem {</w:t>
         <w:br/>
         <w:t xml:space="preserve">  impactedStoreCode: string;</w:t>
         <w:br/>
@@ -14043,7 +14664,7 @@
         <w:br/>
         <w:t>}</w:t>
         <w:br/>
-        <w:t>export type SbpgiReportStatusSummaryListResponse = PageResponse&lt;SbpgiReportStatusSummaryItem&gt;;</w:t>
+        <w:t>export type SgiReportStatusSummaryListResponse = PageResponse&lt;SgiReportStatusSummaryItem&gt;;</w:t>
         <w:br/>
         <w:br/>
         <w:t>// TODO: ใส่ nullable / required ให้ตรงกับ contract ฉบับล่าสุดของ BE</w:t>
@@ -14057,7 +14678,7 @@
         <w:pageBreakBefore w:val="0"/>
       </w:pPr>
       <w:r>
-        <w:t>8.5 react-query keys + hooks — `src/hooks/sbpgi/report.query.ts`</w:t>
+        <w:t>8.5 react-query keys + hooks — `src/hooks/sgi/report.query.ts`</w:t>
       </w:r>
     </w:p>
     <w:p>
@@ -14070,24 +14691,24 @@
           <w:rFonts w:ascii="Courier New" w:hAnsi="Courier New" w:eastAsia="Courier New" w:cs="Tahoma"/>
           <w:sz w:val="16"/>
         </w:rPr>
-        <w:t>// src/hooks/sbpgi/report.query.ts</w:t>
+        <w:t>// src/hooks/sgi/report.query.ts</w:t>
         <w:br/>
         <w:t>import { useMutation, useQuery } from '@tanstack/react-query';</w:t>
         <w:br/>
         <w:t>import { saveAs } from 'file-saver';</w:t>
         <w:br/>
-        <w:t>import * as api from '@/services/sbpgi/report.service';</w:t>
+        <w:t>import * as api from '@/services/sgi/report.service';</w:t>
         <w:br/>
-        <w:t>import type * as T from '@/types/sbpgi/report';</w:t>
+        <w:t>import type * as T from '@/types/sgi/report';</w:t>
         <w:br/>
         <w:br/>
         <w:t>export const reportKeys = {</w:t>
         <w:br/>
-        <w:t xml:space="preserve">  all: ['sbpgi', 'report'] as const,</w:t>
+        <w:t xml:space="preserve">  all: ['sgi', 'report'] as const,</w:t>
         <w:br/>
         <w:t xml:space="preserve">  storeSearch: (params?: T.StoreSearchParams | null) =&gt; [...reportKeys.all, 'storeSearch', params] as const,</w:t>
         <w:br/>
-        <w:t xml:space="preserve">  sbpgiReportStatusSummary: (params?: T.SbpgiReportStatusSummaryParams | null) =&gt; [...reportKeys.all, 'sbpgiReportStatusSummary', params] as const,</w:t>
+        <w:t xml:space="preserve">  sgiReportStatusSummary: (params?: T.SgiReportStatusSummaryParams | null) =&gt; [...reportKeys.all, 'sgiReportStatusSummary', params] as const,</w:t>
         <w:br/>
         <w:t>};</w:t>
         <w:br/>
@@ -14109,13 +14730,13 @@
         <w:t>}</w:t>
         <w:br/>
         <w:br/>
-        <w:t>export function useSbpgiReportStatusSummaryQuery(params?: T.SbpgiReportStatusSummaryParams | null) {</w:t>
+        <w:t>export function useSgiReportStatusSummaryQuery(params?: T.SgiReportStatusSummaryParams | null) {</w:t>
         <w:br/>
         <w:t xml:space="preserve">  return useQuery({</w:t>
         <w:br/>
-        <w:t xml:space="preserve">    queryKey: reportKeys.sbpgiReportStatusSummary(params),</w:t>
+        <w:t xml:space="preserve">    queryKey: reportKeys.sgiReportStatusSummary(params),</w:t>
         <w:br/>
-        <w:t xml:space="preserve">    queryFn: () =&gt; api.getSbpgiReportStatusSummary(params!),</w:t>
+        <w:t xml:space="preserve">    queryFn: () =&gt; api.getSgiReportStatusSummary(params!),</w:t>
         <w:br/>
         <w:t xml:space="preserve">    enabled: !!params, // ยังไม่ยิงจนกว่าจะมีพารามิเตอร์ครบ</w:t>
         <w:br/>
@@ -14126,13 +14747,13 @@
         <w:t>}</w:t>
         <w:br/>
         <w:br/>
-        <w:t>export function useSbpgiReportStatusSummaryExportDownload() {</w:t>
+        <w:t>export function useSgiReportStatusSummaryExportDownload() {</w:t>
         <w:br/>
         <w:t xml:space="preserve">  return useMutation({</w:t>
         <w:br/>
-        <w:t xml:space="preserve">    // filter ชุดเดียวกับการค้นหาล่าสุด -&gt; input type = params ของ GET /sbpgi/report/status-summary</w:t>
+        <w:t xml:space="preserve">    // filter ชุดเดียวกับการค้นหาล่าสุด -&gt; input type = params ของ GET /sgi/report/status-summary</w:t>
         <w:br/>
-        <w:t xml:space="preserve">    mutationFn: (params: T.SbpgiReportStatusSummaryParams) =&gt; api.getSbpgiReportStatusSummaryExport(params),</w:t>
+        <w:t xml:space="preserve">    mutationFn: (params: T.SgiReportStatusSummaryParams) =&gt; api.getSgiReportStatusSummaryExport(params),</w:t>
         <w:br/>
         <w:t xml:space="preserve">    onSuccess: (blob) =&gt; saveAs(blob, 'export.xlsx'), // TODO: อ่านชื่อไฟล์จาก content-disposition</w:t>
         <w:br/>
@@ -14149,7 +14770,7 @@
         <w:pageBreakBefore w:val="0"/>
       </w:pPr>
       <w:r>
-        <w:t>8.6 ฟอร์ม + validation — `src/components/sbpgi/report/ReportForm.tsx`</w:t>
+        <w:t>8.6 ฟอร์ม + validation — `src/components/sgi/report/ReportForm.tsx`</w:t>
       </w:r>
     </w:p>
     <w:p>
@@ -17594,7 +18215,7 @@
                 <w:rFonts w:ascii="Courier New" w:hAnsi="Courier New" w:eastAsia="Courier New" w:cs="Tahoma"/>
                 <w:sz w:val="18"/>
               </w:rPr>
-              <w:t>GET /api/v1/sbpgi/report/status-summary</w:t>
+              <w:t>GET /api/v1/sgi/report/status-summary</w:t>
             </w:r>
           </w:p>
         </w:tc>
@@ -17674,7 +18295,7 @@
                 <w:rFonts w:ascii="Courier New" w:hAnsi="Courier New" w:eastAsia="Courier New" w:cs="Tahoma"/>
                 <w:sz w:val="18"/>
               </w:rPr>
-              <w:t>GET /api/v1/sbpgi/report/status-summary/export</w:t>
+              <w:t>GET /api/v1/sgi/report/status-summary/export</w:t>
             </w:r>
           </w:p>
         </w:tc>
